--- a/Paper/FHN_SupplementaryInformation.docx
+++ b/Paper/FHN_SupplementaryInformation.docx
@@ -551,7 +551,7 @@
         </w:rPr>
         <w:t xml:space="preserve">* Corresponding authors: </w:t>
       </w:r>
-      <w:hyperlink r:id="rId7">
+      <w:hyperlink r:id="rId8">
         <w:r>
           <w:rPr>
             <w:rStyle w:val="Hyperlink"/>
@@ -572,7 +572,7 @@
         </w:rPr>
         <w:t xml:space="preserve"> </w:t>
       </w:r>
-      <w:hyperlink r:id="rId8">
+      <w:hyperlink r:id="rId9">
         <w:r>
           <w:rPr>
             <w:rStyle w:val="Hyperlink"/>
@@ -700,7 +700,7 @@
                     <pic:cNvPicPr/>
                   </pic:nvPicPr>
                   <pic:blipFill>
-                    <a:blip r:embed="rId9" cstate="print">
+                    <a:blip r:embed="rId10" cstate="print">
                       <a:extLst>
                         <a:ext uri="{28A0092B-C50C-407E-A947-70E740481C1C}">
                           <a14:useLocalDpi xmlns:a14="http://schemas.microsoft.com/office/drawing/2010/main" val="0"/>
@@ -884,7 +884,7 @@
                     <pic:cNvPicPr/>
                   </pic:nvPicPr>
                   <pic:blipFill>
-                    <a:blip r:embed="rId10">
+                    <a:blip r:embed="rId11">
                       <a:extLst>
                         <a:ext uri="{28A0092B-C50C-407E-A947-70E740481C1C}">
                           <a14:useLocalDpi xmlns:a14="http://schemas.microsoft.com/office/drawing/2010/main" val="0"/>
@@ -990,7 +990,7 @@
                     <pic:cNvPicPr/>
                   </pic:nvPicPr>
                   <pic:blipFill>
-                    <a:blip r:embed="rId11">
+                    <a:blip r:embed="rId12">
                       <a:extLst>
                         <a:ext uri="{28A0092B-C50C-407E-A947-70E740481C1C}">
                           <a14:useLocalDpi xmlns:a14="http://schemas.microsoft.com/office/drawing/2010/main" val="0"/>
@@ -1091,7 +1091,7 @@
                     <pic:cNvPicPr/>
                   </pic:nvPicPr>
                   <pic:blipFill>
-                    <a:blip r:embed="rId12" cstate="print">
+                    <a:blip r:embed="rId13" cstate="print">
                       <a:extLst>
                         <a:ext uri="{28A0092B-C50C-407E-A947-70E740481C1C}">
                           <a14:useLocalDpi xmlns:a14="http://schemas.microsoft.com/office/drawing/2010/main" val="0"/>
@@ -1138,7 +1138,7 @@
                     <pic:cNvPicPr/>
                   </pic:nvPicPr>
                   <pic:blipFill>
-                    <a:blip r:embed="rId13" cstate="print">
+                    <a:blip r:embed="rId14" cstate="print">
                       <a:extLst>
                         <a:ext uri="{28A0092B-C50C-407E-A947-70E740481C1C}">
                           <a14:useLocalDpi xmlns:a14="http://schemas.microsoft.com/office/drawing/2010/main" val="0"/>
@@ -1209,20 +1209,11 @@
         <w:t xml:space="preserve"> present a temporal analysis of FAP across different regions. Our methodology involves the identification of critical turning points in the time series data, complemented by a robust assessment of significant trends using Sen's slope analysis. This non-parametric approach allows us to quantify the magnitude of temporal trends while accounting for non-normality in the data distribution.</w:t>
       </w:r>
       <w:r>
-        <w:t xml:space="preserve"> </w:t>
-      </w:r>
-      <w:r>
-        <w:t>The Sen's slope analysis of Forest Area per Person (</w:t>
+        <w:t xml:space="preserve"> The Sen's slope analysis of Forest Area per Person (</w:t>
       </w:r>
       <w:proofErr w:type="gramStart"/>
       <w:r>
-        <w:t>FAP)</w:t>
-      </w:r>
-      <w:r>
-        <w:t xml:space="preserve"> </w:t>
-      </w:r>
-      <w:r>
-        <w:t xml:space="preserve"> across</w:t>
+        <w:t>FAP)  across</w:t>
       </w:r>
       <w:proofErr w:type="gramEnd"/>
       <w:r>
@@ -1234,13 +1225,7 @@
       </w:r>
       <w:proofErr w:type="spellEnd"/>
       <w:r>
-        <w:t xml:space="preserve"> </w:t>
-      </w:r>
-      <w:r>
-        <w:t xml:space="preserve">reported in Table S1 </w:t>
-      </w:r>
-      <w:r>
-        <w:t>reveals pronounced and statistically significant temporal trends in 14 out of 16 regions. The results demonstrate a predominant pattern of decreasing FAP values worldwide, with only limited exceptions.</w:t>
+        <w:t xml:space="preserve"> reported in Table S1 reveals pronounced and statistically significant temporal trends in 14 out of 16 regions. The results demonstrate a predominant pattern of decreasing FAP values worldwide, with only limited exceptions.</w:t>
       </w:r>
     </w:p>
     <w:p>
@@ -7001,7 +6986,7 @@
                     <pic:cNvPicPr/>
                   </pic:nvPicPr>
                   <pic:blipFill>
-                    <a:blip r:embed="rId14">
+                    <a:blip r:embed="rId15">
                       <a:extLst>
                         <a:ext uri="{28A0092B-C50C-407E-A947-70E740481C1C}">
                           <a14:useLocalDpi xmlns:a14="http://schemas.microsoft.com/office/drawing/2010/main" val="0"/>
@@ -7092,7 +7077,7 @@
                     <pic:cNvPicPr/>
                   </pic:nvPicPr>
                   <pic:blipFill>
-                    <a:blip r:embed="rId15" cstate="print">
+                    <a:blip r:embed="rId16" cstate="print">
                       <a:extLst>
                         <a:ext uri="{28A0092B-C50C-407E-A947-70E740481C1C}">
                           <a14:useLocalDpi xmlns:a14="http://schemas.microsoft.com/office/drawing/2010/main" val="0"/>
@@ -7370,7 +7355,7 @@
                     <pic:cNvPicPr/>
                   </pic:nvPicPr>
                   <pic:blipFill>
-                    <a:blip r:embed="rId16" cstate="print">
+                    <a:blip r:embed="rId17" cstate="print">
                       <a:extLst>
                         <a:ext uri="{28A0092B-C50C-407E-A947-70E740481C1C}">
                           <a14:useLocalDpi xmlns:a14="http://schemas.microsoft.com/office/drawing/2010/main" val="0"/>
@@ -7412,7 +7397,21 @@
           <w:rStyle w:val="captionTitleChar"/>
           <w:rFonts w:cs="Times New Roman"/>
         </w:rPr>
-        <w:t xml:space="preserve">Figure S5. </w:t>
+        <w:t>Figure S</w:t>
+      </w:r>
+      <w:r>
+        <w:rPr>
+          <w:rStyle w:val="captionTitleChar"/>
+          <w:rFonts w:cs="Times New Roman"/>
+        </w:rPr>
+        <w:t>7</w:t>
+      </w:r>
+      <w:r>
+        <w:rPr>
+          <w:rStyle w:val="captionTitleChar"/>
+          <w:rFonts w:cs="Times New Roman"/>
+        </w:rPr>
+        <w:t xml:space="preserve">. </w:t>
       </w:r>
       <w:r>
         <w:rPr>
@@ -7476,7 +7475,7 @@
                     <pic:cNvPicPr/>
                   </pic:nvPicPr>
                   <pic:blipFill>
-                    <a:blip r:embed="rId17" cstate="print">
+                    <a:blip r:embed="rId18" cstate="print">
                       <a:extLst>
                         <a:ext uri="{28A0092B-C50C-407E-A947-70E740481C1C}">
                           <a14:useLocalDpi xmlns:a14="http://schemas.microsoft.com/office/drawing/2010/main" val="0"/>
@@ -7506,7 +7505,19 @@
         <w:rPr>
           <w:rStyle w:val="captionTitleChar"/>
         </w:rPr>
-        <w:t>Figure S6. The figure illustrates the relationship between changes in average values of forest proximity people (FPP) and two other variables: (left) population change, and (right) forest area change across different regions of the world.</w:t>
+        <w:t>Figure S</w:t>
+      </w:r>
+      <w:r>
+        <w:rPr>
+          <w:rStyle w:val="captionTitleChar"/>
+        </w:rPr>
+        <w:t>8</w:t>
+      </w:r>
+      <w:r>
+        <w:rPr>
+          <w:rStyle w:val="captionTitleChar"/>
+        </w:rPr>
+        <w:t>. The figure illustrates the relationship between changes in average values of forest proximity people (FPP) and two other variables: (left) population change, and (right) forest area change across different regions of the world.</w:t>
       </w:r>
     </w:p>
     <w:p>
@@ -7554,7 +7565,7 @@
                     <pic:cNvPicPr/>
                   </pic:nvPicPr>
                   <pic:blipFill>
-                    <a:blip r:embed="rId18" cstate="print">
+                    <a:blip r:embed="rId19" cstate="print">
                       <a:extLst>
                         <a:ext uri="{28A0092B-C50C-407E-A947-70E740481C1C}">
                           <a14:useLocalDpi xmlns:a14="http://schemas.microsoft.com/office/drawing/2010/main" val="0"/>
@@ -7597,7 +7608,7 @@
         <w:rPr>
           <w:rStyle w:val="captionTitleChar"/>
         </w:rPr>
-        <w:t>7</w:t>
+        <w:t>9</w:t>
       </w:r>
       <w:r>
         <w:rPr>
@@ -7680,19 +7691,5136 @@
     </w:p>
     <w:p>
       <w:pPr>
-        <w:pStyle w:val="Heading2"/>
-        <w:rPr>
-          <w:lang w:val="en-US"/>
+        <w:pStyle w:val="Heading3"/>
+      </w:pPr>
+      <w:r>
+        <w:lastRenderedPageBreak/>
+        <w:t>Temporal Analysis</w:t>
+      </w:r>
+    </w:p>
+    <w:p>
+      <w:pPr>
+        <w:pStyle w:val="mainText"/>
+      </w:pPr>
+      <w:r>
+        <w:t>The Sen's slope analysis for</w:t>
+      </w:r>
+      <w:r>
+        <w:t xml:space="preserve"> relative value of the</w:t>
+      </w:r>
+      <w:r>
+        <w:t xml:space="preserve"> Forest Proximate People</w:t>
+      </w:r>
+      <w:r>
+        <w:t xml:space="preserve"> (</w:t>
+      </w:r>
+      <m:oMath>
+        <m:acc>
+          <m:accPr>
+            <m:chr m:val="̅"/>
+            <m:ctrlPr>
+              <w:rPr>
+                <w:rFonts w:ascii="Cambria Math" w:eastAsia="Times New Roman" w:hAnsi="Cambria Math" w:cs="Times New Roman"/>
+                <w:i/>
+                <w:color w:val="000000" w:themeColor="text1"/>
+                <w:lang w:val="en-GB"/>
+              </w:rPr>
+            </m:ctrlPr>
+          </m:accPr>
+          <m:e>
+            <m:r>
+              <w:rPr>
+                <w:rFonts w:ascii="Cambria Math" w:eastAsia="Times New Roman" w:hAnsi="Cambria Math" w:cs="Times New Roman"/>
+                <w:color w:val="000000" w:themeColor="text1"/>
+                <w:lang w:val="en-GB"/>
+              </w:rPr>
+              <m:t>FPP</m:t>
+            </m:r>
+          </m:e>
+        </m:acc>
+      </m:oMath>
+      <w:r>
+        <w:t>)</w:t>
+      </w:r>
+      <w:r>
+        <w:t xml:space="preserve"> reveals an interesting pattern that contrasts with the FAP results. While FAP predominantly showed decreasing trends globally, </w:t>
+      </w:r>
+      <m:oMath>
+        <m:acc>
+          <m:accPr>
+            <m:chr m:val="̅"/>
+            <m:ctrlPr>
+              <w:rPr>
+                <w:rFonts w:ascii="Cambria Math" w:eastAsia="Times New Roman" w:hAnsi="Cambria Math" w:cs="Times New Roman"/>
+                <w:i/>
+                <w:color w:val="000000" w:themeColor="text1"/>
+                <w:lang w:val="en-GB"/>
+              </w:rPr>
+            </m:ctrlPr>
+          </m:accPr>
+          <m:e>
+            <m:r>
+              <w:rPr>
+                <w:rFonts w:ascii="Cambria Math" w:eastAsia="Times New Roman" w:hAnsi="Cambria Math" w:cs="Times New Roman"/>
+                <w:color w:val="000000" w:themeColor="text1"/>
+                <w:lang w:val="en-GB"/>
+              </w:rPr>
+              <m:t>FPP</m:t>
+            </m:r>
+          </m:e>
+        </m:acc>
+      </m:oMath>
+      <w:r>
+        <w:t xml:space="preserve"> </w:t>
+      </w:r>
+      <w:r>
+        <w:t>demonstrates a more balanced distribution of increasing and decreasing trends across regions</w:t>
+      </w:r>
+      <w:r>
+        <w:t xml:space="preserve"> as shown in Table S2 and Figure S10</w:t>
+      </w:r>
+      <w:r>
+        <w:t>.</w:t>
+      </w:r>
+    </w:p>
+    <w:p>
+      <w:pPr>
+        <w:pStyle w:val="Caption"/>
+        <w:keepNext/>
+      </w:pPr>
+      <w:r>
+        <w:t>S1. Sen's slope analysis for FAP</w:t>
+      </w:r>
+    </w:p>
+    <w:tbl>
+      <w:tblPr>
+        <w:tblW w:w="0" w:type="auto"/>
+        <w:shd w:val="clear" w:color="auto" w:fill="FFFFFF"/>
+        <w:tblCellMar>
+          <w:top w:w="15" w:type="dxa"/>
+          <w:left w:w="15" w:type="dxa"/>
+          <w:bottom w:w="15" w:type="dxa"/>
+          <w:right w:w="15" w:type="dxa"/>
+        </w:tblCellMar>
+        <w:tblLook w:val="04A0" w:firstRow="1" w:lastRow="0" w:firstColumn="1" w:lastColumn="0" w:noHBand="0" w:noVBand="1"/>
+      </w:tblPr>
+      <w:tblGrid>
+        <w:gridCol w:w="1791"/>
+        <w:gridCol w:w="1061"/>
+        <w:gridCol w:w="1293"/>
+        <w:gridCol w:w="741"/>
+        <w:gridCol w:w="1127"/>
+        <w:gridCol w:w="1161"/>
+      </w:tblGrid>
+      <w:tr>
+        <w:trPr>
+          <w:gridAfter w:val="1"/>
+          <w:tblHeader/>
+        </w:trPr>
+        <w:tc>
+          <w:tcPr>
+            <w:tcW w:w="0" w:type="auto"/>
+            <w:tcBorders>
+              <w:top w:val="nil"/>
+              <w:left w:val="nil"/>
+              <w:bottom w:val="nil"/>
+              <w:right w:val="nil"/>
+            </w:tcBorders>
+            <w:shd w:val="clear" w:color="auto" w:fill="FFFFFF"/>
+            <w:tcMar>
+              <w:top w:w="120" w:type="dxa"/>
+              <w:left w:w="120" w:type="dxa"/>
+              <w:bottom w:w="120" w:type="dxa"/>
+              <w:right w:w="120" w:type="dxa"/>
+            </w:tcMar>
+            <w:vAlign w:val="center"/>
+            <w:hideMark/>
+          </w:tcPr>
+          <w:p>
+            <w:pPr>
+              <w:spacing w:after="0" w:line="240" w:lineRule="auto"/>
+              <w:jc w:val="right"/>
+              <w:rPr>
+                <w:rFonts w:ascii="Helvetica Neue" w:eastAsia="Times New Roman" w:hAnsi="Helvetica Neue" w:cs="Times New Roman"/>
+                <w:b/>
+                <w:bCs/>
+                <w:color w:val="000000"/>
+                <w:sz w:val="18"/>
+                <w:szCs w:val="18"/>
+                <w:lang w:val="en-IT" w:eastAsia="en-GB"/>
+              </w:rPr>
+            </w:pPr>
+            <w:r>
+              <w:rPr>
+                <w:rFonts w:ascii="Helvetica Neue" w:eastAsia="Times New Roman" w:hAnsi="Helvetica Neue" w:cs="Times New Roman"/>
+                <w:b/>
+                <w:bCs/>
+                <w:color w:val="000000"/>
+                <w:sz w:val="18"/>
+                <w:szCs w:val="18"/>
+                <w:lang w:val="en-IT" w:eastAsia="en-GB"/>
+              </w:rPr>
+              <w:t>Slope</w:t>
+            </w:r>
+          </w:p>
+        </w:tc>
+        <w:tc>
+          <w:tcPr>
+            <w:tcW w:w="0" w:type="auto"/>
+            <w:tcBorders>
+              <w:top w:val="nil"/>
+              <w:left w:val="nil"/>
+              <w:bottom w:val="nil"/>
+              <w:right w:val="nil"/>
+            </w:tcBorders>
+            <w:shd w:val="clear" w:color="auto" w:fill="FFFFFF"/>
+            <w:tcMar>
+              <w:top w:w="120" w:type="dxa"/>
+              <w:left w:w="120" w:type="dxa"/>
+              <w:bottom w:w="120" w:type="dxa"/>
+              <w:right w:w="120" w:type="dxa"/>
+            </w:tcMar>
+            <w:vAlign w:val="center"/>
+            <w:hideMark/>
+          </w:tcPr>
+          <w:p>
+            <w:pPr>
+              <w:spacing w:after="0" w:line="240" w:lineRule="auto"/>
+              <w:jc w:val="right"/>
+              <w:rPr>
+                <w:rFonts w:ascii="Helvetica Neue" w:eastAsia="Times New Roman" w:hAnsi="Helvetica Neue" w:cs="Times New Roman"/>
+                <w:b/>
+                <w:bCs/>
+                <w:color w:val="000000"/>
+                <w:sz w:val="18"/>
+                <w:szCs w:val="18"/>
+                <w:lang w:val="en-IT" w:eastAsia="en-GB"/>
+              </w:rPr>
+            </w:pPr>
+            <w:r>
+              <w:rPr>
+                <w:rFonts w:ascii="Helvetica Neue" w:eastAsia="Times New Roman" w:hAnsi="Helvetica Neue" w:cs="Times New Roman"/>
+                <w:b/>
+                <w:bCs/>
+                <w:color w:val="000000"/>
+                <w:sz w:val="18"/>
+                <w:szCs w:val="18"/>
+                <w:lang w:val="en-IT" w:eastAsia="en-GB"/>
+              </w:rPr>
+              <w:t>p-value</w:t>
+            </w:r>
+          </w:p>
+        </w:tc>
+        <w:tc>
+          <w:tcPr>
+            <w:tcW w:w="0" w:type="auto"/>
+            <w:tcBorders>
+              <w:top w:val="nil"/>
+              <w:left w:val="nil"/>
+              <w:bottom w:val="nil"/>
+              <w:right w:val="nil"/>
+            </w:tcBorders>
+            <w:shd w:val="clear" w:color="auto" w:fill="FFFFFF"/>
+            <w:tcMar>
+              <w:top w:w="120" w:type="dxa"/>
+              <w:left w:w="120" w:type="dxa"/>
+              <w:bottom w:w="120" w:type="dxa"/>
+              <w:right w:w="120" w:type="dxa"/>
+            </w:tcMar>
+            <w:vAlign w:val="center"/>
+            <w:hideMark/>
+          </w:tcPr>
+          <w:p>
+            <w:pPr>
+              <w:spacing w:after="0" w:line="240" w:lineRule="auto"/>
+              <w:jc w:val="right"/>
+              <w:rPr>
+                <w:rFonts w:ascii="Helvetica Neue" w:eastAsia="Times New Roman" w:hAnsi="Helvetica Neue" w:cs="Times New Roman"/>
+                <w:b/>
+                <w:bCs/>
+                <w:color w:val="000000"/>
+                <w:sz w:val="18"/>
+                <w:szCs w:val="18"/>
+                <w:lang w:val="en-IT" w:eastAsia="en-GB"/>
+              </w:rPr>
+            </w:pPr>
+            <w:r>
+              <w:rPr>
+                <w:rFonts w:ascii="Helvetica Neue" w:eastAsia="Times New Roman" w:hAnsi="Helvetica Neue" w:cs="Times New Roman"/>
+                <w:b/>
+                <w:bCs/>
+                <w:color w:val="000000"/>
+                <w:sz w:val="18"/>
+                <w:szCs w:val="18"/>
+                <w:lang w:val="en-IT" w:eastAsia="en-GB"/>
+              </w:rPr>
+              <w:t>Significance</w:t>
+            </w:r>
+          </w:p>
+        </w:tc>
+        <w:tc>
+          <w:tcPr>
+            <w:tcW w:w="0" w:type="auto"/>
+            <w:tcBorders>
+              <w:top w:val="nil"/>
+              <w:left w:val="nil"/>
+              <w:bottom w:val="nil"/>
+              <w:right w:val="nil"/>
+            </w:tcBorders>
+            <w:shd w:val="clear" w:color="auto" w:fill="FFFFFF"/>
+            <w:tcMar>
+              <w:top w:w="120" w:type="dxa"/>
+              <w:left w:w="120" w:type="dxa"/>
+              <w:bottom w:w="120" w:type="dxa"/>
+              <w:right w:w="120" w:type="dxa"/>
+            </w:tcMar>
+            <w:vAlign w:val="center"/>
+            <w:hideMark/>
+          </w:tcPr>
+          <w:p>
+            <w:pPr>
+              <w:spacing w:after="0" w:line="240" w:lineRule="auto"/>
+              <w:jc w:val="right"/>
+              <w:rPr>
+                <w:rFonts w:ascii="Helvetica Neue" w:eastAsia="Times New Roman" w:hAnsi="Helvetica Neue" w:cs="Times New Roman"/>
+                <w:b/>
+                <w:bCs/>
+                <w:color w:val="000000"/>
+                <w:sz w:val="18"/>
+                <w:szCs w:val="18"/>
+                <w:lang w:val="en-IT" w:eastAsia="en-GB"/>
+              </w:rPr>
+            </w:pPr>
+            <w:r>
+              <w:rPr>
+                <w:rFonts w:ascii="Helvetica Neue" w:eastAsia="Times New Roman" w:hAnsi="Helvetica Neue" w:cs="Times New Roman"/>
+                <w:b/>
+                <w:bCs/>
+                <w:color w:val="000000"/>
+                <w:sz w:val="18"/>
+                <w:szCs w:val="18"/>
+                <w:lang w:val="en-IT" w:eastAsia="en-GB"/>
+              </w:rPr>
+              <w:t>Trend</w:t>
+            </w:r>
+          </w:p>
+        </w:tc>
+        <w:tc>
+          <w:tcPr>
+            <w:tcW w:w="0" w:type="auto"/>
+            <w:tcBorders>
+              <w:top w:val="nil"/>
+              <w:left w:val="nil"/>
+              <w:bottom w:val="nil"/>
+              <w:right w:val="nil"/>
+            </w:tcBorders>
+            <w:shd w:val="clear" w:color="auto" w:fill="FFFFFF"/>
+            <w:tcMar>
+              <w:top w:w="120" w:type="dxa"/>
+              <w:left w:w="120" w:type="dxa"/>
+              <w:bottom w:w="120" w:type="dxa"/>
+              <w:right w:w="120" w:type="dxa"/>
+            </w:tcMar>
+            <w:vAlign w:val="center"/>
+            <w:hideMark/>
+          </w:tcPr>
+          <w:p>
+            <w:pPr>
+              <w:spacing w:after="0" w:line="240" w:lineRule="auto"/>
+              <w:jc w:val="right"/>
+              <w:rPr>
+                <w:rFonts w:ascii="Helvetica Neue" w:eastAsia="Times New Roman" w:hAnsi="Helvetica Neue" w:cs="Times New Roman"/>
+                <w:b/>
+                <w:bCs/>
+                <w:color w:val="000000"/>
+                <w:sz w:val="18"/>
+                <w:szCs w:val="18"/>
+                <w:lang w:val="en-IT" w:eastAsia="en-GB"/>
+              </w:rPr>
+            </w:pPr>
+            <w:r>
+              <w:rPr>
+                <w:rFonts w:ascii="Helvetica Neue" w:eastAsia="Times New Roman" w:hAnsi="Helvetica Neue" w:cs="Times New Roman"/>
+                <w:b/>
+                <w:bCs/>
+                <w:color w:val="000000"/>
+                <w:sz w:val="18"/>
+                <w:szCs w:val="18"/>
+                <w:lang w:val="en-IT" w:eastAsia="en-GB"/>
+              </w:rPr>
+              <w:t>Intercept</w:t>
+            </w:r>
+          </w:p>
+        </w:tc>
+      </w:tr>
+      <w:tr>
+        <w:tc>
+          <w:tcPr>
+            <w:tcW w:w="0" w:type="auto"/>
+            <w:tcBorders>
+              <w:top w:val="nil"/>
+              <w:left w:val="nil"/>
+              <w:bottom w:val="nil"/>
+              <w:right w:val="nil"/>
+            </w:tcBorders>
+            <w:shd w:val="clear" w:color="auto" w:fill="F5F5F5"/>
+            <w:tcMar>
+              <w:top w:w="120" w:type="dxa"/>
+              <w:left w:w="120" w:type="dxa"/>
+              <w:bottom w:w="120" w:type="dxa"/>
+              <w:right w:w="120" w:type="dxa"/>
+            </w:tcMar>
+            <w:vAlign w:val="center"/>
+            <w:hideMark/>
+          </w:tcPr>
+          <w:p>
+            <w:pPr>
+              <w:spacing w:after="0" w:line="240" w:lineRule="auto"/>
+              <w:jc w:val="right"/>
+              <w:rPr>
+                <w:rFonts w:ascii="Helvetica Neue" w:eastAsia="Times New Roman" w:hAnsi="Helvetica Neue" w:cs="Times New Roman"/>
+                <w:color w:val="000000"/>
+                <w:sz w:val="18"/>
+                <w:szCs w:val="18"/>
+                <w:lang w:val="en-IT" w:eastAsia="en-GB"/>
+              </w:rPr>
+            </w:pPr>
+            <w:r>
+              <w:rPr>
+                <w:rFonts w:ascii="Helvetica Neue" w:eastAsia="Times New Roman" w:hAnsi="Helvetica Neue" w:cs="Times New Roman"/>
+                <w:color w:val="000000"/>
+                <w:sz w:val="18"/>
+                <w:szCs w:val="18"/>
+                <w:lang w:val="en-IT" w:eastAsia="en-GB"/>
+              </w:rPr>
+              <w:t>Central Asia</w:t>
+            </w:r>
+          </w:p>
+        </w:tc>
+        <w:tc>
+          <w:tcPr>
+            <w:tcW w:w="0" w:type="auto"/>
+            <w:tcBorders>
+              <w:top w:val="nil"/>
+              <w:left w:val="nil"/>
+              <w:bottom w:val="nil"/>
+              <w:right w:val="nil"/>
+            </w:tcBorders>
+            <w:shd w:val="clear" w:color="auto" w:fill="F5F5F5"/>
+            <w:tcMar>
+              <w:top w:w="120" w:type="dxa"/>
+              <w:left w:w="120" w:type="dxa"/>
+              <w:bottom w:w="120" w:type="dxa"/>
+              <w:right w:w="120" w:type="dxa"/>
+            </w:tcMar>
+            <w:vAlign w:val="center"/>
+            <w:hideMark/>
+          </w:tcPr>
+          <w:p>
+            <w:pPr>
+              <w:spacing w:after="0" w:line="240" w:lineRule="auto"/>
+              <w:jc w:val="right"/>
+              <w:rPr>
+                <w:rFonts w:ascii="Helvetica Neue" w:eastAsia="Times New Roman" w:hAnsi="Helvetica Neue" w:cs="Times New Roman"/>
+                <w:color w:val="000000"/>
+                <w:sz w:val="18"/>
+                <w:szCs w:val="18"/>
+                <w:lang w:val="en-IT" w:eastAsia="en-GB"/>
+              </w:rPr>
+            </w:pPr>
+            <w:r>
+              <w:rPr>
+                <w:rFonts w:ascii="Helvetica Neue" w:eastAsia="Times New Roman" w:hAnsi="Helvetica Neue" w:cs="Times New Roman"/>
+                <w:color w:val="000000"/>
+                <w:sz w:val="18"/>
+                <w:szCs w:val="18"/>
+                <w:lang w:val="en-IT" w:eastAsia="en-GB"/>
+              </w:rPr>
+              <w:t>-7.599013</w:t>
+            </w:r>
+          </w:p>
+        </w:tc>
+        <w:tc>
+          <w:tcPr>
+            <w:tcW w:w="0" w:type="auto"/>
+            <w:tcBorders>
+              <w:top w:val="nil"/>
+              <w:left w:val="nil"/>
+              <w:bottom w:val="nil"/>
+              <w:right w:val="nil"/>
+            </w:tcBorders>
+            <w:shd w:val="clear" w:color="auto" w:fill="F5F5F5"/>
+            <w:tcMar>
+              <w:top w:w="120" w:type="dxa"/>
+              <w:left w:w="120" w:type="dxa"/>
+              <w:bottom w:w="120" w:type="dxa"/>
+              <w:right w:w="120" w:type="dxa"/>
+            </w:tcMar>
+            <w:vAlign w:val="center"/>
+            <w:hideMark/>
+          </w:tcPr>
+          <w:p>
+            <w:pPr>
+              <w:spacing w:after="0" w:line="240" w:lineRule="auto"/>
+              <w:jc w:val="right"/>
+              <w:rPr>
+                <w:rFonts w:ascii="Helvetica Neue" w:eastAsia="Times New Roman" w:hAnsi="Helvetica Neue" w:cs="Times New Roman"/>
+                <w:color w:val="000000"/>
+                <w:sz w:val="18"/>
+                <w:szCs w:val="18"/>
+                <w:lang w:val="en-IT" w:eastAsia="en-GB"/>
+              </w:rPr>
+            </w:pPr>
+            <w:r>
+              <w:rPr>
+                <w:rFonts w:ascii="Helvetica Neue" w:eastAsia="Times New Roman" w:hAnsi="Helvetica Neue" w:cs="Times New Roman"/>
+                <w:color w:val="000000"/>
+                <w:sz w:val="18"/>
+                <w:szCs w:val="18"/>
+                <w:lang w:val="en-IT" w:eastAsia="en-GB"/>
+              </w:rPr>
+              <w:t>0.001282</w:t>
+            </w:r>
+          </w:p>
+        </w:tc>
+        <w:tc>
+          <w:tcPr>
+            <w:tcW w:w="0" w:type="auto"/>
+            <w:tcBorders>
+              <w:top w:val="nil"/>
+              <w:left w:val="nil"/>
+              <w:bottom w:val="nil"/>
+              <w:right w:val="nil"/>
+            </w:tcBorders>
+            <w:shd w:val="clear" w:color="auto" w:fill="F5F5F5"/>
+            <w:tcMar>
+              <w:top w:w="120" w:type="dxa"/>
+              <w:left w:w="120" w:type="dxa"/>
+              <w:bottom w:w="120" w:type="dxa"/>
+              <w:right w:w="120" w:type="dxa"/>
+            </w:tcMar>
+            <w:vAlign w:val="center"/>
+            <w:hideMark/>
+          </w:tcPr>
+          <w:p>
+            <w:pPr>
+              <w:spacing w:after="0" w:line="240" w:lineRule="auto"/>
+              <w:jc w:val="right"/>
+              <w:rPr>
+                <w:rFonts w:ascii="Helvetica Neue" w:eastAsia="Times New Roman" w:hAnsi="Helvetica Neue" w:cs="Times New Roman"/>
+                <w:color w:val="000000"/>
+                <w:sz w:val="18"/>
+                <w:szCs w:val="18"/>
+                <w:lang w:val="en-IT" w:eastAsia="en-GB"/>
+              </w:rPr>
+            </w:pPr>
+            <w:r>
+              <w:rPr>
+                <w:rFonts w:ascii="Helvetica Neue" w:eastAsia="Times New Roman" w:hAnsi="Helvetica Neue" w:cs="Times New Roman"/>
+                <w:color w:val="000000"/>
+                <w:sz w:val="18"/>
+                <w:szCs w:val="18"/>
+                <w:lang w:val="en-IT" w:eastAsia="en-GB"/>
+              </w:rPr>
+              <w:t>**</w:t>
+            </w:r>
+          </w:p>
+        </w:tc>
+        <w:tc>
+          <w:tcPr>
+            <w:tcW w:w="0" w:type="auto"/>
+            <w:tcBorders>
+              <w:top w:val="nil"/>
+              <w:left w:val="nil"/>
+              <w:bottom w:val="nil"/>
+              <w:right w:val="nil"/>
+            </w:tcBorders>
+            <w:shd w:val="clear" w:color="auto" w:fill="F5F5F5"/>
+            <w:tcMar>
+              <w:top w:w="120" w:type="dxa"/>
+              <w:left w:w="120" w:type="dxa"/>
+              <w:bottom w:w="120" w:type="dxa"/>
+              <w:right w:w="120" w:type="dxa"/>
+            </w:tcMar>
+            <w:vAlign w:val="center"/>
+            <w:hideMark/>
+          </w:tcPr>
+          <w:p>
+            <w:pPr>
+              <w:spacing w:after="0" w:line="240" w:lineRule="auto"/>
+              <w:jc w:val="right"/>
+              <w:rPr>
+                <w:rFonts w:ascii="Helvetica Neue" w:eastAsia="Times New Roman" w:hAnsi="Helvetica Neue" w:cs="Times New Roman"/>
+                <w:color w:val="000000"/>
+                <w:sz w:val="18"/>
+                <w:szCs w:val="18"/>
+                <w:lang w:val="en-IT" w:eastAsia="en-GB"/>
+              </w:rPr>
+            </w:pPr>
+            <w:r>
+              <w:rPr>
+                <w:rFonts w:ascii="Helvetica Neue" w:eastAsia="Times New Roman" w:hAnsi="Helvetica Neue" w:cs="Times New Roman"/>
+                <w:color w:val="000000"/>
+                <w:sz w:val="18"/>
+                <w:szCs w:val="18"/>
+                <w:lang w:val="en-IT" w:eastAsia="en-GB"/>
+              </w:rPr>
+              <w:t>decreasing</w:t>
+            </w:r>
+          </w:p>
+        </w:tc>
+        <w:tc>
+          <w:tcPr>
+            <w:tcW w:w="0" w:type="auto"/>
+            <w:tcBorders>
+              <w:top w:val="nil"/>
+              <w:left w:val="nil"/>
+              <w:bottom w:val="nil"/>
+              <w:right w:val="nil"/>
+            </w:tcBorders>
+            <w:shd w:val="clear" w:color="auto" w:fill="F5F5F5"/>
+            <w:tcMar>
+              <w:top w:w="120" w:type="dxa"/>
+              <w:left w:w="120" w:type="dxa"/>
+              <w:bottom w:w="120" w:type="dxa"/>
+              <w:right w:w="120" w:type="dxa"/>
+            </w:tcMar>
+            <w:vAlign w:val="center"/>
+            <w:hideMark/>
+          </w:tcPr>
+          <w:p>
+            <w:pPr>
+              <w:spacing w:after="0" w:line="240" w:lineRule="auto"/>
+              <w:jc w:val="right"/>
+              <w:rPr>
+                <w:rFonts w:ascii="Helvetica Neue" w:eastAsia="Times New Roman" w:hAnsi="Helvetica Neue" w:cs="Times New Roman"/>
+                <w:color w:val="000000"/>
+                <w:sz w:val="18"/>
+                <w:szCs w:val="18"/>
+                <w:lang w:val="en-IT" w:eastAsia="en-GB"/>
+              </w:rPr>
+            </w:pPr>
+            <w:r>
+              <w:rPr>
+                <w:rFonts w:ascii="Helvetica Neue" w:eastAsia="Times New Roman" w:hAnsi="Helvetica Neue" w:cs="Times New Roman"/>
+                <w:color w:val="000000"/>
+                <w:sz w:val="18"/>
+                <w:szCs w:val="18"/>
+                <w:lang w:val="en-IT" w:eastAsia="en-GB"/>
+              </w:rPr>
+              <w:t>19.719384</w:t>
+            </w:r>
+          </w:p>
+        </w:tc>
+      </w:tr>
+      <w:tr>
+        <w:tc>
+          <w:tcPr>
+            <w:tcW w:w="0" w:type="auto"/>
+            <w:tcBorders>
+              <w:top w:val="nil"/>
+              <w:left w:val="nil"/>
+              <w:bottom w:val="nil"/>
+              <w:right w:val="nil"/>
+            </w:tcBorders>
+            <w:shd w:val="clear" w:color="auto" w:fill="FFFFFF"/>
+            <w:tcMar>
+              <w:top w:w="120" w:type="dxa"/>
+              <w:left w:w="120" w:type="dxa"/>
+              <w:bottom w:w="120" w:type="dxa"/>
+              <w:right w:w="120" w:type="dxa"/>
+            </w:tcMar>
+            <w:vAlign w:val="center"/>
+            <w:hideMark/>
+          </w:tcPr>
+          <w:p>
+            <w:pPr>
+              <w:spacing w:after="0" w:line="240" w:lineRule="auto"/>
+              <w:jc w:val="right"/>
+              <w:rPr>
+                <w:rFonts w:ascii="Helvetica Neue" w:eastAsia="Times New Roman" w:hAnsi="Helvetica Neue" w:cs="Times New Roman"/>
+                <w:color w:val="000000"/>
+                <w:sz w:val="18"/>
+                <w:szCs w:val="18"/>
+                <w:lang w:val="en-IT" w:eastAsia="en-GB"/>
+              </w:rPr>
+            </w:pPr>
+            <w:r>
+              <w:rPr>
+                <w:rFonts w:ascii="Helvetica Neue" w:eastAsia="Times New Roman" w:hAnsi="Helvetica Neue" w:cs="Times New Roman"/>
+                <w:color w:val="000000"/>
+                <w:sz w:val="18"/>
+                <w:szCs w:val="18"/>
+                <w:lang w:val="en-IT" w:eastAsia="en-GB"/>
+              </w:rPr>
+              <w:t>Northern Europe</w:t>
+            </w:r>
+          </w:p>
+        </w:tc>
+        <w:tc>
+          <w:tcPr>
+            <w:tcW w:w="0" w:type="auto"/>
+            <w:tcBorders>
+              <w:top w:val="nil"/>
+              <w:left w:val="nil"/>
+              <w:bottom w:val="nil"/>
+              <w:right w:val="nil"/>
+            </w:tcBorders>
+            <w:shd w:val="clear" w:color="auto" w:fill="FFFFFF"/>
+            <w:tcMar>
+              <w:top w:w="120" w:type="dxa"/>
+              <w:left w:w="120" w:type="dxa"/>
+              <w:bottom w:w="120" w:type="dxa"/>
+              <w:right w:w="120" w:type="dxa"/>
+            </w:tcMar>
+            <w:vAlign w:val="center"/>
+            <w:hideMark/>
+          </w:tcPr>
+          <w:p>
+            <w:pPr>
+              <w:spacing w:after="0" w:line="240" w:lineRule="auto"/>
+              <w:jc w:val="right"/>
+              <w:rPr>
+                <w:rFonts w:ascii="Helvetica Neue" w:eastAsia="Times New Roman" w:hAnsi="Helvetica Neue" w:cs="Times New Roman"/>
+                <w:color w:val="000000"/>
+                <w:sz w:val="18"/>
+                <w:szCs w:val="18"/>
+                <w:lang w:val="en-IT" w:eastAsia="en-GB"/>
+              </w:rPr>
+            </w:pPr>
+            <w:r>
+              <w:rPr>
+                <w:rFonts w:ascii="Helvetica Neue" w:eastAsia="Times New Roman" w:hAnsi="Helvetica Neue" w:cs="Times New Roman"/>
+                <w:color w:val="000000"/>
+                <w:sz w:val="18"/>
+                <w:szCs w:val="18"/>
+                <w:lang w:val="en-IT" w:eastAsia="en-GB"/>
+              </w:rPr>
+              <w:t>-5.258033</w:t>
+            </w:r>
+          </w:p>
+        </w:tc>
+        <w:tc>
+          <w:tcPr>
+            <w:tcW w:w="0" w:type="auto"/>
+            <w:tcBorders>
+              <w:top w:val="nil"/>
+              <w:left w:val="nil"/>
+              <w:bottom w:val="nil"/>
+              <w:right w:val="nil"/>
+            </w:tcBorders>
+            <w:shd w:val="clear" w:color="auto" w:fill="FFFFFF"/>
+            <w:tcMar>
+              <w:top w:w="120" w:type="dxa"/>
+              <w:left w:w="120" w:type="dxa"/>
+              <w:bottom w:w="120" w:type="dxa"/>
+              <w:right w:w="120" w:type="dxa"/>
+            </w:tcMar>
+            <w:vAlign w:val="center"/>
+            <w:hideMark/>
+          </w:tcPr>
+          <w:p>
+            <w:pPr>
+              <w:spacing w:after="0" w:line="240" w:lineRule="auto"/>
+              <w:jc w:val="right"/>
+              <w:rPr>
+                <w:rFonts w:ascii="Helvetica Neue" w:eastAsia="Times New Roman" w:hAnsi="Helvetica Neue" w:cs="Times New Roman"/>
+                <w:color w:val="000000"/>
+                <w:sz w:val="18"/>
+                <w:szCs w:val="18"/>
+                <w:lang w:val="en-IT" w:eastAsia="en-GB"/>
+              </w:rPr>
+            </w:pPr>
+            <w:r>
+              <w:rPr>
+                <w:rFonts w:ascii="Helvetica Neue" w:eastAsia="Times New Roman" w:hAnsi="Helvetica Neue" w:cs="Times New Roman"/>
+                <w:color w:val="000000"/>
+                <w:sz w:val="18"/>
+                <w:szCs w:val="18"/>
+                <w:lang w:val="en-IT" w:eastAsia="en-GB"/>
+              </w:rPr>
+              <w:t>0.007290</w:t>
+            </w:r>
+          </w:p>
+        </w:tc>
+        <w:tc>
+          <w:tcPr>
+            <w:tcW w:w="0" w:type="auto"/>
+            <w:tcBorders>
+              <w:top w:val="nil"/>
+              <w:left w:val="nil"/>
+              <w:bottom w:val="nil"/>
+              <w:right w:val="nil"/>
+            </w:tcBorders>
+            <w:shd w:val="clear" w:color="auto" w:fill="FFFFFF"/>
+            <w:tcMar>
+              <w:top w:w="120" w:type="dxa"/>
+              <w:left w:w="120" w:type="dxa"/>
+              <w:bottom w:w="120" w:type="dxa"/>
+              <w:right w:w="120" w:type="dxa"/>
+            </w:tcMar>
+            <w:vAlign w:val="center"/>
+            <w:hideMark/>
+          </w:tcPr>
+          <w:p>
+            <w:pPr>
+              <w:spacing w:after="0" w:line="240" w:lineRule="auto"/>
+              <w:jc w:val="right"/>
+              <w:rPr>
+                <w:rFonts w:ascii="Helvetica Neue" w:eastAsia="Times New Roman" w:hAnsi="Helvetica Neue" w:cs="Times New Roman"/>
+                <w:color w:val="000000"/>
+                <w:sz w:val="18"/>
+                <w:szCs w:val="18"/>
+                <w:lang w:val="en-IT" w:eastAsia="en-GB"/>
+              </w:rPr>
+            </w:pPr>
+            <w:r>
+              <w:rPr>
+                <w:rFonts w:ascii="Helvetica Neue" w:eastAsia="Times New Roman" w:hAnsi="Helvetica Neue" w:cs="Times New Roman"/>
+                <w:color w:val="000000"/>
+                <w:sz w:val="18"/>
+                <w:szCs w:val="18"/>
+                <w:lang w:val="en-IT" w:eastAsia="en-GB"/>
+              </w:rPr>
+              <w:t>**</w:t>
+            </w:r>
+          </w:p>
+        </w:tc>
+        <w:tc>
+          <w:tcPr>
+            <w:tcW w:w="0" w:type="auto"/>
+            <w:tcBorders>
+              <w:top w:val="nil"/>
+              <w:left w:val="nil"/>
+              <w:bottom w:val="nil"/>
+              <w:right w:val="nil"/>
+            </w:tcBorders>
+            <w:shd w:val="clear" w:color="auto" w:fill="FFFFFF"/>
+            <w:tcMar>
+              <w:top w:w="120" w:type="dxa"/>
+              <w:left w:w="120" w:type="dxa"/>
+              <w:bottom w:w="120" w:type="dxa"/>
+              <w:right w:w="120" w:type="dxa"/>
+            </w:tcMar>
+            <w:vAlign w:val="center"/>
+            <w:hideMark/>
+          </w:tcPr>
+          <w:p>
+            <w:pPr>
+              <w:spacing w:after="0" w:line="240" w:lineRule="auto"/>
+              <w:jc w:val="right"/>
+              <w:rPr>
+                <w:rFonts w:ascii="Helvetica Neue" w:eastAsia="Times New Roman" w:hAnsi="Helvetica Neue" w:cs="Times New Roman"/>
+                <w:color w:val="000000"/>
+                <w:sz w:val="18"/>
+                <w:szCs w:val="18"/>
+                <w:lang w:val="en-IT" w:eastAsia="en-GB"/>
+              </w:rPr>
+            </w:pPr>
+            <w:r>
+              <w:rPr>
+                <w:rFonts w:ascii="Helvetica Neue" w:eastAsia="Times New Roman" w:hAnsi="Helvetica Neue" w:cs="Times New Roman"/>
+                <w:color w:val="000000"/>
+                <w:sz w:val="18"/>
+                <w:szCs w:val="18"/>
+                <w:lang w:val="en-IT" w:eastAsia="en-GB"/>
+              </w:rPr>
+              <w:t>decreasing</w:t>
+            </w:r>
+          </w:p>
+        </w:tc>
+        <w:tc>
+          <w:tcPr>
+            <w:tcW w:w="0" w:type="auto"/>
+            <w:tcBorders>
+              <w:top w:val="nil"/>
+              <w:left w:val="nil"/>
+              <w:bottom w:val="nil"/>
+              <w:right w:val="nil"/>
+            </w:tcBorders>
+            <w:shd w:val="clear" w:color="auto" w:fill="FFFFFF"/>
+            <w:tcMar>
+              <w:top w:w="120" w:type="dxa"/>
+              <w:left w:w="120" w:type="dxa"/>
+              <w:bottom w:w="120" w:type="dxa"/>
+              <w:right w:w="120" w:type="dxa"/>
+            </w:tcMar>
+            <w:vAlign w:val="center"/>
+            <w:hideMark/>
+          </w:tcPr>
+          <w:p>
+            <w:pPr>
+              <w:spacing w:after="0" w:line="240" w:lineRule="auto"/>
+              <w:jc w:val="right"/>
+              <w:rPr>
+                <w:rFonts w:ascii="Helvetica Neue" w:eastAsia="Times New Roman" w:hAnsi="Helvetica Neue" w:cs="Times New Roman"/>
+                <w:color w:val="000000"/>
+                <w:sz w:val="18"/>
+                <w:szCs w:val="18"/>
+                <w:lang w:val="en-IT" w:eastAsia="en-GB"/>
+              </w:rPr>
+            </w:pPr>
+            <w:r>
+              <w:rPr>
+                <w:rFonts w:ascii="Helvetica Neue" w:eastAsia="Times New Roman" w:hAnsi="Helvetica Neue" w:cs="Times New Roman"/>
+                <w:color w:val="000000"/>
+                <w:sz w:val="18"/>
+                <w:szCs w:val="18"/>
+                <w:lang w:val="en-IT" w:eastAsia="en-GB"/>
+              </w:rPr>
+              <w:t>-3.778365</w:t>
+            </w:r>
+          </w:p>
+        </w:tc>
+      </w:tr>
+      <w:tr>
+        <w:tc>
+          <w:tcPr>
+            <w:tcW w:w="0" w:type="auto"/>
+            <w:tcBorders>
+              <w:top w:val="nil"/>
+              <w:left w:val="nil"/>
+              <w:bottom w:val="nil"/>
+              <w:right w:val="nil"/>
+            </w:tcBorders>
+            <w:shd w:val="clear" w:color="auto" w:fill="F5F5F5"/>
+            <w:tcMar>
+              <w:top w:w="120" w:type="dxa"/>
+              <w:left w:w="120" w:type="dxa"/>
+              <w:bottom w:w="120" w:type="dxa"/>
+              <w:right w:w="120" w:type="dxa"/>
+            </w:tcMar>
+            <w:vAlign w:val="center"/>
+            <w:hideMark/>
+          </w:tcPr>
+          <w:p>
+            <w:pPr>
+              <w:spacing w:after="0" w:line="240" w:lineRule="auto"/>
+              <w:jc w:val="right"/>
+              <w:rPr>
+                <w:rFonts w:ascii="Helvetica Neue" w:eastAsia="Times New Roman" w:hAnsi="Helvetica Neue" w:cs="Times New Roman"/>
+                <w:color w:val="000000"/>
+                <w:sz w:val="18"/>
+                <w:szCs w:val="18"/>
+                <w:lang w:val="en-IT" w:eastAsia="en-GB"/>
+              </w:rPr>
+            </w:pPr>
+            <w:r>
+              <w:rPr>
+                <w:rFonts w:ascii="Helvetica Neue" w:eastAsia="Times New Roman" w:hAnsi="Helvetica Neue" w:cs="Times New Roman"/>
+                <w:color w:val="000000"/>
+                <w:sz w:val="18"/>
+                <w:szCs w:val="18"/>
+                <w:lang w:val="en-IT" w:eastAsia="en-GB"/>
+              </w:rPr>
+              <w:t>Southern Europe</w:t>
+            </w:r>
+          </w:p>
+        </w:tc>
+        <w:tc>
+          <w:tcPr>
+            <w:tcW w:w="0" w:type="auto"/>
+            <w:tcBorders>
+              <w:top w:val="nil"/>
+              <w:left w:val="nil"/>
+              <w:bottom w:val="nil"/>
+              <w:right w:val="nil"/>
+            </w:tcBorders>
+            <w:shd w:val="clear" w:color="auto" w:fill="F5F5F5"/>
+            <w:tcMar>
+              <w:top w:w="120" w:type="dxa"/>
+              <w:left w:w="120" w:type="dxa"/>
+              <w:bottom w:w="120" w:type="dxa"/>
+              <w:right w:w="120" w:type="dxa"/>
+            </w:tcMar>
+            <w:vAlign w:val="center"/>
+            <w:hideMark/>
+          </w:tcPr>
+          <w:p>
+            <w:pPr>
+              <w:spacing w:after="0" w:line="240" w:lineRule="auto"/>
+              <w:jc w:val="right"/>
+              <w:rPr>
+                <w:rFonts w:ascii="Helvetica Neue" w:eastAsia="Times New Roman" w:hAnsi="Helvetica Neue" w:cs="Times New Roman"/>
+                <w:color w:val="000000"/>
+                <w:sz w:val="18"/>
+                <w:szCs w:val="18"/>
+                <w:lang w:val="en-IT" w:eastAsia="en-GB"/>
+              </w:rPr>
+            </w:pPr>
+            <w:r>
+              <w:rPr>
+                <w:rFonts w:ascii="Helvetica Neue" w:eastAsia="Times New Roman" w:hAnsi="Helvetica Neue" w:cs="Times New Roman"/>
+                <w:color w:val="000000"/>
+                <w:sz w:val="18"/>
+                <w:szCs w:val="18"/>
+                <w:lang w:val="en-IT" w:eastAsia="en-GB"/>
+              </w:rPr>
+              <w:t>-3.012171</w:t>
+            </w:r>
+          </w:p>
+        </w:tc>
+        <w:tc>
+          <w:tcPr>
+            <w:tcW w:w="0" w:type="auto"/>
+            <w:tcBorders>
+              <w:top w:val="nil"/>
+              <w:left w:val="nil"/>
+              <w:bottom w:val="nil"/>
+              <w:right w:val="nil"/>
+            </w:tcBorders>
+            <w:shd w:val="clear" w:color="auto" w:fill="F5F5F5"/>
+            <w:tcMar>
+              <w:top w:w="120" w:type="dxa"/>
+              <w:left w:w="120" w:type="dxa"/>
+              <w:bottom w:w="120" w:type="dxa"/>
+              <w:right w:w="120" w:type="dxa"/>
+            </w:tcMar>
+            <w:vAlign w:val="center"/>
+            <w:hideMark/>
+          </w:tcPr>
+          <w:p>
+            <w:pPr>
+              <w:spacing w:after="0" w:line="240" w:lineRule="auto"/>
+              <w:jc w:val="right"/>
+              <w:rPr>
+                <w:rFonts w:ascii="Helvetica Neue" w:eastAsia="Times New Roman" w:hAnsi="Helvetica Neue" w:cs="Times New Roman"/>
+                <w:color w:val="000000"/>
+                <w:sz w:val="18"/>
+                <w:szCs w:val="18"/>
+                <w:lang w:val="en-IT" w:eastAsia="en-GB"/>
+              </w:rPr>
+            </w:pPr>
+            <w:r>
+              <w:rPr>
+                <w:rFonts w:ascii="Helvetica Neue" w:eastAsia="Times New Roman" w:hAnsi="Helvetica Neue" w:cs="Times New Roman"/>
+                <w:color w:val="000000"/>
+                <w:sz w:val="18"/>
+                <w:szCs w:val="18"/>
+                <w:lang w:val="en-IT" w:eastAsia="en-GB"/>
+              </w:rPr>
+              <w:t>0.002358</w:t>
+            </w:r>
+          </w:p>
+        </w:tc>
+        <w:tc>
+          <w:tcPr>
+            <w:tcW w:w="0" w:type="auto"/>
+            <w:tcBorders>
+              <w:top w:val="nil"/>
+              <w:left w:val="nil"/>
+              <w:bottom w:val="nil"/>
+              <w:right w:val="nil"/>
+            </w:tcBorders>
+            <w:shd w:val="clear" w:color="auto" w:fill="F5F5F5"/>
+            <w:tcMar>
+              <w:top w:w="120" w:type="dxa"/>
+              <w:left w:w="120" w:type="dxa"/>
+              <w:bottom w:w="120" w:type="dxa"/>
+              <w:right w:w="120" w:type="dxa"/>
+            </w:tcMar>
+            <w:vAlign w:val="center"/>
+            <w:hideMark/>
+          </w:tcPr>
+          <w:p>
+            <w:pPr>
+              <w:spacing w:after="0" w:line="240" w:lineRule="auto"/>
+              <w:jc w:val="right"/>
+              <w:rPr>
+                <w:rFonts w:ascii="Helvetica Neue" w:eastAsia="Times New Roman" w:hAnsi="Helvetica Neue" w:cs="Times New Roman"/>
+                <w:color w:val="000000"/>
+                <w:sz w:val="18"/>
+                <w:szCs w:val="18"/>
+                <w:lang w:val="en-IT" w:eastAsia="en-GB"/>
+              </w:rPr>
+            </w:pPr>
+            <w:r>
+              <w:rPr>
+                <w:rFonts w:ascii="Helvetica Neue" w:eastAsia="Times New Roman" w:hAnsi="Helvetica Neue" w:cs="Times New Roman"/>
+                <w:color w:val="000000"/>
+                <w:sz w:val="18"/>
+                <w:szCs w:val="18"/>
+                <w:lang w:val="en-IT" w:eastAsia="en-GB"/>
+              </w:rPr>
+              <w:t>**</w:t>
+            </w:r>
+          </w:p>
+        </w:tc>
+        <w:tc>
+          <w:tcPr>
+            <w:tcW w:w="0" w:type="auto"/>
+            <w:tcBorders>
+              <w:top w:val="nil"/>
+              <w:left w:val="nil"/>
+              <w:bottom w:val="nil"/>
+              <w:right w:val="nil"/>
+            </w:tcBorders>
+            <w:shd w:val="clear" w:color="auto" w:fill="F5F5F5"/>
+            <w:tcMar>
+              <w:top w:w="120" w:type="dxa"/>
+              <w:left w:w="120" w:type="dxa"/>
+              <w:bottom w:w="120" w:type="dxa"/>
+              <w:right w:w="120" w:type="dxa"/>
+            </w:tcMar>
+            <w:vAlign w:val="center"/>
+            <w:hideMark/>
+          </w:tcPr>
+          <w:p>
+            <w:pPr>
+              <w:spacing w:after="0" w:line="240" w:lineRule="auto"/>
+              <w:jc w:val="right"/>
+              <w:rPr>
+                <w:rFonts w:ascii="Helvetica Neue" w:eastAsia="Times New Roman" w:hAnsi="Helvetica Neue" w:cs="Times New Roman"/>
+                <w:color w:val="000000"/>
+                <w:sz w:val="18"/>
+                <w:szCs w:val="18"/>
+                <w:lang w:val="en-IT" w:eastAsia="en-GB"/>
+              </w:rPr>
+            </w:pPr>
+            <w:r>
+              <w:rPr>
+                <w:rFonts w:ascii="Helvetica Neue" w:eastAsia="Times New Roman" w:hAnsi="Helvetica Neue" w:cs="Times New Roman"/>
+                <w:color w:val="000000"/>
+                <w:sz w:val="18"/>
+                <w:szCs w:val="18"/>
+                <w:lang w:val="en-IT" w:eastAsia="en-GB"/>
+              </w:rPr>
+              <w:t>decreasing</w:t>
+            </w:r>
+          </w:p>
+        </w:tc>
+        <w:tc>
+          <w:tcPr>
+            <w:tcW w:w="0" w:type="auto"/>
+            <w:tcBorders>
+              <w:top w:val="nil"/>
+              <w:left w:val="nil"/>
+              <w:bottom w:val="nil"/>
+              <w:right w:val="nil"/>
+            </w:tcBorders>
+            <w:shd w:val="clear" w:color="auto" w:fill="F5F5F5"/>
+            <w:tcMar>
+              <w:top w:w="120" w:type="dxa"/>
+              <w:left w:w="120" w:type="dxa"/>
+              <w:bottom w:w="120" w:type="dxa"/>
+              <w:right w:w="120" w:type="dxa"/>
+            </w:tcMar>
+            <w:vAlign w:val="center"/>
+            <w:hideMark/>
+          </w:tcPr>
+          <w:p>
+            <w:pPr>
+              <w:spacing w:after="0" w:line="240" w:lineRule="auto"/>
+              <w:jc w:val="right"/>
+              <w:rPr>
+                <w:rFonts w:ascii="Helvetica Neue" w:eastAsia="Times New Roman" w:hAnsi="Helvetica Neue" w:cs="Times New Roman"/>
+                <w:color w:val="000000"/>
+                <w:sz w:val="18"/>
+                <w:szCs w:val="18"/>
+                <w:lang w:val="en-IT" w:eastAsia="en-GB"/>
+              </w:rPr>
+            </w:pPr>
+            <w:r>
+              <w:rPr>
+                <w:rFonts w:ascii="Helvetica Neue" w:eastAsia="Times New Roman" w:hAnsi="Helvetica Neue" w:cs="Times New Roman"/>
+                <w:color w:val="000000"/>
+                <w:sz w:val="18"/>
+                <w:szCs w:val="18"/>
+                <w:lang w:val="en-IT" w:eastAsia="en-GB"/>
+              </w:rPr>
+              <w:t>-9.432222</w:t>
+            </w:r>
+          </w:p>
+        </w:tc>
+      </w:tr>
+      <w:tr>
+        <w:tc>
+          <w:tcPr>
+            <w:tcW w:w="0" w:type="auto"/>
+            <w:tcBorders>
+              <w:top w:val="nil"/>
+              <w:left w:val="nil"/>
+              <w:bottom w:val="nil"/>
+              <w:right w:val="nil"/>
+            </w:tcBorders>
+            <w:shd w:val="clear" w:color="auto" w:fill="FFFFFF"/>
+            <w:tcMar>
+              <w:top w:w="120" w:type="dxa"/>
+              <w:left w:w="120" w:type="dxa"/>
+              <w:bottom w:w="120" w:type="dxa"/>
+              <w:right w:w="120" w:type="dxa"/>
+            </w:tcMar>
+            <w:vAlign w:val="center"/>
+            <w:hideMark/>
+          </w:tcPr>
+          <w:p>
+            <w:pPr>
+              <w:spacing w:after="0" w:line="240" w:lineRule="auto"/>
+              <w:jc w:val="right"/>
+              <w:rPr>
+                <w:rFonts w:ascii="Helvetica Neue" w:eastAsia="Times New Roman" w:hAnsi="Helvetica Neue" w:cs="Times New Roman"/>
+                <w:color w:val="000000"/>
+                <w:sz w:val="18"/>
+                <w:szCs w:val="18"/>
+                <w:lang w:val="en-IT" w:eastAsia="en-GB"/>
+              </w:rPr>
+            </w:pPr>
+            <w:r>
+              <w:rPr>
+                <w:rFonts w:ascii="Helvetica Neue" w:eastAsia="Times New Roman" w:hAnsi="Helvetica Neue" w:cs="Times New Roman"/>
+                <w:color w:val="000000"/>
+                <w:sz w:val="18"/>
+                <w:szCs w:val="18"/>
+                <w:lang w:val="en-IT" w:eastAsia="en-GB"/>
+              </w:rPr>
+              <w:t>Western Europe</w:t>
+            </w:r>
+          </w:p>
+        </w:tc>
+        <w:tc>
+          <w:tcPr>
+            <w:tcW w:w="0" w:type="auto"/>
+            <w:tcBorders>
+              <w:top w:val="nil"/>
+              <w:left w:val="nil"/>
+              <w:bottom w:val="nil"/>
+              <w:right w:val="nil"/>
+            </w:tcBorders>
+            <w:shd w:val="clear" w:color="auto" w:fill="FFFFFF"/>
+            <w:tcMar>
+              <w:top w:w="120" w:type="dxa"/>
+              <w:left w:w="120" w:type="dxa"/>
+              <w:bottom w:w="120" w:type="dxa"/>
+              <w:right w:w="120" w:type="dxa"/>
+            </w:tcMar>
+            <w:vAlign w:val="center"/>
+            <w:hideMark/>
+          </w:tcPr>
+          <w:p>
+            <w:pPr>
+              <w:spacing w:after="0" w:line="240" w:lineRule="auto"/>
+              <w:jc w:val="right"/>
+              <w:rPr>
+                <w:rFonts w:ascii="Helvetica Neue" w:eastAsia="Times New Roman" w:hAnsi="Helvetica Neue" w:cs="Times New Roman"/>
+                <w:color w:val="000000"/>
+                <w:sz w:val="18"/>
+                <w:szCs w:val="18"/>
+                <w:lang w:val="en-IT" w:eastAsia="en-GB"/>
+              </w:rPr>
+            </w:pPr>
+            <w:r>
+              <w:rPr>
+                <w:rFonts w:ascii="Helvetica Neue" w:eastAsia="Times New Roman" w:hAnsi="Helvetica Neue" w:cs="Times New Roman"/>
+                <w:color w:val="000000"/>
+                <w:sz w:val="18"/>
+                <w:szCs w:val="18"/>
+                <w:lang w:val="en-IT" w:eastAsia="en-GB"/>
+              </w:rPr>
+              <w:t>-1.833798</w:t>
+            </w:r>
+          </w:p>
+        </w:tc>
+        <w:tc>
+          <w:tcPr>
+            <w:tcW w:w="0" w:type="auto"/>
+            <w:tcBorders>
+              <w:top w:val="nil"/>
+              <w:left w:val="nil"/>
+              <w:bottom w:val="nil"/>
+              <w:right w:val="nil"/>
+            </w:tcBorders>
+            <w:shd w:val="clear" w:color="auto" w:fill="FFFFFF"/>
+            <w:tcMar>
+              <w:top w:w="120" w:type="dxa"/>
+              <w:left w:w="120" w:type="dxa"/>
+              <w:bottom w:w="120" w:type="dxa"/>
+              <w:right w:w="120" w:type="dxa"/>
+            </w:tcMar>
+            <w:vAlign w:val="center"/>
+            <w:hideMark/>
+          </w:tcPr>
+          <w:p>
+            <w:pPr>
+              <w:spacing w:after="0" w:line="240" w:lineRule="auto"/>
+              <w:jc w:val="right"/>
+              <w:rPr>
+                <w:rFonts w:ascii="Helvetica Neue" w:eastAsia="Times New Roman" w:hAnsi="Helvetica Neue" w:cs="Times New Roman"/>
+                <w:color w:val="000000"/>
+                <w:sz w:val="18"/>
+                <w:szCs w:val="18"/>
+                <w:lang w:val="en-IT" w:eastAsia="en-GB"/>
+              </w:rPr>
+            </w:pPr>
+            <w:r>
+              <w:rPr>
+                <w:rFonts w:ascii="Helvetica Neue" w:eastAsia="Times New Roman" w:hAnsi="Helvetica Neue" w:cs="Times New Roman"/>
+                <w:color w:val="000000"/>
+                <w:sz w:val="18"/>
+                <w:szCs w:val="18"/>
+                <w:lang w:val="en-IT" w:eastAsia="en-GB"/>
+              </w:rPr>
+              <w:t>0.000083</w:t>
+            </w:r>
+          </w:p>
+        </w:tc>
+        <w:tc>
+          <w:tcPr>
+            <w:tcW w:w="0" w:type="auto"/>
+            <w:tcBorders>
+              <w:top w:val="nil"/>
+              <w:left w:val="nil"/>
+              <w:bottom w:val="nil"/>
+              <w:right w:val="nil"/>
+            </w:tcBorders>
+            <w:shd w:val="clear" w:color="auto" w:fill="FFFFFF"/>
+            <w:tcMar>
+              <w:top w:w="120" w:type="dxa"/>
+              <w:left w:w="120" w:type="dxa"/>
+              <w:bottom w:w="120" w:type="dxa"/>
+              <w:right w:w="120" w:type="dxa"/>
+            </w:tcMar>
+            <w:vAlign w:val="center"/>
+            <w:hideMark/>
+          </w:tcPr>
+          <w:p>
+            <w:pPr>
+              <w:spacing w:after="0" w:line="240" w:lineRule="auto"/>
+              <w:jc w:val="right"/>
+              <w:rPr>
+                <w:rFonts w:ascii="Helvetica Neue" w:eastAsia="Times New Roman" w:hAnsi="Helvetica Neue" w:cs="Times New Roman"/>
+                <w:color w:val="000000"/>
+                <w:sz w:val="18"/>
+                <w:szCs w:val="18"/>
+                <w:lang w:val="en-IT" w:eastAsia="en-GB"/>
+              </w:rPr>
+            </w:pPr>
+            <w:r>
+              <w:rPr>
+                <w:rFonts w:ascii="Helvetica Neue" w:eastAsia="Times New Roman" w:hAnsi="Helvetica Neue" w:cs="Times New Roman"/>
+                <w:color w:val="000000"/>
+                <w:sz w:val="18"/>
+                <w:szCs w:val="18"/>
+                <w:lang w:val="en-IT" w:eastAsia="en-GB"/>
+              </w:rPr>
+              <w:t>***</w:t>
+            </w:r>
+          </w:p>
+        </w:tc>
+        <w:tc>
+          <w:tcPr>
+            <w:tcW w:w="0" w:type="auto"/>
+            <w:tcBorders>
+              <w:top w:val="nil"/>
+              <w:left w:val="nil"/>
+              <w:bottom w:val="nil"/>
+              <w:right w:val="nil"/>
+            </w:tcBorders>
+            <w:shd w:val="clear" w:color="auto" w:fill="FFFFFF"/>
+            <w:tcMar>
+              <w:top w:w="120" w:type="dxa"/>
+              <w:left w:w="120" w:type="dxa"/>
+              <w:bottom w:w="120" w:type="dxa"/>
+              <w:right w:w="120" w:type="dxa"/>
+            </w:tcMar>
+            <w:vAlign w:val="center"/>
+            <w:hideMark/>
+          </w:tcPr>
+          <w:p>
+            <w:pPr>
+              <w:spacing w:after="0" w:line="240" w:lineRule="auto"/>
+              <w:jc w:val="right"/>
+              <w:rPr>
+                <w:rFonts w:ascii="Helvetica Neue" w:eastAsia="Times New Roman" w:hAnsi="Helvetica Neue" w:cs="Times New Roman"/>
+                <w:color w:val="000000"/>
+                <w:sz w:val="18"/>
+                <w:szCs w:val="18"/>
+                <w:lang w:val="en-IT" w:eastAsia="en-GB"/>
+              </w:rPr>
+            </w:pPr>
+            <w:r>
+              <w:rPr>
+                <w:rFonts w:ascii="Helvetica Neue" w:eastAsia="Times New Roman" w:hAnsi="Helvetica Neue" w:cs="Times New Roman"/>
+                <w:color w:val="000000"/>
+                <w:sz w:val="18"/>
+                <w:szCs w:val="18"/>
+                <w:lang w:val="en-IT" w:eastAsia="en-GB"/>
+              </w:rPr>
+              <w:t>decreasing</w:t>
+            </w:r>
+          </w:p>
+        </w:tc>
+        <w:tc>
+          <w:tcPr>
+            <w:tcW w:w="0" w:type="auto"/>
+            <w:tcBorders>
+              <w:top w:val="nil"/>
+              <w:left w:val="nil"/>
+              <w:bottom w:val="nil"/>
+              <w:right w:val="nil"/>
+            </w:tcBorders>
+            <w:shd w:val="clear" w:color="auto" w:fill="FFFFFF"/>
+            <w:tcMar>
+              <w:top w:w="120" w:type="dxa"/>
+              <w:left w:w="120" w:type="dxa"/>
+              <w:bottom w:w="120" w:type="dxa"/>
+              <w:right w:w="120" w:type="dxa"/>
+            </w:tcMar>
+            <w:vAlign w:val="center"/>
+            <w:hideMark/>
+          </w:tcPr>
+          <w:p>
+            <w:pPr>
+              <w:spacing w:after="0" w:line="240" w:lineRule="auto"/>
+              <w:jc w:val="right"/>
+              <w:rPr>
+                <w:rFonts w:ascii="Helvetica Neue" w:eastAsia="Times New Roman" w:hAnsi="Helvetica Neue" w:cs="Times New Roman"/>
+                <w:color w:val="000000"/>
+                <w:sz w:val="18"/>
+                <w:szCs w:val="18"/>
+                <w:lang w:val="en-IT" w:eastAsia="en-GB"/>
+              </w:rPr>
+            </w:pPr>
+            <w:r>
+              <w:rPr>
+                <w:rFonts w:ascii="Helvetica Neue" w:eastAsia="Times New Roman" w:hAnsi="Helvetica Neue" w:cs="Times New Roman"/>
+                <w:color w:val="000000"/>
+                <w:sz w:val="18"/>
+                <w:szCs w:val="18"/>
+                <w:lang w:val="en-IT" w:eastAsia="en-GB"/>
+              </w:rPr>
+              <w:t>-0.795706</w:t>
+            </w:r>
+          </w:p>
+        </w:tc>
+      </w:tr>
+      <w:tr>
+        <w:tc>
+          <w:tcPr>
+            <w:tcW w:w="0" w:type="auto"/>
+            <w:tcBorders>
+              <w:top w:val="nil"/>
+              <w:left w:val="nil"/>
+              <w:bottom w:val="nil"/>
+              <w:right w:val="nil"/>
+            </w:tcBorders>
+            <w:shd w:val="clear" w:color="auto" w:fill="F5F5F5"/>
+            <w:tcMar>
+              <w:top w:w="120" w:type="dxa"/>
+              <w:left w:w="120" w:type="dxa"/>
+              <w:bottom w:w="120" w:type="dxa"/>
+              <w:right w:w="120" w:type="dxa"/>
+            </w:tcMar>
+            <w:vAlign w:val="center"/>
+            <w:hideMark/>
+          </w:tcPr>
+          <w:p>
+            <w:pPr>
+              <w:spacing w:after="0" w:line="240" w:lineRule="auto"/>
+              <w:jc w:val="right"/>
+              <w:rPr>
+                <w:rFonts w:ascii="Helvetica Neue" w:eastAsia="Times New Roman" w:hAnsi="Helvetica Neue" w:cs="Times New Roman"/>
+                <w:color w:val="000000"/>
+                <w:sz w:val="18"/>
+                <w:szCs w:val="18"/>
+                <w:lang w:val="en-IT" w:eastAsia="en-GB"/>
+              </w:rPr>
+            </w:pPr>
+            <w:r>
+              <w:rPr>
+                <w:rFonts w:ascii="Helvetica Neue" w:eastAsia="Times New Roman" w:hAnsi="Helvetica Neue" w:cs="Times New Roman"/>
+                <w:color w:val="000000"/>
+                <w:sz w:val="18"/>
+                <w:szCs w:val="18"/>
+                <w:lang w:val="en-IT" w:eastAsia="en-GB"/>
+              </w:rPr>
+              <w:t>Eastern Europe</w:t>
+            </w:r>
+          </w:p>
+        </w:tc>
+        <w:tc>
+          <w:tcPr>
+            <w:tcW w:w="0" w:type="auto"/>
+            <w:tcBorders>
+              <w:top w:val="nil"/>
+              <w:left w:val="nil"/>
+              <w:bottom w:val="nil"/>
+              <w:right w:val="nil"/>
+            </w:tcBorders>
+            <w:shd w:val="clear" w:color="auto" w:fill="F5F5F5"/>
+            <w:tcMar>
+              <w:top w:w="120" w:type="dxa"/>
+              <w:left w:w="120" w:type="dxa"/>
+              <w:bottom w:w="120" w:type="dxa"/>
+              <w:right w:w="120" w:type="dxa"/>
+            </w:tcMar>
+            <w:vAlign w:val="center"/>
+            <w:hideMark/>
+          </w:tcPr>
+          <w:p>
+            <w:pPr>
+              <w:spacing w:after="0" w:line="240" w:lineRule="auto"/>
+              <w:jc w:val="right"/>
+              <w:rPr>
+                <w:rFonts w:ascii="Helvetica Neue" w:eastAsia="Times New Roman" w:hAnsi="Helvetica Neue" w:cs="Times New Roman"/>
+                <w:color w:val="000000"/>
+                <w:sz w:val="18"/>
+                <w:szCs w:val="18"/>
+                <w:lang w:val="en-IT" w:eastAsia="en-GB"/>
+              </w:rPr>
+            </w:pPr>
+            <w:r>
+              <w:rPr>
+                <w:rFonts w:ascii="Helvetica Neue" w:eastAsia="Times New Roman" w:hAnsi="Helvetica Neue" w:cs="Times New Roman"/>
+                <w:color w:val="000000"/>
+                <w:sz w:val="18"/>
+                <w:szCs w:val="18"/>
+                <w:lang w:val="en-IT" w:eastAsia="en-GB"/>
+              </w:rPr>
+              <w:t>-1.594417</w:t>
+            </w:r>
+          </w:p>
+        </w:tc>
+        <w:tc>
+          <w:tcPr>
+            <w:tcW w:w="0" w:type="auto"/>
+            <w:tcBorders>
+              <w:top w:val="nil"/>
+              <w:left w:val="nil"/>
+              <w:bottom w:val="nil"/>
+              <w:right w:val="nil"/>
+            </w:tcBorders>
+            <w:shd w:val="clear" w:color="auto" w:fill="F5F5F5"/>
+            <w:tcMar>
+              <w:top w:w="120" w:type="dxa"/>
+              <w:left w:w="120" w:type="dxa"/>
+              <w:bottom w:w="120" w:type="dxa"/>
+              <w:right w:w="120" w:type="dxa"/>
+            </w:tcMar>
+            <w:vAlign w:val="center"/>
+            <w:hideMark/>
+          </w:tcPr>
+          <w:p>
+            <w:pPr>
+              <w:spacing w:after="0" w:line="240" w:lineRule="auto"/>
+              <w:jc w:val="right"/>
+              <w:rPr>
+                <w:rFonts w:ascii="Helvetica Neue" w:eastAsia="Times New Roman" w:hAnsi="Helvetica Neue" w:cs="Times New Roman"/>
+                <w:color w:val="000000"/>
+                <w:sz w:val="18"/>
+                <w:szCs w:val="18"/>
+                <w:lang w:val="en-IT" w:eastAsia="en-GB"/>
+              </w:rPr>
+            </w:pPr>
+            <w:r>
+              <w:rPr>
+                <w:rFonts w:ascii="Helvetica Neue" w:eastAsia="Times New Roman" w:hAnsi="Helvetica Neue" w:cs="Times New Roman"/>
+                <w:color w:val="000000"/>
+                <w:sz w:val="18"/>
+                <w:szCs w:val="18"/>
+                <w:lang w:val="en-IT" w:eastAsia="en-GB"/>
+              </w:rPr>
+              <w:t>0.000347</w:t>
+            </w:r>
+          </w:p>
+        </w:tc>
+        <w:tc>
+          <w:tcPr>
+            <w:tcW w:w="0" w:type="auto"/>
+            <w:tcBorders>
+              <w:top w:val="nil"/>
+              <w:left w:val="nil"/>
+              <w:bottom w:val="nil"/>
+              <w:right w:val="nil"/>
+            </w:tcBorders>
+            <w:shd w:val="clear" w:color="auto" w:fill="F5F5F5"/>
+            <w:tcMar>
+              <w:top w:w="120" w:type="dxa"/>
+              <w:left w:w="120" w:type="dxa"/>
+              <w:bottom w:w="120" w:type="dxa"/>
+              <w:right w:w="120" w:type="dxa"/>
+            </w:tcMar>
+            <w:vAlign w:val="center"/>
+            <w:hideMark/>
+          </w:tcPr>
+          <w:p>
+            <w:pPr>
+              <w:spacing w:after="0" w:line="240" w:lineRule="auto"/>
+              <w:jc w:val="right"/>
+              <w:rPr>
+                <w:rFonts w:ascii="Helvetica Neue" w:eastAsia="Times New Roman" w:hAnsi="Helvetica Neue" w:cs="Times New Roman"/>
+                <w:color w:val="000000"/>
+                <w:sz w:val="18"/>
+                <w:szCs w:val="18"/>
+                <w:lang w:val="en-IT" w:eastAsia="en-GB"/>
+              </w:rPr>
+            </w:pPr>
+            <w:r>
+              <w:rPr>
+                <w:rFonts w:ascii="Helvetica Neue" w:eastAsia="Times New Roman" w:hAnsi="Helvetica Neue" w:cs="Times New Roman"/>
+                <w:color w:val="000000"/>
+                <w:sz w:val="18"/>
+                <w:szCs w:val="18"/>
+                <w:lang w:val="en-IT" w:eastAsia="en-GB"/>
+              </w:rPr>
+              <w:t>***</w:t>
+            </w:r>
+          </w:p>
+        </w:tc>
+        <w:tc>
+          <w:tcPr>
+            <w:tcW w:w="0" w:type="auto"/>
+            <w:tcBorders>
+              <w:top w:val="nil"/>
+              <w:left w:val="nil"/>
+              <w:bottom w:val="nil"/>
+              <w:right w:val="nil"/>
+            </w:tcBorders>
+            <w:shd w:val="clear" w:color="auto" w:fill="F5F5F5"/>
+            <w:tcMar>
+              <w:top w:w="120" w:type="dxa"/>
+              <w:left w:w="120" w:type="dxa"/>
+              <w:bottom w:w="120" w:type="dxa"/>
+              <w:right w:w="120" w:type="dxa"/>
+            </w:tcMar>
+            <w:vAlign w:val="center"/>
+            <w:hideMark/>
+          </w:tcPr>
+          <w:p>
+            <w:pPr>
+              <w:spacing w:after="0" w:line="240" w:lineRule="auto"/>
+              <w:jc w:val="right"/>
+              <w:rPr>
+                <w:rFonts w:ascii="Helvetica Neue" w:eastAsia="Times New Roman" w:hAnsi="Helvetica Neue" w:cs="Times New Roman"/>
+                <w:color w:val="000000"/>
+                <w:sz w:val="18"/>
+                <w:szCs w:val="18"/>
+                <w:lang w:val="en-IT" w:eastAsia="en-GB"/>
+              </w:rPr>
+            </w:pPr>
+            <w:r>
+              <w:rPr>
+                <w:rFonts w:ascii="Helvetica Neue" w:eastAsia="Times New Roman" w:hAnsi="Helvetica Neue" w:cs="Times New Roman"/>
+                <w:color w:val="000000"/>
+                <w:sz w:val="18"/>
+                <w:szCs w:val="18"/>
+                <w:lang w:val="en-IT" w:eastAsia="en-GB"/>
+              </w:rPr>
+              <w:t>decreasing</w:t>
+            </w:r>
+          </w:p>
+        </w:tc>
+        <w:tc>
+          <w:tcPr>
+            <w:tcW w:w="0" w:type="auto"/>
+            <w:tcBorders>
+              <w:top w:val="nil"/>
+              <w:left w:val="nil"/>
+              <w:bottom w:val="nil"/>
+              <w:right w:val="nil"/>
+            </w:tcBorders>
+            <w:shd w:val="clear" w:color="auto" w:fill="F5F5F5"/>
+            <w:tcMar>
+              <w:top w:w="120" w:type="dxa"/>
+              <w:left w:w="120" w:type="dxa"/>
+              <w:bottom w:w="120" w:type="dxa"/>
+              <w:right w:w="120" w:type="dxa"/>
+            </w:tcMar>
+            <w:vAlign w:val="center"/>
+            <w:hideMark/>
+          </w:tcPr>
+          <w:p>
+            <w:pPr>
+              <w:spacing w:after="0" w:line="240" w:lineRule="auto"/>
+              <w:jc w:val="right"/>
+              <w:rPr>
+                <w:rFonts w:ascii="Helvetica Neue" w:eastAsia="Times New Roman" w:hAnsi="Helvetica Neue" w:cs="Times New Roman"/>
+                <w:color w:val="000000"/>
+                <w:sz w:val="18"/>
+                <w:szCs w:val="18"/>
+                <w:lang w:val="en-IT" w:eastAsia="en-GB"/>
+              </w:rPr>
+            </w:pPr>
+            <w:r>
+              <w:rPr>
+                <w:rFonts w:ascii="Helvetica Neue" w:eastAsia="Times New Roman" w:hAnsi="Helvetica Neue" w:cs="Times New Roman"/>
+                <w:color w:val="000000"/>
+                <w:sz w:val="18"/>
+                <w:szCs w:val="18"/>
+                <w:lang w:val="en-IT" w:eastAsia="en-GB"/>
+              </w:rPr>
+              <w:t>1.321956</w:t>
+            </w:r>
+          </w:p>
+        </w:tc>
+      </w:tr>
+      <w:tr>
+        <w:tc>
+          <w:tcPr>
+            <w:tcW w:w="0" w:type="auto"/>
+            <w:tcBorders>
+              <w:top w:val="nil"/>
+              <w:left w:val="nil"/>
+              <w:bottom w:val="nil"/>
+              <w:right w:val="nil"/>
+            </w:tcBorders>
+            <w:shd w:val="clear" w:color="auto" w:fill="FFFFFF"/>
+            <w:tcMar>
+              <w:top w:w="120" w:type="dxa"/>
+              <w:left w:w="120" w:type="dxa"/>
+              <w:bottom w:w="120" w:type="dxa"/>
+              <w:right w:w="120" w:type="dxa"/>
+            </w:tcMar>
+            <w:vAlign w:val="center"/>
+            <w:hideMark/>
+          </w:tcPr>
+          <w:p>
+            <w:pPr>
+              <w:spacing w:after="0" w:line="240" w:lineRule="auto"/>
+              <w:jc w:val="right"/>
+              <w:rPr>
+                <w:rFonts w:ascii="Helvetica Neue" w:eastAsia="Times New Roman" w:hAnsi="Helvetica Neue" w:cs="Times New Roman"/>
+                <w:color w:val="000000"/>
+                <w:sz w:val="18"/>
+                <w:szCs w:val="18"/>
+                <w:lang w:val="en-IT" w:eastAsia="en-GB"/>
+              </w:rPr>
+            </w:pPr>
+            <w:r>
+              <w:rPr>
+                <w:rFonts w:ascii="Helvetica Neue" w:eastAsia="Times New Roman" w:hAnsi="Helvetica Neue" w:cs="Times New Roman"/>
+                <w:color w:val="000000"/>
+                <w:sz w:val="18"/>
+                <w:szCs w:val="18"/>
+                <w:lang w:val="en-IT" w:eastAsia="en-GB"/>
+              </w:rPr>
+              <w:t>South-Eastern Asia</w:t>
+            </w:r>
+          </w:p>
+        </w:tc>
+        <w:tc>
+          <w:tcPr>
+            <w:tcW w:w="0" w:type="auto"/>
+            <w:tcBorders>
+              <w:top w:val="nil"/>
+              <w:left w:val="nil"/>
+              <w:bottom w:val="nil"/>
+              <w:right w:val="nil"/>
+            </w:tcBorders>
+            <w:shd w:val="clear" w:color="auto" w:fill="FFFFFF"/>
+            <w:tcMar>
+              <w:top w:w="120" w:type="dxa"/>
+              <w:left w:w="120" w:type="dxa"/>
+              <w:bottom w:w="120" w:type="dxa"/>
+              <w:right w:w="120" w:type="dxa"/>
+            </w:tcMar>
+            <w:vAlign w:val="center"/>
+            <w:hideMark/>
+          </w:tcPr>
+          <w:p>
+            <w:pPr>
+              <w:spacing w:after="0" w:line="240" w:lineRule="auto"/>
+              <w:jc w:val="right"/>
+              <w:rPr>
+                <w:rFonts w:ascii="Helvetica Neue" w:eastAsia="Times New Roman" w:hAnsi="Helvetica Neue" w:cs="Times New Roman"/>
+                <w:color w:val="000000"/>
+                <w:sz w:val="18"/>
+                <w:szCs w:val="18"/>
+                <w:lang w:val="en-IT" w:eastAsia="en-GB"/>
+              </w:rPr>
+            </w:pPr>
+            <w:r>
+              <w:rPr>
+                <w:rFonts w:ascii="Helvetica Neue" w:eastAsia="Times New Roman" w:hAnsi="Helvetica Neue" w:cs="Times New Roman"/>
+                <w:color w:val="000000"/>
+                <w:sz w:val="18"/>
+                <w:szCs w:val="18"/>
+                <w:lang w:val="en-IT" w:eastAsia="en-GB"/>
+              </w:rPr>
+              <w:t>-1.076599</w:t>
+            </w:r>
+          </w:p>
+        </w:tc>
+        <w:tc>
+          <w:tcPr>
+            <w:tcW w:w="0" w:type="auto"/>
+            <w:tcBorders>
+              <w:top w:val="nil"/>
+              <w:left w:val="nil"/>
+              <w:bottom w:val="nil"/>
+              <w:right w:val="nil"/>
+            </w:tcBorders>
+            <w:shd w:val="clear" w:color="auto" w:fill="FFFFFF"/>
+            <w:tcMar>
+              <w:top w:w="120" w:type="dxa"/>
+              <w:left w:w="120" w:type="dxa"/>
+              <w:bottom w:w="120" w:type="dxa"/>
+              <w:right w:w="120" w:type="dxa"/>
+            </w:tcMar>
+            <w:vAlign w:val="center"/>
+            <w:hideMark/>
+          </w:tcPr>
+          <w:p>
+            <w:pPr>
+              <w:spacing w:after="0" w:line="240" w:lineRule="auto"/>
+              <w:jc w:val="right"/>
+              <w:rPr>
+                <w:rFonts w:ascii="Helvetica Neue" w:eastAsia="Times New Roman" w:hAnsi="Helvetica Neue" w:cs="Times New Roman"/>
+                <w:color w:val="000000"/>
+                <w:sz w:val="18"/>
+                <w:szCs w:val="18"/>
+                <w:lang w:val="en-IT" w:eastAsia="en-GB"/>
+              </w:rPr>
+            </w:pPr>
+            <w:r>
+              <w:rPr>
+                <w:rFonts w:ascii="Helvetica Neue" w:eastAsia="Times New Roman" w:hAnsi="Helvetica Neue" w:cs="Times New Roman"/>
+                <w:color w:val="000000"/>
+                <w:sz w:val="18"/>
+                <w:szCs w:val="18"/>
+                <w:lang w:val="en-IT" w:eastAsia="en-GB"/>
+              </w:rPr>
+              <w:t>0.004208</w:t>
+            </w:r>
+          </w:p>
+        </w:tc>
+        <w:tc>
+          <w:tcPr>
+            <w:tcW w:w="0" w:type="auto"/>
+            <w:tcBorders>
+              <w:top w:val="nil"/>
+              <w:left w:val="nil"/>
+              <w:bottom w:val="nil"/>
+              <w:right w:val="nil"/>
+            </w:tcBorders>
+            <w:shd w:val="clear" w:color="auto" w:fill="FFFFFF"/>
+            <w:tcMar>
+              <w:top w:w="120" w:type="dxa"/>
+              <w:left w:w="120" w:type="dxa"/>
+              <w:bottom w:w="120" w:type="dxa"/>
+              <w:right w:w="120" w:type="dxa"/>
+            </w:tcMar>
+            <w:vAlign w:val="center"/>
+            <w:hideMark/>
+          </w:tcPr>
+          <w:p>
+            <w:pPr>
+              <w:spacing w:after="0" w:line="240" w:lineRule="auto"/>
+              <w:jc w:val="right"/>
+              <w:rPr>
+                <w:rFonts w:ascii="Helvetica Neue" w:eastAsia="Times New Roman" w:hAnsi="Helvetica Neue" w:cs="Times New Roman"/>
+                <w:color w:val="000000"/>
+                <w:sz w:val="18"/>
+                <w:szCs w:val="18"/>
+                <w:lang w:val="en-IT" w:eastAsia="en-GB"/>
+              </w:rPr>
+            </w:pPr>
+            <w:r>
+              <w:rPr>
+                <w:rFonts w:ascii="Helvetica Neue" w:eastAsia="Times New Roman" w:hAnsi="Helvetica Neue" w:cs="Times New Roman"/>
+                <w:color w:val="000000"/>
+                <w:sz w:val="18"/>
+                <w:szCs w:val="18"/>
+                <w:lang w:val="en-IT" w:eastAsia="en-GB"/>
+              </w:rPr>
+              <w:t>**</w:t>
+            </w:r>
+          </w:p>
+        </w:tc>
+        <w:tc>
+          <w:tcPr>
+            <w:tcW w:w="0" w:type="auto"/>
+            <w:tcBorders>
+              <w:top w:val="nil"/>
+              <w:left w:val="nil"/>
+              <w:bottom w:val="nil"/>
+              <w:right w:val="nil"/>
+            </w:tcBorders>
+            <w:shd w:val="clear" w:color="auto" w:fill="FFFFFF"/>
+            <w:tcMar>
+              <w:top w:w="120" w:type="dxa"/>
+              <w:left w:w="120" w:type="dxa"/>
+              <w:bottom w:w="120" w:type="dxa"/>
+              <w:right w:w="120" w:type="dxa"/>
+            </w:tcMar>
+            <w:vAlign w:val="center"/>
+            <w:hideMark/>
+          </w:tcPr>
+          <w:p>
+            <w:pPr>
+              <w:spacing w:after="0" w:line="240" w:lineRule="auto"/>
+              <w:jc w:val="right"/>
+              <w:rPr>
+                <w:rFonts w:ascii="Helvetica Neue" w:eastAsia="Times New Roman" w:hAnsi="Helvetica Neue" w:cs="Times New Roman"/>
+                <w:color w:val="000000"/>
+                <w:sz w:val="18"/>
+                <w:szCs w:val="18"/>
+                <w:lang w:val="en-IT" w:eastAsia="en-GB"/>
+              </w:rPr>
+            </w:pPr>
+            <w:r>
+              <w:rPr>
+                <w:rFonts w:ascii="Helvetica Neue" w:eastAsia="Times New Roman" w:hAnsi="Helvetica Neue" w:cs="Times New Roman"/>
+                <w:color w:val="000000"/>
+                <w:sz w:val="18"/>
+                <w:szCs w:val="18"/>
+                <w:lang w:val="en-IT" w:eastAsia="en-GB"/>
+              </w:rPr>
+              <w:t>decreasing</w:t>
+            </w:r>
+          </w:p>
+        </w:tc>
+        <w:tc>
+          <w:tcPr>
+            <w:tcW w:w="0" w:type="auto"/>
+            <w:tcBorders>
+              <w:top w:val="nil"/>
+              <w:left w:val="nil"/>
+              <w:bottom w:val="nil"/>
+              <w:right w:val="nil"/>
+            </w:tcBorders>
+            <w:shd w:val="clear" w:color="auto" w:fill="FFFFFF"/>
+            <w:tcMar>
+              <w:top w:w="120" w:type="dxa"/>
+              <w:left w:w="120" w:type="dxa"/>
+              <w:bottom w:w="120" w:type="dxa"/>
+              <w:right w:w="120" w:type="dxa"/>
+            </w:tcMar>
+            <w:vAlign w:val="center"/>
+            <w:hideMark/>
+          </w:tcPr>
+          <w:p>
+            <w:pPr>
+              <w:spacing w:after="0" w:line="240" w:lineRule="auto"/>
+              <w:jc w:val="right"/>
+              <w:rPr>
+                <w:rFonts w:ascii="Helvetica Neue" w:eastAsia="Times New Roman" w:hAnsi="Helvetica Neue" w:cs="Times New Roman"/>
+                <w:color w:val="000000"/>
+                <w:sz w:val="18"/>
+                <w:szCs w:val="18"/>
+                <w:lang w:val="en-IT" w:eastAsia="en-GB"/>
+              </w:rPr>
+            </w:pPr>
+            <w:r>
+              <w:rPr>
+                <w:rFonts w:ascii="Helvetica Neue" w:eastAsia="Times New Roman" w:hAnsi="Helvetica Neue" w:cs="Times New Roman"/>
+                <w:color w:val="000000"/>
+                <w:sz w:val="18"/>
+                <w:szCs w:val="18"/>
+                <w:lang w:val="en-IT" w:eastAsia="en-GB"/>
+              </w:rPr>
+              <w:t>2.827581</w:t>
+            </w:r>
+          </w:p>
+        </w:tc>
+      </w:tr>
+      <w:tr>
+        <w:tc>
+          <w:tcPr>
+            <w:tcW w:w="0" w:type="auto"/>
+            <w:tcBorders>
+              <w:top w:val="nil"/>
+              <w:left w:val="nil"/>
+              <w:bottom w:val="nil"/>
+              <w:right w:val="nil"/>
+            </w:tcBorders>
+            <w:shd w:val="clear" w:color="auto" w:fill="F5F5F5"/>
+            <w:tcMar>
+              <w:top w:w="120" w:type="dxa"/>
+              <w:left w:w="120" w:type="dxa"/>
+              <w:bottom w:w="120" w:type="dxa"/>
+              <w:right w:w="120" w:type="dxa"/>
+            </w:tcMar>
+            <w:vAlign w:val="center"/>
+            <w:hideMark/>
+          </w:tcPr>
+          <w:p>
+            <w:pPr>
+              <w:spacing w:after="0" w:line="240" w:lineRule="auto"/>
+              <w:jc w:val="right"/>
+              <w:rPr>
+                <w:rFonts w:ascii="Helvetica Neue" w:eastAsia="Times New Roman" w:hAnsi="Helvetica Neue" w:cs="Times New Roman"/>
+                <w:color w:val="000000"/>
+                <w:sz w:val="18"/>
+                <w:szCs w:val="18"/>
+                <w:lang w:val="en-IT" w:eastAsia="en-GB"/>
+              </w:rPr>
+            </w:pPr>
+            <w:r>
+              <w:rPr>
+                <w:rFonts w:ascii="Helvetica Neue" w:eastAsia="Times New Roman" w:hAnsi="Helvetica Neue" w:cs="Times New Roman"/>
+                <w:color w:val="000000"/>
+                <w:sz w:val="18"/>
+                <w:szCs w:val="18"/>
+                <w:lang w:val="en-IT" w:eastAsia="en-GB"/>
+              </w:rPr>
+              <w:t>Northern America</w:t>
+            </w:r>
+          </w:p>
+        </w:tc>
+        <w:tc>
+          <w:tcPr>
+            <w:tcW w:w="0" w:type="auto"/>
+            <w:tcBorders>
+              <w:top w:val="nil"/>
+              <w:left w:val="nil"/>
+              <w:bottom w:val="nil"/>
+              <w:right w:val="nil"/>
+            </w:tcBorders>
+            <w:shd w:val="clear" w:color="auto" w:fill="F5F5F5"/>
+            <w:tcMar>
+              <w:top w:w="120" w:type="dxa"/>
+              <w:left w:w="120" w:type="dxa"/>
+              <w:bottom w:w="120" w:type="dxa"/>
+              <w:right w:w="120" w:type="dxa"/>
+            </w:tcMar>
+            <w:vAlign w:val="center"/>
+            <w:hideMark/>
+          </w:tcPr>
+          <w:p>
+            <w:pPr>
+              <w:spacing w:after="0" w:line="240" w:lineRule="auto"/>
+              <w:jc w:val="right"/>
+              <w:rPr>
+                <w:rFonts w:ascii="Helvetica Neue" w:eastAsia="Times New Roman" w:hAnsi="Helvetica Neue" w:cs="Times New Roman"/>
+                <w:color w:val="000000"/>
+                <w:sz w:val="18"/>
+                <w:szCs w:val="18"/>
+                <w:lang w:val="en-IT" w:eastAsia="en-GB"/>
+              </w:rPr>
+            </w:pPr>
+            <w:r>
+              <w:rPr>
+                <w:rFonts w:ascii="Helvetica Neue" w:eastAsia="Times New Roman" w:hAnsi="Helvetica Neue" w:cs="Times New Roman"/>
+                <w:color w:val="000000"/>
+                <w:sz w:val="18"/>
+                <w:szCs w:val="18"/>
+                <w:lang w:val="en-IT" w:eastAsia="en-GB"/>
+              </w:rPr>
+              <w:t>-0.814215</w:t>
+            </w:r>
+          </w:p>
+        </w:tc>
+        <w:tc>
+          <w:tcPr>
+            <w:tcW w:w="0" w:type="auto"/>
+            <w:tcBorders>
+              <w:top w:val="nil"/>
+              <w:left w:val="nil"/>
+              <w:bottom w:val="nil"/>
+              <w:right w:val="nil"/>
+            </w:tcBorders>
+            <w:shd w:val="clear" w:color="auto" w:fill="F5F5F5"/>
+            <w:tcMar>
+              <w:top w:w="120" w:type="dxa"/>
+              <w:left w:w="120" w:type="dxa"/>
+              <w:bottom w:w="120" w:type="dxa"/>
+              <w:right w:w="120" w:type="dxa"/>
+            </w:tcMar>
+            <w:vAlign w:val="center"/>
+            <w:hideMark/>
+          </w:tcPr>
+          <w:p>
+            <w:pPr>
+              <w:spacing w:after="0" w:line="240" w:lineRule="auto"/>
+              <w:jc w:val="right"/>
+              <w:rPr>
+                <w:rFonts w:ascii="Helvetica Neue" w:eastAsia="Times New Roman" w:hAnsi="Helvetica Neue" w:cs="Times New Roman"/>
+                <w:color w:val="000000"/>
+                <w:sz w:val="18"/>
+                <w:szCs w:val="18"/>
+                <w:lang w:val="en-IT" w:eastAsia="en-GB"/>
+              </w:rPr>
+            </w:pPr>
+            <w:r>
+              <w:rPr>
+                <w:rFonts w:ascii="Helvetica Neue" w:eastAsia="Times New Roman" w:hAnsi="Helvetica Neue" w:cs="Times New Roman"/>
+                <w:color w:val="000000"/>
+                <w:sz w:val="18"/>
+                <w:szCs w:val="18"/>
+                <w:lang w:val="en-IT" w:eastAsia="en-GB"/>
+              </w:rPr>
+              <w:t>0.012266</w:t>
+            </w:r>
+          </w:p>
+        </w:tc>
+        <w:tc>
+          <w:tcPr>
+            <w:tcW w:w="0" w:type="auto"/>
+            <w:tcBorders>
+              <w:top w:val="nil"/>
+              <w:left w:val="nil"/>
+              <w:bottom w:val="nil"/>
+              <w:right w:val="nil"/>
+            </w:tcBorders>
+            <w:shd w:val="clear" w:color="auto" w:fill="F5F5F5"/>
+            <w:tcMar>
+              <w:top w:w="120" w:type="dxa"/>
+              <w:left w:w="120" w:type="dxa"/>
+              <w:bottom w:w="120" w:type="dxa"/>
+              <w:right w:w="120" w:type="dxa"/>
+            </w:tcMar>
+            <w:vAlign w:val="center"/>
+            <w:hideMark/>
+          </w:tcPr>
+          <w:p>
+            <w:pPr>
+              <w:spacing w:after="0" w:line="240" w:lineRule="auto"/>
+              <w:jc w:val="right"/>
+              <w:rPr>
+                <w:rFonts w:ascii="Helvetica Neue" w:eastAsia="Times New Roman" w:hAnsi="Helvetica Neue" w:cs="Times New Roman"/>
+                <w:color w:val="000000"/>
+                <w:sz w:val="18"/>
+                <w:szCs w:val="18"/>
+                <w:lang w:val="en-IT" w:eastAsia="en-GB"/>
+              </w:rPr>
+            </w:pPr>
+            <w:r>
+              <w:rPr>
+                <w:rFonts w:ascii="Helvetica Neue" w:eastAsia="Times New Roman" w:hAnsi="Helvetica Neue" w:cs="Times New Roman"/>
+                <w:color w:val="000000"/>
+                <w:sz w:val="18"/>
+                <w:szCs w:val="18"/>
+                <w:lang w:val="en-IT" w:eastAsia="en-GB"/>
+              </w:rPr>
+              <w:t>*</w:t>
+            </w:r>
+          </w:p>
+        </w:tc>
+        <w:tc>
+          <w:tcPr>
+            <w:tcW w:w="0" w:type="auto"/>
+            <w:tcBorders>
+              <w:top w:val="nil"/>
+              <w:left w:val="nil"/>
+              <w:bottom w:val="nil"/>
+              <w:right w:val="nil"/>
+            </w:tcBorders>
+            <w:shd w:val="clear" w:color="auto" w:fill="F5F5F5"/>
+            <w:tcMar>
+              <w:top w:w="120" w:type="dxa"/>
+              <w:left w:w="120" w:type="dxa"/>
+              <w:bottom w:w="120" w:type="dxa"/>
+              <w:right w:w="120" w:type="dxa"/>
+            </w:tcMar>
+            <w:vAlign w:val="center"/>
+            <w:hideMark/>
+          </w:tcPr>
+          <w:p>
+            <w:pPr>
+              <w:spacing w:after="0" w:line="240" w:lineRule="auto"/>
+              <w:jc w:val="right"/>
+              <w:rPr>
+                <w:rFonts w:ascii="Helvetica Neue" w:eastAsia="Times New Roman" w:hAnsi="Helvetica Neue" w:cs="Times New Roman"/>
+                <w:color w:val="000000"/>
+                <w:sz w:val="18"/>
+                <w:szCs w:val="18"/>
+                <w:lang w:val="en-IT" w:eastAsia="en-GB"/>
+              </w:rPr>
+            </w:pPr>
+            <w:r>
+              <w:rPr>
+                <w:rFonts w:ascii="Helvetica Neue" w:eastAsia="Times New Roman" w:hAnsi="Helvetica Neue" w:cs="Times New Roman"/>
+                <w:color w:val="000000"/>
+                <w:sz w:val="18"/>
+                <w:szCs w:val="18"/>
+                <w:lang w:val="en-IT" w:eastAsia="en-GB"/>
+              </w:rPr>
+              <w:t>decreasing</w:t>
+            </w:r>
+          </w:p>
+        </w:tc>
+        <w:tc>
+          <w:tcPr>
+            <w:tcW w:w="0" w:type="auto"/>
+            <w:tcBorders>
+              <w:top w:val="nil"/>
+              <w:left w:val="nil"/>
+              <w:bottom w:val="nil"/>
+              <w:right w:val="nil"/>
+            </w:tcBorders>
+            <w:shd w:val="clear" w:color="auto" w:fill="F5F5F5"/>
+            <w:tcMar>
+              <w:top w:w="120" w:type="dxa"/>
+              <w:left w:w="120" w:type="dxa"/>
+              <w:bottom w:w="120" w:type="dxa"/>
+              <w:right w:w="120" w:type="dxa"/>
+            </w:tcMar>
+            <w:vAlign w:val="center"/>
+            <w:hideMark/>
+          </w:tcPr>
+          <w:p>
+            <w:pPr>
+              <w:spacing w:after="0" w:line="240" w:lineRule="auto"/>
+              <w:jc w:val="right"/>
+              <w:rPr>
+                <w:rFonts w:ascii="Helvetica Neue" w:eastAsia="Times New Roman" w:hAnsi="Helvetica Neue" w:cs="Times New Roman"/>
+                <w:color w:val="000000"/>
+                <w:sz w:val="18"/>
+                <w:szCs w:val="18"/>
+                <w:lang w:val="en-IT" w:eastAsia="en-GB"/>
+              </w:rPr>
+            </w:pPr>
+            <w:r>
+              <w:rPr>
+                <w:rFonts w:ascii="Helvetica Neue" w:eastAsia="Times New Roman" w:hAnsi="Helvetica Neue" w:cs="Times New Roman"/>
+                <w:color w:val="000000"/>
+                <w:sz w:val="18"/>
+                <w:szCs w:val="18"/>
+                <w:lang w:val="en-IT" w:eastAsia="en-GB"/>
+              </w:rPr>
+              <w:t>2.923167</w:t>
+            </w:r>
+          </w:p>
+        </w:tc>
+      </w:tr>
+      <w:tr>
+        <w:tc>
+          <w:tcPr>
+            <w:tcW w:w="0" w:type="auto"/>
+            <w:tcBorders>
+              <w:top w:val="nil"/>
+              <w:left w:val="nil"/>
+              <w:bottom w:val="nil"/>
+              <w:right w:val="nil"/>
+            </w:tcBorders>
+            <w:shd w:val="clear" w:color="auto" w:fill="FFFFFF"/>
+            <w:tcMar>
+              <w:top w:w="120" w:type="dxa"/>
+              <w:left w:w="120" w:type="dxa"/>
+              <w:bottom w:w="120" w:type="dxa"/>
+              <w:right w:w="120" w:type="dxa"/>
+            </w:tcMar>
+            <w:vAlign w:val="center"/>
+            <w:hideMark/>
+          </w:tcPr>
+          <w:p>
+            <w:pPr>
+              <w:spacing w:after="0" w:line="240" w:lineRule="auto"/>
+              <w:jc w:val="right"/>
+              <w:rPr>
+                <w:rFonts w:ascii="Helvetica Neue" w:eastAsia="Times New Roman" w:hAnsi="Helvetica Neue" w:cs="Times New Roman"/>
+                <w:color w:val="000000"/>
+                <w:sz w:val="18"/>
+                <w:szCs w:val="18"/>
+                <w:lang w:val="en-IT" w:eastAsia="en-GB"/>
+              </w:rPr>
+            </w:pPr>
+            <w:r>
+              <w:rPr>
+                <w:rFonts w:ascii="Helvetica Neue" w:eastAsia="Times New Roman" w:hAnsi="Helvetica Neue" w:cs="Times New Roman"/>
+                <w:color w:val="000000"/>
+                <w:sz w:val="18"/>
+                <w:szCs w:val="18"/>
+                <w:lang w:val="en-IT" w:eastAsia="en-GB"/>
+              </w:rPr>
+              <w:t>Eastern Asia</w:t>
+            </w:r>
+          </w:p>
+        </w:tc>
+        <w:tc>
+          <w:tcPr>
+            <w:tcW w:w="0" w:type="auto"/>
+            <w:tcBorders>
+              <w:top w:val="nil"/>
+              <w:left w:val="nil"/>
+              <w:bottom w:val="nil"/>
+              <w:right w:val="nil"/>
+            </w:tcBorders>
+            <w:shd w:val="clear" w:color="auto" w:fill="FFFFFF"/>
+            <w:tcMar>
+              <w:top w:w="120" w:type="dxa"/>
+              <w:left w:w="120" w:type="dxa"/>
+              <w:bottom w:w="120" w:type="dxa"/>
+              <w:right w:w="120" w:type="dxa"/>
+            </w:tcMar>
+            <w:vAlign w:val="center"/>
+            <w:hideMark/>
+          </w:tcPr>
+          <w:p>
+            <w:pPr>
+              <w:spacing w:after="0" w:line="240" w:lineRule="auto"/>
+              <w:jc w:val="right"/>
+              <w:rPr>
+                <w:rFonts w:ascii="Helvetica Neue" w:eastAsia="Times New Roman" w:hAnsi="Helvetica Neue" w:cs="Times New Roman"/>
+                <w:color w:val="000000"/>
+                <w:sz w:val="18"/>
+                <w:szCs w:val="18"/>
+                <w:lang w:val="en-IT" w:eastAsia="en-GB"/>
+              </w:rPr>
+            </w:pPr>
+            <w:r>
+              <w:rPr>
+                <w:rFonts w:ascii="Helvetica Neue" w:eastAsia="Times New Roman" w:hAnsi="Helvetica Neue" w:cs="Times New Roman"/>
+                <w:color w:val="000000"/>
+                <w:sz w:val="18"/>
+                <w:szCs w:val="18"/>
+                <w:lang w:val="en-IT" w:eastAsia="en-GB"/>
+              </w:rPr>
+              <w:t>-0.612592</w:t>
+            </w:r>
+          </w:p>
+        </w:tc>
+        <w:tc>
+          <w:tcPr>
+            <w:tcW w:w="0" w:type="auto"/>
+            <w:tcBorders>
+              <w:top w:val="nil"/>
+              <w:left w:val="nil"/>
+              <w:bottom w:val="nil"/>
+              <w:right w:val="nil"/>
+            </w:tcBorders>
+            <w:shd w:val="clear" w:color="auto" w:fill="FFFFFF"/>
+            <w:tcMar>
+              <w:top w:w="120" w:type="dxa"/>
+              <w:left w:w="120" w:type="dxa"/>
+              <w:bottom w:w="120" w:type="dxa"/>
+              <w:right w:w="120" w:type="dxa"/>
+            </w:tcMar>
+            <w:vAlign w:val="center"/>
+            <w:hideMark/>
+          </w:tcPr>
+          <w:p>
+            <w:pPr>
+              <w:spacing w:after="0" w:line="240" w:lineRule="auto"/>
+              <w:jc w:val="right"/>
+              <w:rPr>
+                <w:rFonts w:ascii="Helvetica Neue" w:eastAsia="Times New Roman" w:hAnsi="Helvetica Neue" w:cs="Times New Roman"/>
+                <w:color w:val="000000"/>
+                <w:sz w:val="18"/>
+                <w:szCs w:val="18"/>
+                <w:lang w:val="en-IT" w:eastAsia="en-GB"/>
+              </w:rPr>
+            </w:pPr>
+            <w:r>
+              <w:rPr>
+                <w:rFonts w:ascii="Helvetica Neue" w:eastAsia="Times New Roman" w:hAnsi="Helvetica Neue" w:cs="Times New Roman"/>
+                <w:color w:val="000000"/>
+                <w:sz w:val="18"/>
+                <w:szCs w:val="18"/>
+                <w:lang w:val="en-IT" w:eastAsia="en-GB"/>
+              </w:rPr>
+              <w:t>0.000677</w:t>
+            </w:r>
+          </w:p>
+        </w:tc>
+        <w:tc>
+          <w:tcPr>
+            <w:tcW w:w="0" w:type="auto"/>
+            <w:tcBorders>
+              <w:top w:val="nil"/>
+              <w:left w:val="nil"/>
+              <w:bottom w:val="nil"/>
+              <w:right w:val="nil"/>
+            </w:tcBorders>
+            <w:shd w:val="clear" w:color="auto" w:fill="FFFFFF"/>
+            <w:tcMar>
+              <w:top w:w="120" w:type="dxa"/>
+              <w:left w:w="120" w:type="dxa"/>
+              <w:bottom w:w="120" w:type="dxa"/>
+              <w:right w:w="120" w:type="dxa"/>
+            </w:tcMar>
+            <w:vAlign w:val="center"/>
+            <w:hideMark/>
+          </w:tcPr>
+          <w:p>
+            <w:pPr>
+              <w:spacing w:after="0" w:line="240" w:lineRule="auto"/>
+              <w:jc w:val="right"/>
+              <w:rPr>
+                <w:rFonts w:ascii="Helvetica Neue" w:eastAsia="Times New Roman" w:hAnsi="Helvetica Neue" w:cs="Times New Roman"/>
+                <w:color w:val="000000"/>
+                <w:sz w:val="18"/>
+                <w:szCs w:val="18"/>
+                <w:lang w:val="en-IT" w:eastAsia="en-GB"/>
+              </w:rPr>
+            </w:pPr>
+            <w:r>
+              <w:rPr>
+                <w:rFonts w:ascii="Helvetica Neue" w:eastAsia="Times New Roman" w:hAnsi="Helvetica Neue" w:cs="Times New Roman"/>
+                <w:color w:val="000000"/>
+                <w:sz w:val="18"/>
+                <w:szCs w:val="18"/>
+                <w:lang w:val="en-IT" w:eastAsia="en-GB"/>
+              </w:rPr>
+              <w:t>***</w:t>
+            </w:r>
+          </w:p>
+        </w:tc>
+        <w:tc>
+          <w:tcPr>
+            <w:tcW w:w="0" w:type="auto"/>
+            <w:tcBorders>
+              <w:top w:val="nil"/>
+              <w:left w:val="nil"/>
+              <w:bottom w:val="nil"/>
+              <w:right w:val="nil"/>
+            </w:tcBorders>
+            <w:shd w:val="clear" w:color="auto" w:fill="FFFFFF"/>
+            <w:tcMar>
+              <w:top w:w="120" w:type="dxa"/>
+              <w:left w:w="120" w:type="dxa"/>
+              <w:bottom w:w="120" w:type="dxa"/>
+              <w:right w:w="120" w:type="dxa"/>
+            </w:tcMar>
+            <w:vAlign w:val="center"/>
+            <w:hideMark/>
+          </w:tcPr>
+          <w:p>
+            <w:pPr>
+              <w:spacing w:after="0" w:line="240" w:lineRule="auto"/>
+              <w:jc w:val="right"/>
+              <w:rPr>
+                <w:rFonts w:ascii="Helvetica Neue" w:eastAsia="Times New Roman" w:hAnsi="Helvetica Neue" w:cs="Times New Roman"/>
+                <w:color w:val="000000"/>
+                <w:sz w:val="18"/>
+                <w:szCs w:val="18"/>
+                <w:lang w:val="en-IT" w:eastAsia="en-GB"/>
+              </w:rPr>
+            </w:pPr>
+            <w:r>
+              <w:rPr>
+                <w:rFonts w:ascii="Helvetica Neue" w:eastAsia="Times New Roman" w:hAnsi="Helvetica Neue" w:cs="Times New Roman"/>
+                <w:color w:val="000000"/>
+                <w:sz w:val="18"/>
+                <w:szCs w:val="18"/>
+                <w:lang w:val="en-IT" w:eastAsia="en-GB"/>
+              </w:rPr>
+              <w:t>decreasing</w:t>
+            </w:r>
+          </w:p>
+        </w:tc>
+        <w:tc>
+          <w:tcPr>
+            <w:tcW w:w="0" w:type="auto"/>
+            <w:tcBorders>
+              <w:top w:val="nil"/>
+              <w:left w:val="nil"/>
+              <w:bottom w:val="nil"/>
+              <w:right w:val="nil"/>
+            </w:tcBorders>
+            <w:shd w:val="clear" w:color="auto" w:fill="FFFFFF"/>
+            <w:tcMar>
+              <w:top w:w="120" w:type="dxa"/>
+              <w:left w:w="120" w:type="dxa"/>
+              <w:bottom w:w="120" w:type="dxa"/>
+              <w:right w:w="120" w:type="dxa"/>
+            </w:tcMar>
+            <w:vAlign w:val="center"/>
+            <w:hideMark/>
+          </w:tcPr>
+          <w:p>
+            <w:pPr>
+              <w:spacing w:after="0" w:line="240" w:lineRule="auto"/>
+              <w:jc w:val="right"/>
+              <w:rPr>
+                <w:rFonts w:ascii="Helvetica Neue" w:eastAsia="Times New Roman" w:hAnsi="Helvetica Neue" w:cs="Times New Roman"/>
+                <w:color w:val="000000"/>
+                <w:sz w:val="18"/>
+                <w:szCs w:val="18"/>
+                <w:lang w:val="en-IT" w:eastAsia="en-GB"/>
+              </w:rPr>
+            </w:pPr>
+            <w:r>
+              <w:rPr>
+                <w:rFonts w:ascii="Helvetica Neue" w:eastAsia="Times New Roman" w:hAnsi="Helvetica Neue" w:cs="Times New Roman"/>
+                <w:color w:val="000000"/>
+                <w:sz w:val="18"/>
+                <w:szCs w:val="18"/>
+                <w:lang w:val="en-IT" w:eastAsia="en-GB"/>
+              </w:rPr>
+              <w:t>1.719082</w:t>
+            </w:r>
+          </w:p>
+        </w:tc>
+      </w:tr>
+      <w:tr>
+        <w:tc>
+          <w:tcPr>
+            <w:tcW w:w="0" w:type="auto"/>
+            <w:tcBorders>
+              <w:top w:val="nil"/>
+              <w:left w:val="nil"/>
+              <w:bottom w:val="nil"/>
+              <w:right w:val="nil"/>
+            </w:tcBorders>
+            <w:shd w:val="clear" w:color="auto" w:fill="F5F5F5"/>
+            <w:tcMar>
+              <w:top w:w="120" w:type="dxa"/>
+              <w:left w:w="120" w:type="dxa"/>
+              <w:bottom w:w="120" w:type="dxa"/>
+              <w:right w:w="120" w:type="dxa"/>
+            </w:tcMar>
+            <w:vAlign w:val="center"/>
+            <w:hideMark/>
+          </w:tcPr>
+          <w:p>
+            <w:pPr>
+              <w:spacing w:after="0" w:line="240" w:lineRule="auto"/>
+              <w:jc w:val="right"/>
+              <w:rPr>
+                <w:rFonts w:ascii="Helvetica Neue" w:eastAsia="Times New Roman" w:hAnsi="Helvetica Neue" w:cs="Times New Roman"/>
+                <w:color w:val="000000"/>
+                <w:sz w:val="18"/>
+                <w:szCs w:val="18"/>
+                <w:lang w:val="en-IT" w:eastAsia="en-GB"/>
+              </w:rPr>
+            </w:pPr>
+            <w:r>
+              <w:rPr>
+                <w:rFonts w:ascii="Helvetica Neue" w:eastAsia="Times New Roman" w:hAnsi="Helvetica Neue" w:cs="Times New Roman"/>
+                <w:color w:val="000000"/>
+                <w:sz w:val="18"/>
+                <w:szCs w:val="18"/>
+                <w:lang w:val="en-IT" w:eastAsia="en-GB"/>
+              </w:rPr>
+              <w:t>Oceania</w:t>
+            </w:r>
+          </w:p>
+        </w:tc>
+        <w:tc>
+          <w:tcPr>
+            <w:tcW w:w="0" w:type="auto"/>
+            <w:tcBorders>
+              <w:top w:val="nil"/>
+              <w:left w:val="nil"/>
+              <w:bottom w:val="nil"/>
+              <w:right w:val="nil"/>
+            </w:tcBorders>
+            <w:shd w:val="clear" w:color="auto" w:fill="F5F5F5"/>
+            <w:tcMar>
+              <w:top w:w="120" w:type="dxa"/>
+              <w:left w:w="120" w:type="dxa"/>
+              <w:bottom w:w="120" w:type="dxa"/>
+              <w:right w:w="120" w:type="dxa"/>
+            </w:tcMar>
+            <w:vAlign w:val="center"/>
+            <w:hideMark/>
+          </w:tcPr>
+          <w:p>
+            <w:pPr>
+              <w:spacing w:after="0" w:line="240" w:lineRule="auto"/>
+              <w:jc w:val="right"/>
+              <w:rPr>
+                <w:rFonts w:ascii="Helvetica Neue" w:eastAsia="Times New Roman" w:hAnsi="Helvetica Neue" w:cs="Times New Roman"/>
+                <w:color w:val="000000"/>
+                <w:sz w:val="18"/>
+                <w:szCs w:val="18"/>
+                <w:lang w:val="en-IT" w:eastAsia="en-GB"/>
+              </w:rPr>
+            </w:pPr>
+            <w:r>
+              <w:rPr>
+                <w:rFonts w:ascii="Helvetica Neue" w:eastAsia="Times New Roman" w:hAnsi="Helvetica Neue" w:cs="Times New Roman"/>
+                <w:color w:val="000000"/>
+                <w:sz w:val="18"/>
+                <w:szCs w:val="18"/>
+                <w:lang w:val="en-IT" w:eastAsia="en-GB"/>
+              </w:rPr>
+              <w:t>-0.371021</w:t>
+            </w:r>
+          </w:p>
+        </w:tc>
+        <w:tc>
+          <w:tcPr>
+            <w:tcW w:w="0" w:type="auto"/>
+            <w:tcBorders>
+              <w:top w:val="nil"/>
+              <w:left w:val="nil"/>
+              <w:bottom w:val="nil"/>
+              <w:right w:val="nil"/>
+            </w:tcBorders>
+            <w:shd w:val="clear" w:color="auto" w:fill="F5F5F5"/>
+            <w:tcMar>
+              <w:top w:w="120" w:type="dxa"/>
+              <w:left w:w="120" w:type="dxa"/>
+              <w:bottom w:w="120" w:type="dxa"/>
+              <w:right w:w="120" w:type="dxa"/>
+            </w:tcMar>
+            <w:vAlign w:val="center"/>
+            <w:hideMark/>
+          </w:tcPr>
+          <w:p>
+            <w:pPr>
+              <w:spacing w:after="0" w:line="240" w:lineRule="auto"/>
+              <w:jc w:val="right"/>
+              <w:rPr>
+                <w:rFonts w:ascii="Helvetica Neue" w:eastAsia="Times New Roman" w:hAnsi="Helvetica Neue" w:cs="Times New Roman"/>
+                <w:color w:val="000000"/>
+                <w:sz w:val="18"/>
+                <w:szCs w:val="18"/>
+                <w:lang w:val="en-IT" w:eastAsia="en-GB"/>
+              </w:rPr>
+            </w:pPr>
+            <w:r>
+              <w:rPr>
+                <w:rFonts w:ascii="Helvetica Neue" w:eastAsia="Times New Roman" w:hAnsi="Helvetica Neue" w:cs="Times New Roman"/>
+                <w:color w:val="000000"/>
+                <w:sz w:val="18"/>
+                <w:szCs w:val="18"/>
+                <w:lang w:val="en-IT" w:eastAsia="en-GB"/>
+              </w:rPr>
+              <w:t>0.002358</w:t>
+            </w:r>
+          </w:p>
+        </w:tc>
+        <w:tc>
+          <w:tcPr>
+            <w:tcW w:w="0" w:type="auto"/>
+            <w:tcBorders>
+              <w:top w:val="nil"/>
+              <w:left w:val="nil"/>
+              <w:bottom w:val="nil"/>
+              <w:right w:val="nil"/>
+            </w:tcBorders>
+            <w:shd w:val="clear" w:color="auto" w:fill="F5F5F5"/>
+            <w:tcMar>
+              <w:top w:w="120" w:type="dxa"/>
+              <w:left w:w="120" w:type="dxa"/>
+              <w:bottom w:w="120" w:type="dxa"/>
+              <w:right w:w="120" w:type="dxa"/>
+            </w:tcMar>
+            <w:vAlign w:val="center"/>
+            <w:hideMark/>
+          </w:tcPr>
+          <w:p>
+            <w:pPr>
+              <w:spacing w:after="0" w:line="240" w:lineRule="auto"/>
+              <w:jc w:val="right"/>
+              <w:rPr>
+                <w:rFonts w:ascii="Helvetica Neue" w:eastAsia="Times New Roman" w:hAnsi="Helvetica Neue" w:cs="Times New Roman"/>
+                <w:color w:val="000000"/>
+                <w:sz w:val="18"/>
+                <w:szCs w:val="18"/>
+                <w:lang w:val="en-IT" w:eastAsia="en-GB"/>
+              </w:rPr>
+            </w:pPr>
+            <w:r>
+              <w:rPr>
+                <w:rFonts w:ascii="Helvetica Neue" w:eastAsia="Times New Roman" w:hAnsi="Helvetica Neue" w:cs="Times New Roman"/>
+                <w:color w:val="000000"/>
+                <w:sz w:val="18"/>
+                <w:szCs w:val="18"/>
+                <w:lang w:val="en-IT" w:eastAsia="en-GB"/>
+              </w:rPr>
+              <w:t>**</w:t>
+            </w:r>
+          </w:p>
+        </w:tc>
+        <w:tc>
+          <w:tcPr>
+            <w:tcW w:w="0" w:type="auto"/>
+            <w:tcBorders>
+              <w:top w:val="nil"/>
+              <w:left w:val="nil"/>
+              <w:bottom w:val="nil"/>
+              <w:right w:val="nil"/>
+            </w:tcBorders>
+            <w:shd w:val="clear" w:color="auto" w:fill="F5F5F5"/>
+            <w:tcMar>
+              <w:top w:w="120" w:type="dxa"/>
+              <w:left w:w="120" w:type="dxa"/>
+              <w:bottom w:w="120" w:type="dxa"/>
+              <w:right w:w="120" w:type="dxa"/>
+            </w:tcMar>
+            <w:vAlign w:val="center"/>
+            <w:hideMark/>
+          </w:tcPr>
+          <w:p>
+            <w:pPr>
+              <w:spacing w:after="0" w:line="240" w:lineRule="auto"/>
+              <w:jc w:val="right"/>
+              <w:rPr>
+                <w:rFonts w:ascii="Helvetica Neue" w:eastAsia="Times New Roman" w:hAnsi="Helvetica Neue" w:cs="Times New Roman"/>
+                <w:color w:val="000000"/>
+                <w:sz w:val="18"/>
+                <w:szCs w:val="18"/>
+                <w:lang w:val="en-IT" w:eastAsia="en-GB"/>
+              </w:rPr>
+            </w:pPr>
+            <w:r>
+              <w:rPr>
+                <w:rFonts w:ascii="Helvetica Neue" w:eastAsia="Times New Roman" w:hAnsi="Helvetica Neue" w:cs="Times New Roman"/>
+                <w:color w:val="000000"/>
+                <w:sz w:val="18"/>
+                <w:szCs w:val="18"/>
+                <w:lang w:val="en-IT" w:eastAsia="en-GB"/>
+              </w:rPr>
+              <w:t>decreasing</w:t>
+            </w:r>
+          </w:p>
+        </w:tc>
+        <w:tc>
+          <w:tcPr>
+            <w:tcW w:w="0" w:type="auto"/>
+            <w:tcBorders>
+              <w:top w:val="nil"/>
+              <w:left w:val="nil"/>
+              <w:bottom w:val="nil"/>
+              <w:right w:val="nil"/>
+            </w:tcBorders>
+            <w:shd w:val="clear" w:color="auto" w:fill="F5F5F5"/>
+            <w:tcMar>
+              <w:top w:w="120" w:type="dxa"/>
+              <w:left w:w="120" w:type="dxa"/>
+              <w:bottom w:w="120" w:type="dxa"/>
+              <w:right w:w="120" w:type="dxa"/>
+            </w:tcMar>
+            <w:vAlign w:val="center"/>
+            <w:hideMark/>
+          </w:tcPr>
+          <w:p>
+            <w:pPr>
+              <w:spacing w:after="0" w:line="240" w:lineRule="auto"/>
+              <w:jc w:val="right"/>
+              <w:rPr>
+                <w:rFonts w:ascii="Helvetica Neue" w:eastAsia="Times New Roman" w:hAnsi="Helvetica Neue" w:cs="Times New Roman"/>
+                <w:color w:val="000000"/>
+                <w:sz w:val="18"/>
+                <w:szCs w:val="18"/>
+                <w:lang w:val="en-IT" w:eastAsia="en-GB"/>
+              </w:rPr>
+            </w:pPr>
+            <w:r>
+              <w:rPr>
+                <w:rFonts w:ascii="Helvetica Neue" w:eastAsia="Times New Roman" w:hAnsi="Helvetica Neue" w:cs="Times New Roman"/>
+                <w:color w:val="000000"/>
+                <w:sz w:val="18"/>
+                <w:szCs w:val="18"/>
+                <w:lang w:val="en-IT" w:eastAsia="en-GB"/>
+              </w:rPr>
+              <w:t>0.216210</w:t>
+            </w:r>
+          </w:p>
+        </w:tc>
+      </w:tr>
+      <w:tr>
+        <w:tc>
+          <w:tcPr>
+            <w:tcW w:w="0" w:type="auto"/>
+            <w:tcBorders>
+              <w:top w:val="nil"/>
+              <w:left w:val="nil"/>
+              <w:bottom w:val="nil"/>
+              <w:right w:val="nil"/>
+            </w:tcBorders>
+            <w:shd w:val="clear" w:color="auto" w:fill="FFFFFF"/>
+            <w:tcMar>
+              <w:top w:w="120" w:type="dxa"/>
+              <w:left w:w="120" w:type="dxa"/>
+              <w:bottom w:w="120" w:type="dxa"/>
+              <w:right w:w="120" w:type="dxa"/>
+            </w:tcMar>
+            <w:vAlign w:val="center"/>
+            <w:hideMark/>
+          </w:tcPr>
+          <w:p>
+            <w:pPr>
+              <w:spacing w:after="0" w:line="240" w:lineRule="auto"/>
+              <w:jc w:val="right"/>
+              <w:rPr>
+                <w:rFonts w:ascii="Helvetica Neue" w:eastAsia="Times New Roman" w:hAnsi="Helvetica Neue" w:cs="Times New Roman"/>
+                <w:color w:val="000000"/>
+                <w:sz w:val="18"/>
+                <w:szCs w:val="18"/>
+                <w:lang w:val="en-IT" w:eastAsia="en-GB"/>
+              </w:rPr>
+            </w:pPr>
+            <w:r>
+              <w:rPr>
+                <w:rFonts w:ascii="Helvetica Neue" w:eastAsia="Times New Roman" w:hAnsi="Helvetica Neue" w:cs="Times New Roman"/>
+                <w:color w:val="000000"/>
+                <w:sz w:val="18"/>
+                <w:szCs w:val="18"/>
+                <w:lang w:val="en-IT" w:eastAsia="en-GB"/>
+              </w:rPr>
+              <w:t>Southern Asia</w:t>
+            </w:r>
+          </w:p>
+        </w:tc>
+        <w:tc>
+          <w:tcPr>
+            <w:tcW w:w="0" w:type="auto"/>
+            <w:tcBorders>
+              <w:top w:val="nil"/>
+              <w:left w:val="nil"/>
+              <w:bottom w:val="nil"/>
+              <w:right w:val="nil"/>
+            </w:tcBorders>
+            <w:shd w:val="clear" w:color="auto" w:fill="FFFFFF"/>
+            <w:tcMar>
+              <w:top w:w="120" w:type="dxa"/>
+              <w:left w:w="120" w:type="dxa"/>
+              <w:bottom w:w="120" w:type="dxa"/>
+              <w:right w:w="120" w:type="dxa"/>
+            </w:tcMar>
+            <w:vAlign w:val="center"/>
+            <w:hideMark/>
+          </w:tcPr>
+          <w:p>
+            <w:pPr>
+              <w:spacing w:after="0" w:line="240" w:lineRule="auto"/>
+              <w:jc w:val="right"/>
+              <w:rPr>
+                <w:rFonts w:ascii="Helvetica Neue" w:eastAsia="Times New Roman" w:hAnsi="Helvetica Neue" w:cs="Times New Roman"/>
+                <w:color w:val="000000"/>
+                <w:sz w:val="18"/>
+                <w:szCs w:val="18"/>
+                <w:lang w:val="en-IT" w:eastAsia="en-GB"/>
+              </w:rPr>
+            </w:pPr>
+            <w:r>
+              <w:rPr>
+                <w:rFonts w:ascii="Helvetica Neue" w:eastAsia="Times New Roman" w:hAnsi="Helvetica Neue" w:cs="Times New Roman"/>
+                <w:color w:val="000000"/>
+                <w:sz w:val="18"/>
+                <w:szCs w:val="18"/>
+                <w:lang w:val="en-IT" w:eastAsia="en-GB"/>
+              </w:rPr>
+              <w:t>-0.037347</w:t>
+            </w:r>
+          </w:p>
+        </w:tc>
+        <w:tc>
+          <w:tcPr>
+            <w:tcW w:w="0" w:type="auto"/>
+            <w:tcBorders>
+              <w:top w:val="nil"/>
+              <w:left w:val="nil"/>
+              <w:bottom w:val="nil"/>
+              <w:right w:val="nil"/>
+            </w:tcBorders>
+            <w:shd w:val="clear" w:color="auto" w:fill="FFFFFF"/>
+            <w:tcMar>
+              <w:top w:w="120" w:type="dxa"/>
+              <w:left w:w="120" w:type="dxa"/>
+              <w:bottom w:w="120" w:type="dxa"/>
+              <w:right w:w="120" w:type="dxa"/>
+            </w:tcMar>
+            <w:vAlign w:val="center"/>
+            <w:hideMark/>
+          </w:tcPr>
+          <w:p>
+            <w:pPr>
+              <w:spacing w:after="0" w:line="240" w:lineRule="auto"/>
+              <w:jc w:val="right"/>
+              <w:rPr>
+                <w:rFonts w:ascii="Helvetica Neue" w:eastAsia="Times New Roman" w:hAnsi="Helvetica Neue" w:cs="Times New Roman"/>
+                <w:color w:val="000000"/>
+                <w:sz w:val="18"/>
+                <w:szCs w:val="18"/>
+                <w:lang w:val="en-IT" w:eastAsia="en-GB"/>
+              </w:rPr>
+            </w:pPr>
+            <w:r>
+              <w:rPr>
+                <w:rFonts w:ascii="Helvetica Neue" w:eastAsia="Times New Roman" w:hAnsi="Helvetica Neue" w:cs="Times New Roman"/>
+                <w:color w:val="000000"/>
+                <w:sz w:val="18"/>
+                <w:szCs w:val="18"/>
+                <w:lang w:val="en-IT" w:eastAsia="en-GB"/>
+              </w:rPr>
+              <w:t>1.000000</w:t>
+            </w:r>
+          </w:p>
+        </w:tc>
+        <w:tc>
+          <w:tcPr>
+            <w:tcW w:w="0" w:type="auto"/>
+            <w:tcBorders>
+              <w:top w:val="nil"/>
+              <w:left w:val="nil"/>
+              <w:bottom w:val="nil"/>
+              <w:right w:val="nil"/>
+            </w:tcBorders>
+            <w:shd w:val="clear" w:color="auto" w:fill="FFFFFF"/>
+            <w:tcMar>
+              <w:top w:w="120" w:type="dxa"/>
+              <w:left w:w="120" w:type="dxa"/>
+              <w:bottom w:w="120" w:type="dxa"/>
+              <w:right w:w="120" w:type="dxa"/>
+            </w:tcMar>
+            <w:vAlign w:val="center"/>
+            <w:hideMark/>
+          </w:tcPr>
+          <w:p>
+            <w:pPr>
+              <w:spacing w:after="0" w:line="240" w:lineRule="auto"/>
+              <w:jc w:val="right"/>
+              <w:rPr>
+                <w:rFonts w:ascii="Helvetica Neue" w:eastAsia="Times New Roman" w:hAnsi="Helvetica Neue" w:cs="Times New Roman"/>
+                <w:color w:val="000000"/>
+                <w:sz w:val="18"/>
+                <w:szCs w:val="18"/>
+                <w:lang w:val="en-IT" w:eastAsia="en-GB"/>
+              </w:rPr>
+            </w:pPr>
+            <w:r>
+              <w:rPr>
+                <w:rFonts w:ascii="Helvetica Neue" w:eastAsia="Times New Roman" w:hAnsi="Helvetica Neue" w:cs="Times New Roman"/>
+                <w:color w:val="000000"/>
+                <w:sz w:val="18"/>
+                <w:szCs w:val="18"/>
+                <w:lang w:val="en-IT" w:eastAsia="en-GB"/>
+              </w:rPr>
+              <w:t>ns</w:t>
+            </w:r>
+          </w:p>
+        </w:tc>
+        <w:tc>
+          <w:tcPr>
+            <w:tcW w:w="0" w:type="auto"/>
+            <w:tcBorders>
+              <w:top w:val="nil"/>
+              <w:left w:val="nil"/>
+              <w:bottom w:val="nil"/>
+              <w:right w:val="nil"/>
+            </w:tcBorders>
+            <w:shd w:val="clear" w:color="auto" w:fill="FFFFFF"/>
+            <w:tcMar>
+              <w:top w:w="120" w:type="dxa"/>
+              <w:left w:w="120" w:type="dxa"/>
+              <w:bottom w:w="120" w:type="dxa"/>
+              <w:right w:w="120" w:type="dxa"/>
+            </w:tcMar>
+            <w:vAlign w:val="center"/>
+            <w:hideMark/>
+          </w:tcPr>
+          <w:p>
+            <w:pPr>
+              <w:spacing w:after="0" w:line="240" w:lineRule="auto"/>
+              <w:jc w:val="right"/>
+              <w:rPr>
+                <w:rFonts w:ascii="Helvetica Neue" w:eastAsia="Times New Roman" w:hAnsi="Helvetica Neue" w:cs="Times New Roman"/>
+                <w:color w:val="000000"/>
+                <w:sz w:val="18"/>
+                <w:szCs w:val="18"/>
+                <w:lang w:val="en-IT" w:eastAsia="en-GB"/>
+              </w:rPr>
+            </w:pPr>
+            <w:r>
+              <w:rPr>
+                <w:rFonts w:ascii="Helvetica Neue" w:eastAsia="Times New Roman" w:hAnsi="Helvetica Neue" w:cs="Times New Roman"/>
+                <w:color w:val="000000"/>
+                <w:sz w:val="18"/>
+                <w:szCs w:val="18"/>
+                <w:lang w:val="en-IT" w:eastAsia="en-GB"/>
+              </w:rPr>
+              <w:t>no trend</w:t>
+            </w:r>
+          </w:p>
+        </w:tc>
+        <w:tc>
+          <w:tcPr>
+            <w:tcW w:w="0" w:type="auto"/>
+            <w:tcBorders>
+              <w:top w:val="nil"/>
+              <w:left w:val="nil"/>
+              <w:bottom w:val="nil"/>
+              <w:right w:val="nil"/>
+            </w:tcBorders>
+            <w:shd w:val="clear" w:color="auto" w:fill="FFFFFF"/>
+            <w:tcMar>
+              <w:top w:w="120" w:type="dxa"/>
+              <w:left w:w="120" w:type="dxa"/>
+              <w:bottom w:w="120" w:type="dxa"/>
+              <w:right w:w="120" w:type="dxa"/>
+            </w:tcMar>
+            <w:vAlign w:val="center"/>
+            <w:hideMark/>
+          </w:tcPr>
+          <w:p>
+            <w:pPr>
+              <w:spacing w:after="0" w:line="240" w:lineRule="auto"/>
+              <w:jc w:val="right"/>
+              <w:rPr>
+                <w:rFonts w:ascii="Helvetica Neue" w:eastAsia="Times New Roman" w:hAnsi="Helvetica Neue" w:cs="Times New Roman"/>
+                <w:color w:val="000000"/>
+                <w:sz w:val="18"/>
+                <w:szCs w:val="18"/>
+                <w:lang w:val="en-IT" w:eastAsia="en-GB"/>
+              </w:rPr>
+            </w:pPr>
+            <w:r>
+              <w:rPr>
+                <w:rFonts w:ascii="Helvetica Neue" w:eastAsia="Times New Roman" w:hAnsi="Helvetica Neue" w:cs="Times New Roman"/>
+                <w:color w:val="000000"/>
+                <w:sz w:val="18"/>
+                <w:szCs w:val="18"/>
+                <w:lang w:val="en-IT" w:eastAsia="en-GB"/>
+              </w:rPr>
+              <w:t>-11.232901</w:t>
+            </w:r>
+          </w:p>
+        </w:tc>
+      </w:tr>
+      <w:tr>
+        <w:tc>
+          <w:tcPr>
+            <w:tcW w:w="0" w:type="auto"/>
+            <w:tcBorders>
+              <w:top w:val="nil"/>
+              <w:left w:val="nil"/>
+              <w:bottom w:val="nil"/>
+              <w:right w:val="nil"/>
+            </w:tcBorders>
+            <w:shd w:val="clear" w:color="auto" w:fill="F5F5F5"/>
+            <w:tcMar>
+              <w:top w:w="120" w:type="dxa"/>
+              <w:left w:w="120" w:type="dxa"/>
+              <w:bottom w:w="120" w:type="dxa"/>
+              <w:right w:w="120" w:type="dxa"/>
+            </w:tcMar>
+            <w:vAlign w:val="center"/>
+            <w:hideMark/>
+          </w:tcPr>
+          <w:p>
+            <w:pPr>
+              <w:spacing w:after="0" w:line="240" w:lineRule="auto"/>
+              <w:jc w:val="right"/>
+              <w:rPr>
+                <w:rFonts w:ascii="Helvetica Neue" w:eastAsia="Times New Roman" w:hAnsi="Helvetica Neue" w:cs="Times New Roman"/>
+                <w:color w:val="000000"/>
+                <w:sz w:val="18"/>
+                <w:szCs w:val="18"/>
+                <w:lang w:val="en-IT" w:eastAsia="en-GB"/>
+              </w:rPr>
+            </w:pPr>
+            <w:r>
+              <w:rPr>
+                <w:rFonts w:ascii="Helvetica Neue" w:eastAsia="Times New Roman" w:hAnsi="Helvetica Neue" w:cs="Times New Roman"/>
+                <w:color w:val="000000"/>
+                <w:sz w:val="18"/>
+                <w:szCs w:val="18"/>
+                <w:lang w:val="en-IT" w:eastAsia="en-GB"/>
+              </w:rPr>
+              <w:t>South America</w:t>
+            </w:r>
+          </w:p>
+        </w:tc>
+        <w:tc>
+          <w:tcPr>
+            <w:tcW w:w="0" w:type="auto"/>
+            <w:tcBorders>
+              <w:top w:val="nil"/>
+              <w:left w:val="nil"/>
+              <w:bottom w:val="nil"/>
+              <w:right w:val="nil"/>
+            </w:tcBorders>
+            <w:shd w:val="clear" w:color="auto" w:fill="F5F5F5"/>
+            <w:tcMar>
+              <w:top w:w="120" w:type="dxa"/>
+              <w:left w:w="120" w:type="dxa"/>
+              <w:bottom w:w="120" w:type="dxa"/>
+              <w:right w:w="120" w:type="dxa"/>
+            </w:tcMar>
+            <w:vAlign w:val="center"/>
+            <w:hideMark/>
+          </w:tcPr>
+          <w:p>
+            <w:pPr>
+              <w:spacing w:after="0" w:line="240" w:lineRule="auto"/>
+              <w:jc w:val="right"/>
+              <w:rPr>
+                <w:rFonts w:ascii="Helvetica Neue" w:eastAsia="Times New Roman" w:hAnsi="Helvetica Neue" w:cs="Times New Roman"/>
+                <w:color w:val="000000"/>
+                <w:sz w:val="18"/>
+                <w:szCs w:val="18"/>
+                <w:lang w:val="en-IT" w:eastAsia="en-GB"/>
+              </w:rPr>
+            </w:pPr>
+            <w:r>
+              <w:rPr>
+                <w:rFonts w:ascii="Helvetica Neue" w:eastAsia="Times New Roman" w:hAnsi="Helvetica Neue" w:cs="Times New Roman"/>
+                <w:color w:val="000000"/>
+                <w:sz w:val="18"/>
+                <w:szCs w:val="18"/>
+                <w:lang w:val="en-IT" w:eastAsia="en-GB"/>
+              </w:rPr>
+              <w:t>0.958835</w:t>
+            </w:r>
+          </w:p>
+        </w:tc>
+        <w:tc>
+          <w:tcPr>
+            <w:tcW w:w="0" w:type="auto"/>
+            <w:tcBorders>
+              <w:top w:val="nil"/>
+              <w:left w:val="nil"/>
+              <w:bottom w:val="nil"/>
+              <w:right w:val="nil"/>
+            </w:tcBorders>
+            <w:shd w:val="clear" w:color="auto" w:fill="F5F5F5"/>
+            <w:tcMar>
+              <w:top w:w="120" w:type="dxa"/>
+              <w:left w:w="120" w:type="dxa"/>
+              <w:bottom w:w="120" w:type="dxa"/>
+              <w:right w:w="120" w:type="dxa"/>
+            </w:tcMar>
+            <w:vAlign w:val="center"/>
+            <w:hideMark/>
+          </w:tcPr>
+          <w:p>
+            <w:pPr>
+              <w:spacing w:after="0" w:line="240" w:lineRule="auto"/>
+              <w:jc w:val="right"/>
+              <w:rPr>
+                <w:rFonts w:ascii="Helvetica Neue" w:eastAsia="Times New Roman" w:hAnsi="Helvetica Neue" w:cs="Times New Roman"/>
+                <w:color w:val="000000"/>
+                <w:sz w:val="18"/>
+                <w:szCs w:val="18"/>
+                <w:lang w:val="en-IT" w:eastAsia="en-GB"/>
+              </w:rPr>
+            </w:pPr>
+            <w:r>
+              <w:rPr>
+                <w:rFonts w:ascii="Helvetica Neue" w:eastAsia="Times New Roman" w:hAnsi="Helvetica Neue" w:cs="Times New Roman"/>
+                <w:color w:val="000000"/>
+                <w:sz w:val="18"/>
+                <w:szCs w:val="18"/>
+                <w:lang w:val="en-IT" w:eastAsia="en-GB"/>
+              </w:rPr>
+              <w:t>0.000172</w:t>
+            </w:r>
+          </w:p>
+        </w:tc>
+        <w:tc>
+          <w:tcPr>
+            <w:tcW w:w="0" w:type="auto"/>
+            <w:tcBorders>
+              <w:top w:val="nil"/>
+              <w:left w:val="nil"/>
+              <w:bottom w:val="nil"/>
+              <w:right w:val="nil"/>
+            </w:tcBorders>
+            <w:shd w:val="clear" w:color="auto" w:fill="F5F5F5"/>
+            <w:tcMar>
+              <w:top w:w="120" w:type="dxa"/>
+              <w:left w:w="120" w:type="dxa"/>
+              <w:bottom w:w="120" w:type="dxa"/>
+              <w:right w:w="120" w:type="dxa"/>
+            </w:tcMar>
+            <w:vAlign w:val="center"/>
+            <w:hideMark/>
+          </w:tcPr>
+          <w:p>
+            <w:pPr>
+              <w:spacing w:after="0" w:line="240" w:lineRule="auto"/>
+              <w:jc w:val="right"/>
+              <w:rPr>
+                <w:rFonts w:ascii="Helvetica Neue" w:eastAsia="Times New Roman" w:hAnsi="Helvetica Neue" w:cs="Times New Roman"/>
+                <w:color w:val="000000"/>
+                <w:sz w:val="18"/>
+                <w:szCs w:val="18"/>
+                <w:lang w:val="en-IT" w:eastAsia="en-GB"/>
+              </w:rPr>
+            </w:pPr>
+            <w:r>
+              <w:rPr>
+                <w:rFonts w:ascii="Helvetica Neue" w:eastAsia="Times New Roman" w:hAnsi="Helvetica Neue" w:cs="Times New Roman"/>
+                <w:color w:val="000000"/>
+                <w:sz w:val="18"/>
+                <w:szCs w:val="18"/>
+                <w:lang w:val="en-IT" w:eastAsia="en-GB"/>
+              </w:rPr>
+              <w:t>***</w:t>
+            </w:r>
+          </w:p>
+        </w:tc>
+        <w:tc>
+          <w:tcPr>
+            <w:tcW w:w="0" w:type="auto"/>
+            <w:tcBorders>
+              <w:top w:val="nil"/>
+              <w:left w:val="nil"/>
+              <w:bottom w:val="nil"/>
+              <w:right w:val="nil"/>
+            </w:tcBorders>
+            <w:shd w:val="clear" w:color="auto" w:fill="F5F5F5"/>
+            <w:tcMar>
+              <w:top w:w="120" w:type="dxa"/>
+              <w:left w:w="120" w:type="dxa"/>
+              <w:bottom w:w="120" w:type="dxa"/>
+              <w:right w:w="120" w:type="dxa"/>
+            </w:tcMar>
+            <w:vAlign w:val="center"/>
+            <w:hideMark/>
+          </w:tcPr>
+          <w:p>
+            <w:pPr>
+              <w:spacing w:after="0" w:line="240" w:lineRule="auto"/>
+              <w:jc w:val="right"/>
+              <w:rPr>
+                <w:rFonts w:ascii="Helvetica Neue" w:eastAsia="Times New Roman" w:hAnsi="Helvetica Neue" w:cs="Times New Roman"/>
+                <w:color w:val="000000"/>
+                <w:sz w:val="18"/>
+                <w:szCs w:val="18"/>
+                <w:lang w:val="en-IT" w:eastAsia="en-GB"/>
+              </w:rPr>
+            </w:pPr>
+            <w:r>
+              <w:rPr>
+                <w:rFonts w:ascii="Helvetica Neue" w:eastAsia="Times New Roman" w:hAnsi="Helvetica Neue" w:cs="Times New Roman"/>
+                <w:color w:val="000000"/>
+                <w:sz w:val="18"/>
+                <w:szCs w:val="18"/>
+                <w:lang w:val="en-IT" w:eastAsia="en-GB"/>
+              </w:rPr>
+              <w:t>increasing</w:t>
+            </w:r>
+          </w:p>
+        </w:tc>
+        <w:tc>
+          <w:tcPr>
+            <w:tcW w:w="0" w:type="auto"/>
+            <w:tcBorders>
+              <w:top w:val="nil"/>
+              <w:left w:val="nil"/>
+              <w:bottom w:val="nil"/>
+              <w:right w:val="nil"/>
+            </w:tcBorders>
+            <w:shd w:val="clear" w:color="auto" w:fill="F5F5F5"/>
+            <w:tcMar>
+              <w:top w:w="120" w:type="dxa"/>
+              <w:left w:w="120" w:type="dxa"/>
+              <w:bottom w:w="120" w:type="dxa"/>
+              <w:right w:w="120" w:type="dxa"/>
+            </w:tcMar>
+            <w:vAlign w:val="center"/>
+            <w:hideMark/>
+          </w:tcPr>
+          <w:p>
+            <w:pPr>
+              <w:spacing w:after="0" w:line="240" w:lineRule="auto"/>
+              <w:jc w:val="right"/>
+              <w:rPr>
+                <w:rFonts w:ascii="Helvetica Neue" w:eastAsia="Times New Roman" w:hAnsi="Helvetica Neue" w:cs="Times New Roman"/>
+                <w:color w:val="000000"/>
+                <w:sz w:val="18"/>
+                <w:szCs w:val="18"/>
+                <w:lang w:val="en-IT" w:eastAsia="en-GB"/>
+              </w:rPr>
+            </w:pPr>
+            <w:r>
+              <w:rPr>
+                <w:rFonts w:ascii="Helvetica Neue" w:eastAsia="Times New Roman" w:hAnsi="Helvetica Neue" w:cs="Times New Roman"/>
+                <w:color w:val="000000"/>
+                <w:sz w:val="18"/>
+                <w:szCs w:val="18"/>
+                <w:lang w:val="en-IT" w:eastAsia="en-GB"/>
+              </w:rPr>
+              <w:t>-0.272217</w:t>
+            </w:r>
+          </w:p>
+        </w:tc>
+      </w:tr>
+      <w:tr>
+        <w:tc>
+          <w:tcPr>
+            <w:tcW w:w="0" w:type="auto"/>
+            <w:tcBorders>
+              <w:top w:val="nil"/>
+              <w:left w:val="nil"/>
+              <w:bottom w:val="nil"/>
+              <w:right w:val="nil"/>
+            </w:tcBorders>
+            <w:shd w:val="clear" w:color="auto" w:fill="FFFFFF"/>
+            <w:tcMar>
+              <w:top w:w="120" w:type="dxa"/>
+              <w:left w:w="120" w:type="dxa"/>
+              <w:bottom w:w="120" w:type="dxa"/>
+              <w:right w:w="120" w:type="dxa"/>
+            </w:tcMar>
+            <w:vAlign w:val="center"/>
+            <w:hideMark/>
+          </w:tcPr>
+          <w:p>
+            <w:pPr>
+              <w:spacing w:after="0" w:line="240" w:lineRule="auto"/>
+              <w:jc w:val="right"/>
+              <w:rPr>
+                <w:rFonts w:ascii="Helvetica Neue" w:eastAsia="Times New Roman" w:hAnsi="Helvetica Neue" w:cs="Times New Roman"/>
+                <w:color w:val="000000"/>
+                <w:sz w:val="18"/>
+                <w:szCs w:val="18"/>
+                <w:lang w:val="en-IT" w:eastAsia="en-GB"/>
+              </w:rPr>
+            </w:pPr>
+            <w:r>
+              <w:rPr>
+                <w:rFonts w:ascii="Helvetica Neue" w:eastAsia="Times New Roman" w:hAnsi="Helvetica Neue" w:cs="Times New Roman"/>
+                <w:color w:val="000000"/>
+                <w:sz w:val="18"/>
+                <w:szCs w:val="18"/>
+                <w:lang w:val="en-IT" w:eastAsia="en-GB"/>
+              </w:rPr>
+              <w:t>Western Asia</w:t>
+            </w:r>
+          </w:p>
+        </w:tc>
+        <w:tc>
+          <w:tcPr>
+            <w:tcW w:w="0" w:type="auto"/>
+            <w:tcBorders>
+              <w:top w:val="nil"/>
+              <w:left w:val="nil"/>
+              <w:bottom w:val="nil"/>
+              <w:right w:val="nil"/>
+            </w:tcBorders>
+            <w:shd w:val="clear" w:color="auto" w:fill="FFFFFF"/>
+            <w:tcMar>
+              <w:top w:w="120" w:type="dxa"/>
+              <w:left w:w="120" w:type="dxa"/>
+              <w:bottom w:w="120" w:type="dxa"/>
+              <w:right w:w="120" w:type="dxa"/>
+            </w:tcMar>
+            <w:vAlign w:val="center"/>
+            <w:hideMark/>
+          </w:tcPr>
+          <w:p>
+            <w:pPr>
+              <w:spacing w:after="0" w:line="240" w:lineRule="auto"/>
+              <w:jc w:val="right"/>
+              <w:rPr>
+                <w:rFonts w:ascii="Helvetica Neue" w:eastAsia="Times New Roman" w:hAnsi="Helvetica Neue" w:cs="Times New Roman"/>
+                <w:color w:val="000000"/>
+                <w:sz w:val="18"/>
+                <w:szCs w:val="18"/>
+                <w:lang w:val="en-IT" w:eastAsia="en-GB"/>
+              </w:rPr>
+            </w:pPr>
+            <w:r>
+              <w:rPr>
+                <w:rFonts w:ascii="Helvetica Neue" w:eastAsia="Times New Roman" w:hAnsi="Helvetica Neue" w:cs="Times New Roman"/>
+                <w:color w:val="000000"/>
+                <w:sz w:val="18"/>
+                <w:szCs w:val="18"/>
+                <w:lang w:val="en-IT" w:eastAsia="en-GB"/>
+              </w:rPr>
+              <w:t>1.007546</w:t>
+            </w:r>
+          </w:p>
+        </w:tc>
+        <w:tc>
+          <w:tcPr>
+            <w:tcW w:w="0" w:type="auto"/>
+            <w:tcBorders>
+              <w:top w:val="nil"/>
+              <w:left w:val="nil"/>
+              <w:bottom w:val="nil"/>
+              <w:right w:val="nil"/>
+            </w:tcBorders>
+            <w:shd w:val="clear" w:color="auto" w:fill="FFFFFF"/>
+            <w:tcMar>
+              <w:top w:w="120" w:type="dxa"/>
+              <w:left w:w="120" w:type="dxa"/>
+              <w:bottom w:w="120" w:type="dxa"/>
+              <w:right w:w="120" w:type="dxa"/>
+            </w:tcMar>
+            <w:vAlign w:val="center"/>
+            <w:hideMark/>
+          </w:tcPr>
+          <w:p>
+            <w:pPr>
+              <w:spacing w:after="0" w:line="240" w:lineRule="auto"/>
+              <w:jc w:val="right"/>
+              <w:rPr>
+                <w:rFonts w:ascii="Helvetica Neue" w:eastAsia="Times New Roman" w:hAnsi="Helvetica Neue" w:cs="Times New Roman"/>
+                <w:color w:val="000000"/>
+                <w:sz w:val="18"/>
+                <w:szCs w:val="18"/>
+                <w:lang w:val="en-IT" w:eastAsia="en-GB"/>
+              </w:rPr>
+            </w:pPr>
+            <w:r>
+              <w:rPr>
+                <w:rFonts w:ascii="Helvetica Neue" w:eastAsia="Times New Roman" w:hAnsi="Helvetica Neue" w:cs="Times New Roman"/>
+                <w:color w:val="000000"/>
+                <w:sz w:val="18"/>
+                <w:szCs w:val="18"/>
+                <w:lang w:val="en-IT" w:eastAsia="en-GB"/>
+              </w:rPr>
+              <w:t>0.107405</w:t>
+            </w:r>
+          </w:p>
+        </w:tc>
+        <w:tc>
+          <w:tcPr>
+            <w:tcW w:w="0" w:type="auto"/>
+            <w:tcBorders>
+              <w:top w:val="nil"/>
+              <w:left w:val="nil"/>
+              <w:bottom w:val="nil"/>
+              <w:right w:val="nil"/>
+            </w:tcBorders>
+            <w:shd w:val="clear" w:color="auto" w:fill="FFFFFF"/>
+            <w:tcMar>
+              <w:top w:w="120" w:type="dxa"/>
+              <w:left w:w="120" w:type="dxa"/>
+              <w:bottom w:w="120" w:type="dxa"/>
+              <w:right w:w="120" w:type="dxa"/>
+            </w:tcMar>
+            <w:vAlign w:val="center"/>
+            <w:hideMark/>
+          </w:tcPr>
+          <w:p>
+            <w:pPr>
+              <w:spacing w:after="0" w:line="240" w:lineRule="auto"/>
+              <w:jc w:val="right"/>
+              <w:rPr>
+                <w:rFonts w:ascii="Helvetica Neue" w:eastAsia="Times New Roman" w:hAnsi="Helvetica Neue" w:cs="Times New Roman"/>
+                <w:color w:val="000000"/>
+                <w:sz w:val="18"/>
+                <w:szCs w:val="18"/>
+                <w:lang w:val="en-IT" w:eastAsia="en-GB"/>
+              </w:rPr>
+            </w:pPr>
+            <w:r>
+              <w:rPr>
+                <w:rFonts w:ascii="Helvetica Neue" w:eastAsia="Times New Roman" w:hAnsi="Helvetica Neue" w:cs="Times New Roman"/>
+                <w:color w:val="000000"/>
+                <w:sz w:val="18"/>
+                <w:szCs w:val="18"/>
+                <w:lang w:val="en-IT" w:eastAsia="en-GB"/>
+              </w:rPr>
+              <w:t>ns</w:t>
+            </w:r>
+          </w:p>
+        </w:tc>
+        <w:tc>
+          <w:tcPr>
+            <w:tcW w:w="0" w:type="auto"/>
+            <w:tcBorders>
+              <w:top w:val="nil"/>
+              <w:left w:val="nil"/>
+              <w:bottom w:val="nil"/>
+              <w:right w:val="nil"/>
+            </w:tcBorders>
+            <w:shd w:val="clear" w:color="auto" w:fill="FFFFFF"/>
+            <w:tcMar>
+              <w:top w:w="120" w:type="dxa"/>
+              <w:left w:w="120" w:type="dxa"/>
+              <w:bottom w:w="120" w:type="dxa"/>
+              <w:right w:w="120" w:type="dxa"/>
+            </w:tcMar>
+            <w:vAlign w:val="center"/>
+            <w:hideMark/>
+          </w:tcPr>
+          <w:p>
+            <w:pPr>
+              <w:spacing w:after="0" w:line="240" w:lineRule="auto"/>
+              <w:jc w:val="right"/>
+              <w:rPr>
+                <w:rFonts w:ascii="Helvetica Neue" w:eastAsia="Times New Roman" w:hAnsi="Helvetica Neue" w:cs="Times New Roman"/>
+                <w:color w:val="000000"/>
+                <w:sz w:val="18"/>
+                <w:szCs w:val="18"/>
+                <w:lang w:val="en-IT" w:eastAsia="en-GB"/>
+              </w:rPr>
+            </w:pPr>
+            <w:r>
+              <w:rPr>
+                <w:rFonts w:ascii="Helvetica Neue" w:eastAsia="Times New Roman" w:hAnsi="Helvetica Neue" w:cs="Times New Roman"/>
+                <w:color w:val="000000"/>
+                <w:sz w:val="18"/>
+                <w:szCs w:val="18"/>
+                <w:lang w:val="en-IT" w:eastAsia="en-GB"/>
+              </w:rPr>
+              <w:t>no trend</w:t>
+            </w:r>
+          </w:p>
+        </w:tc>
+        <w:tc>
+          <w:tcPr>
+            <w:tcW w:w="0" w:type="auto"/>
+            <w:tcBorders>
+              <w:top w:val="nil"/>
+              <w:left w:val="nil"/>
+              <w:bottom w:val="nil"/>
+              <w:right w:val="nil"/>
+            </w:tcBorders>
+            <w:shd w:val="clear" w:color="auto" w:fill="FFFFFF"/>
+            <w:tcMar>
+              <w:top w:w="120" w:type="dxa"/>
+              <w:left w:w="120" w:type="dxa"/>
+              <w:bottom w:w="120" w:type="dxa"/>
+              <w:right w:w="120" w:type="dxa"/>
+            </w:tcMar>
+            <w:vAlign w:val="center"/>
+            <w:hideMark/>
+          </w:tcPr>
+          <w:p>
+            <w:pPr>
+              <w:spacing w:after="0" w:line="240" w:lineRule="auto"/>
+              <w:jc w:val="right"/>
+              <w:rPr>
+                <w:rFonts w:ascii="Helvetica Neue" w:eastAsia="Times New Roman" w:hAnsi="Helvetica Neue" w:cs="Times New Roman"/>
+                <w:color w:val="000000"/>
+                <w:sz w:val="18"/>
+                <w:szCs w:val="18"/>
+                <w:lang w:val="en-IT" w:eastAsia="en-GB"/>
+              </w:rPr>
+            </w:pPr>
+            <w:r>
+              <w:rPr>
+                <w:rFonts w:ascii="Helvetica Neue" w:eastAsia="Times New Roman" w:hAnsi="Helvetica Neue" w:cs="Times New Roman"/>
+                <w:color w:val="000000"/>
+                <w:sz w:val="18"/>
+                <w:szCs w:val="18"/>
+                <w:lang w:val="en-IT" w:eastAsia="en-GB"/>
+              </w:rPr>
+              <w:t>-5.607878</w:t>
+            </w:r>
+          </w:p>
+        </w:tc>
+      </w:tr>
+      <w:tr>
+        <w:tc>
+          <w:tcPr>
+            <w:tcW w:w="0" w:type="auto"/>
+            <w:tcBorders>
+              <w:top w:val="nil"/>
+              <w:left w:val="nil"/>
+              <w:bottom w:val="nil"/>
+              <w:right w:val="nil"/>
+            </w:tcBorders>
+            <w:shd w:val="clear" w:color="auto" w:fill="F5F5F5"/>
+            <w:tcMar>
+              <w:top w:w="120" w:type="dxa"/>
+              <w:left w:w="120" w:type="dxa"/>
+              <w:bottom w:w="120" w:type="dxa"/>
+              <w:right w:w="120" w:type="dxa"/>
+            </w:tcMar>
+            <w:vAlign w:val="center"/>
+            <w:hideMark/>
+          </w:tcPr>
+          <w:p>
+            <w:pPr>
+              <w:spacing w:after="0" w:line="240" w:lineRule="auto"/>
+              <w:jc w:val="right"/>
+              <w:rPr>
+                <w:rFonts w:ascii="Helvetica Neue" w:eastAsia="Times New Roman" w:hAnsi="Helvetica Neue" w:cs="Times New Roman"/>
+                <w:color w:val="000000"/>
+                <w:sz w:val="18"/>
+                <w:szCs w:val="18"/>
+                <w:lang w:val="en-IT" w:eastAsia="en-GB"/>
+              </w:rPr>
+            </w:pPr>
+            <w:r>
+              <w:rPr>
+                <w:rFonts w:ascii="Helvetica Neue" w:eastAsia="Times New Roman" w:hAnsi="Helvetica Neue" w:cs="Times New Roman"/>
+                <w:color w:val="000000"/>
+                <w:sz w:val="18"/>
+                <w:szCs w:val="18"/>
+                <w:lang w:val="en-IT" w:eastAsia="en-GB"/>
+              </w:rPr>
+              <w:t>Northern Africa</w:t>
+            </w:r>
+          </w:p>
+        </w:tc>
+        <w:tc>
+          <w:tcPr>
+            <w:tcW w:w="0" w:type="auto"/>
+            <w:tcBorders>
+              <w:top w:val="nil"/>
+              <w:left w:val="nil"/>
+              <w:bottom w:val="nil"/>
+              <w:right w:val="nil"/>
+            </w:tcBorders>
+            <w:shd w:val="clear" w:color="auto" w:fill="F5F5F5"/>
+            <w:tcMar>
+              <w:top w:w="120" w:type="dxa"/>
+              <w:left w:w="120" w:type="dxa"/>
+              <w:bottom w:w="120" w:type="dxa"/>
+              <w:right w:w="120" w:type="dxa"/>
+            </w:tcMar>
+            <w:vAlign w:val="center"/>
+            <w:hideMark/>
+          </w:tcPr>
+          <w:p>
+            <w:pPr>
+              <w:spacing w:after="0" w:line="240" w:lineRule="auto"/>
+              <w:jc w:val="right"/>
+              <w:rPr>
+                <w:rFonts w:ascii="Helvetica Neue" w:eastAsia="Times New Roman" w:hAnsi="Helvetica Neue" w:cs="Times New Roman"/>
+                <w:color w:val="000000"/>
+                <w:sz w:val="18"/>
+                <w:szCs w:val="18"/>
+                <w:lang w:val="en-IT" w:eastAsia="en-GB"/>
+              </w:rPr>
+            </w:pPr>
+            <w:r>
+              <w:rPr>
+                <w:rFonts w:ascii="Helvetica Neue" w:eastAsia="Times New Roman" w:hAnsi="Helvetica Neue" w:cs="Times New Roman"/>
+                <w:color w:val="000000"/>
+                <w:sz w:val="18"/>
+                <w:szCs w:val="18"/>
+                <w:lang w:val="en-IT" w:eastAsia="en-GB"/>
+              </w:rPr>
+              <w:t>1.552416</w:t>
+            </w:r>
+          </w:p>
+        </w:tc>
+        <w:tc>
+          <w:tcPr>
+            <w:tcW w:w="0" w:type="auto"/>
+            <w:tcBorders>
+              <w:top w:val="nil"/>
+              <w:left w:val="nil"/>
+              <w:bottom w:val="nil"/>
+              <w:right w:val="nil"/>
+            </w:tcBorders>
+            <w:shd w:val="clear" w:color="auto" w:fill="F5F5F5"/>
+            <w:tcMar>
+              <w:top w:w="120" w:type="dxa"/>
+              <w:left w:w="120" w:type="dxa"/>
+              <w:bottom w:w="120" w:type="dxa"/>
+              <w:right w:w="120" w:type="dxa"/>
+            </w:tcMar>
+            <w:vAlign w:val="center"/>
+            <w:hideMark/>
+          </w:tcPr>
+          <w:p>
+            <w:pPr>
+              <w:spacing w:after="0" w:line="240" w:lineRule="auto"/>
+              <w:jc w:val="right"/>
+              <w:rPr>
+                <w:rFonts w:ascii="Helvetica Neue" w:eastAsia="Times New Roman" w:hAnsi="Helvetica Neue" w:cs="Times New Roman"/>
+                <w:color w:val="000000"/>
+                <w:sz w:val="18"/>
+                <w:szCs w:val="18"/>
+                <w:lang w:val="en-IT" w:eastAsia="en-GB"/>
+              </w:rPr>
+            </w:pPr>
+            <w:r>
+              <w:rPr>
+                <w:rFonts w:ascii="Helvetica Neue" w:eastAsia="Times New Roman" w:hAnsi="Helvetica Neue" w:cs="Times New Roman"/>
+                <w:color w:val="000000"/>
+                <w:sz w:val="18"/>
+                <w:szCs w:val="18"/>
+                <w:lang w:val="en-IT" w:eastAsia="en-GB"/>
+              </w:rPr>
+              <w:t>0.000347</w:t>
+            </w:r>
+          </w:p>
+        </w:tc>
+        <w:tc>
+          <w:tcPr>
+            <w:tcW w:w="0" w:type="auto"/>
+            <w:tcBorders>
+              <w:top w:val="nil"/>
+              <w:left w:val="nil"/>
+              <w:bottom w:val="nil"/>
+              <w:right w:val="nil"/>
+            </w:tcBorders>
+            <w:shd w:val="clear" w:color="auto" w:fill="F5F5F5"/>
+            <w:tcMar>
+              <w:top w:w="120" w:type="dxa"/>
+              <w:left w:w="120" w:type="dxa"/>
+              <w:bottom w:w="120" w:type="dxa"/>
+              <w:right w:w="120" w:type="dxa"/>
+            </w:tcMar>
+            <w:vAlign w:val="center"/>
+            <w:hideMark/>
+          </w:tcPr>
+          <w:p>
+            <w:pPr>
+              <w:spacing w:after="0" w:line="240" w:lineRule="auto"/>
+              <w:jc w:val="right"/>
+              <w:rPr>
+                <w:rFonts w:ascii="Helvetica Neue" w:eastAsia="Times New Roman" w:hAnsi="Helvetica Neue" w:cs="Times New Roman"/>
+                <w:color w:val="000000"/>
+                <w:sz w:val="18"/>
+                <w:szCs w:val="18"/>
+                <w:lang w:val="en-IT" w:eastAsia="en-GB"/>
+              </w:rPr>
+            </w:pPr>
+            <w:r>
+              <w:rPr>
+                <w:rFonts w:ascii="Helvetica Neue" w:eastAsia="Times New Roman" w:hAnsi="Helvetica Neue" w:cs="Times New Roman"/>
+                <w:color w:val="000000"/>
+                <w:sz w:val="18"/>
+                <w:szCs w:val="18"/>
+                <w:lang w:val="en-IT" w:eastAsia="en-GB"/>
+              </w:rPr>
+              <w:t>***</w:t>
+            </w:r>
+          </w:p>
+        </w:tc>
+        <w:tc>
+          <w:tcPr>
+            <w:tcW w:w="0" w:type="auto"/>
+            <w:tcBorders>
+              <w:top w:val="nil"/>
+              <w:left w:val="nil"/>
+              <w:bottom w:val="nil"/>
+              <w:right w:val="nil"/>
+            </w:tcBorders>
+            <w:shd w:val="clear" w:color="auto" w:fill="F5F5F5"/>
+            <w:tcMar>
+              <w:top w:w="120" w:type="dxa"/>
+              <w:left w:w="120" w:type="dxa"/>
+              <w:bottom w:w="120" w:type="dxa"/>
+              <w:right w:w="120" w:type="dxa"/>
+            </w:tcMar>
+            <w:vAlign w:val="center"/>
+            <w:hideMark/>
+          </w:tcPr>
+          <w:p>
+            <w:pPr>
+              <w:spacing w:after="0" w:line="240" w:lineRule="auto"/>
+              <w:jc w:val="right"/>
+              <w:rPr>
+                <w:rFonts w:ascii="Helvetica Neue" w:eastAsia="Times New Roman" w:hAnsi="Helvetica Neue" w:cs="Times New Roman"/>
+                <w:color w:val="000000"/>
+                <w:sz w:val="18"/>
+                <w:szCs w:val="18"/>
+                <w:lang w:val="en-IT" w:eastAsia="en-GB"/>
+              </w:rPr>
+            </w:pPr>
+            <w:r>
+              <w:rPr>
+                <w:rFonts w:ascii="Helvetica Neue" w:eastAsia="Times New Roman" w:hAnsi="Helvetica Neue" w:cs="Times New Roman"/>
+                <w:color w:val="000000"/>
+                <w:sz w:val="18"/>
+                <w:szCs w:val="18"/>
+                <w:lang w:val="en-IT" w:eastAsia="en-GB"/>
+              </w:rPr>
+              <w:t>increasing</w:t>
+            </w:r>
+          </w:p>
+        </w:tc>
+        <w:tc>
+          <w:tcPr>
+            <w:tcW w:w="0" w:type="auto"/>
+            <w:tcBorders>
+              <w:top w:val="nil"/>
+              <w:left w:val="nil"/>
+              <w:bottom w:val="nil"/>
+              <w:right w:val="nil"/>
+            </w:tcBorders>
+            <w:shd w:val="clear" w:color="auto" w:fill="F5F5F5"/>
+            <w:tcMar>
+              <w:top w:w="120" w:type="dxa"/>
+              <w:left w:w="120" w:type="dxa"/>
+              <w:bottom w:w="120" w:type="dxa"/>
+              <w:right w:w="120" w:type="dxa"/>
+            </w:tcMar>
+            <w:vAlign w:val="center"/>
+            <w:hideMark/>
+          </w:tcPr>
+          <w:p>
+            <w:pPr>
+              <w:spacing w:after="0" w:line="240" w:lineRule="auto"/>
+              <w:jc w:val="right"/>
+              <w:rPr>
+                <w:rFonts w:ascii="Helvetica Neue" w:eastAsia="Times New Roman" w:hAnsi="Helvetica Neue" w:cs="Times New Roman"/>
+                <w:color w:val="000000"/>
+                <w:sz w:val="18"/>
+                <w:szCs w:val="18"/>
+                <w:lang w:val="en-IT" w:eastAsia="en-GB"/>
+              </w:rPr>
+            </w:pPr>
+            <w:r>
+              <w:rPr>
+                <w:rFonts w:ascii="Helvetica Neue" w:eastAsia="Times New Roman" w:hAnsi="Helvetica Neue" w:cs="Times New Roman"/>
+                <w:color w:val="000000"/>
+                <w:sz w:val="18"/>
+                <w:szCs w:val="18"/>
+                <w:lang w:val="en-IT" w:eastAsia="en-GB"/>
+              </w:rPr>
+              <w:t>-3.778106</w:t>
+            </w:r>
+          </w:p>
+        </w:tc>
+      </w:tr>
+      <w:tr>
+        <w:tc>
+          <w:tcPr>
+            <w:tcW w:w="0" w:type="auto"/>
+            <w:tcBorders>
+              <w:top w:val="nil"/>
+              <w:left w:val="nil"/>
+              <w:bottom w:val="nil"/>
+              <w:right w:val="nil"/>
+            </w:tcBorders>
+            <w:shd w:val="clear" w:color="auto" w:fill="FFFFFF"/>
+            <w:tcMar>
+              <w:top w:w="120" w:type="dxa"/>
+              <w:left w:w="120" w:type="dxa"/>
+              <w:bottom w:w="120" w:type="dxa"/>
+              <w:right w:w="120" w:type="dxa"/>
+            </w:tcMar>
+            <w:vAlign w:val="center"/>
+            <w:hideMark/>
+          </w:tcPr>
+          <w:p>
+            <w:pPr>
+              <w:spacing w:after="0" w:line="240" w:lineRule="auto"/>
+              <w:jc w:val="right"/>
+              <w:rPr>
+                <w:rFonts w:ascii="Helvetica Neue" w:eastAsia="Times New Roman" w:hAnsi="Helvetica Neue" w:cs="Times New Roman"/>
+                <w:color w:val="000000"/>
+                <w:sz w:val="18"/>
+                <w:szCs w:val="18"/>
+                <w:lang w:val="en-IT" w:eastAsia="en-GB"/>
+              </w:rPr>
+            </w:pPr>
+            <w:r>
+              <w:rPr>
+                <w:rFonts w:ascii="Helvetica Neue" w:eastAsia="Times New Roman" w:hAnsi="Helvetica Neue" w:cs="Times New Roman"/>
+                <w:color w:val="000000"/>
+                <w:sz w:val="18"/>
+                <w:szCs w:val="18"/>
+                <w:lang w:val="en-IT" w:eastAsia="en-GB"/>
+              </w:rPr>
+              <w:t>Western Africa</w:t>
+            </w:r>
+          </w:p>
+        </w:tc>
+        <w:tc>
+          <w:tcPr>
+            <w:tcW w:w="0" w:type="auto"/>
+            <w:tcBorders>
+              <w:top w:val="nil"/>
+              <w:left w:val="nil"/>
+              <w:bottom w:val="nil"/>
+              <w:right w:val="nil"/>
+            </w:tcBorders>
+            <w:shd w:val="clear" w:color="auto" w:fill="FFFFFF"/>
+            <w:tcMar>
+              <w:top w:w="120" w:type="dxa"/>
+              <w:left w:w="120" w:type="dxa"/>
+              <w:bottom w:w="120" w:type="dxa"/>
+              <w:right w:w="120" w:type="dxa"/>
+            </w:tcMar>
+            <w:vAlign w:val="center"/>
+            <w:hideMark/>
+          </w:tcPr>
+          <w:p>
+            <w:pPr>
+              <w:spacing w:after="0" w:line="240" w:lineRule="auto"/>
+              <w:jc w:val="right"/>
+              <w:rPr>
+                <w:rFonts w:ascii="Helvetica Neue" w:eastAsia="Times New Roman" w:hAnsi="Helvetica Neue" w:cs="Times New Roman"/>
+                <w:color w:val="000000"/>
+                <w:sz w:val="18"/>
+                <w:szCs w:val="18"/>
+                <w:lang w:val="en-IT" w:eastAsia="en-GB"/>
+              </w:rPr>
+            </w:pPr>
+            <w:r>
+              <w:rPr>
+                <w:rFonts w:ascii="Helvetica Neue" w:eastAsia="Times New Roman" w:hAnsi="Helvetica Neue" w:cs="Times New Roman"/>
+                <w:color w:val="000000"/>
+                <w:sz w:val="18"/>
+                <w:szCs w:val="18"/>
+                <w:lang w:val="en-IT" w:eastAsia="en-GB"/>
+              </w:rPr>
+              <w:t>2.447760</w:t>
+            </w:r>
+          </w:p>
+        </w:tc>
+        <w:tc>
+          <w:tcPr>
+            <w:tcW w:w="0" w:type="auto"/>
+            <w:tcBorders>
+              <w:top w:val="nil"/>
+              <w:left w:val="nil"/>
+              <w:bottom w:val="nil"/>
+              <w:right w:val="nil"/>
+            </w:tcBorders>
+            <w:shd w:val="clear" w:color="auto" w:fill="FFFFFF"/>
+            <w:tcMar>
+              <w:top w:w="120" w:type="dxa"/>
+              <w:left w:w="120" w:type="dxa"/>
+              <w:bottom w:w="120" w:type="dxa"/>
+              <w:right w:w="120" w:type="dxa"/>
+            </w:tcMar>
+            <w:vAlign w:val="center"/>
+            <w:hideMark/>
+          </w:tcPr>
+          <w:p>
+            <w:pPr>
+              <w:spacing w:after="0" w:line="240" w:lineRule="auto"/>
+              <w:jc w:val="right"/>
+              <w:rPr>
+                <w:rFonts w:ascii="Helvetica Neue" w:eastAsia="Times New Roman" w:hAnsi="Helvetica Neue" w:cs="Times New Roman"/>
+                <w:color w:val="000000"/>
+                <w:sz w:val="18"/>
+                <w:szCs w:val="18"/>
+                <w:lang w:val="en-IT" w:eastAsia="en-GB"/>
+              </w:rPr>
+            </w:pPr>
+            <w:r>
+              <w:rPr>
+                <w:rFonts w:ascii="Helvetica Neue" w:eastAsia="Times New Roman" w:hAnsi="Helvetica Neue" w:cs="Times New Roman"/>
+                <w:color w:val="000000"/>
+                <w:sz w:val="18"/>
+                <w:szCs w:val="18"/>
+                <w:lang w:val="en-IT" w:eastAsia="en-GB"/>
+              </w:rPr>
+              <w:t>0.000083</w:t>
+            </w:r>
+          </w:p>
+        </w:tc>
+        <w:tc>
+          <w:tcPr>
+            <w:tcW w:w="0" w:type="auto"/>
+            <w:tcBorders>
+              <w:top w:val="nil"/>
+              <w:left w:val="nil"/>
+              <w:bottom w:val="nil"/>
+              <w:right w:val="nil"/>
+            </w:tcBorders>
+            <w:shd w:val="clear" w:color="auto" w:fill="FFFFFF"/>
+            <w:tcMar>
+              <w:top w:w="120" w:type="dxa"/>
+              <w:left w:w="120" w:type="dxa"/>
+              <w:bottom w:w="120" w:type="dxa"/>
+              <w:right w:w="120" w:type="dxa"/>
+            </w:tcMar>
+            <w:vAlign w:val="center"/>
+            <w:hideMark/>
+          </w:tcPr>
+          <w:p>
+            <w:pPr>
+              <w:spacing w:after="0" w:line="240" w:lineRule="auto"/>
+              <w:jc w:val="right"/>
+              <w:rPr>
+                <w:rFonts w:ascii="Helvetica Neue" w:eastAsia="Times New Roman" w:hAnsi="Helvetica Neue" w:cs="Times New Roman"/>
+                <w:color w:val="000000"/>
+                <w:sz w:val="18"/>
+                <w:szCs w:val="18"/>
+                <w:lang w:val="en-IT" w:eastAsia="en-GB"/>
+              </w:rPr>
+            </w:pPr>
+            <w:r>
+              <w:rPr>
+                <w:rFonts w:ascii="Helvetica Neue" w:eastAsia="Times New Roman" w:hAnsi="Helvetica Neue" w:cs="Times New Roman"/>
+                <w:color w:val="000000"/>
+                <w:sz w:val="18"/>
+                <w:szCs w:val="18"/>
+                <w:lang w:val="en-IT" w:eastAsia="en-GB"/>
+              </w:rPr>
+              <w:t>***</w:t>
+            </w:r>
+          </w:p>
+        </w:tc>
+        <w:tc>
+          <w:tcPr>
+            <w:tcW w:w="0" w:type="auto"/>
+            <w:tcBorders>
+              <w:top w:val="nil"/>
+              <w:left w:val="nil"/>
+              <w:bottom w:val="nil"/>
+              <w:right w:val="nil"/>
+            </w:tcBorders>
+            <w:shd w:val="clear" w:color="auto" w:fill="FFFFFF"/>
+            <w:tcMar>
+              <w:top w:w="120" w:type="dxa"/>
+              <w:left w:w="120" w:type="dxa"/>
+              <w:bottom w:w="120" w:type="dxa"/>
+              <w:right w:w="120" w:type="dxa"/>
+            </w:tcMar>
+            <w:vAlign w:val="center"/>
+            <w:hideMark/>
+          </w:tcPr>
+          <w:p>
+            <w:pPr>
+              <w:spacing w:after="0" w:line="240" w:lineRule="auto"/>
+              <w:jc w:val="right"/>
+              <w:rPr>
+                <w:rFonts w:ascii="Helvetica Neue" w:eastAsia="Times New Roman" w:hAnsi="Helvetica Neue" w:cs="Times New Roman"/>
+                <w:color w:val="000000"/>
+                <w:sz w:val="18"/>
+                <w:szCs w:val="18"/>
+                <w:lang w:val="en-IT" w:eastAsia="en-GB"/>
+              </w:rPr>
+            </w:pPr>
+            <w:r>
+              <w:rPr>
+                <w:rFonts w:ascii="Helvetica Neue" w:eastAsia="Times New Roman" w:hAnsi="Helvetica Neue" w:cs="Times New Roman"/>
+                <w:color w:val="000000"/>
+                <w:sz w:val="18"/>
+                <w:szCs w:val="18"/>
+                <w:lang w:val="en-IT" w:eastAsia="en-GB"/>
+              </w:rPr>
+              <w:t>increasing</w:t>
+            </w:r>
+          </w:p>
+        </w:tc>
+        <w:tc>
+          <w:tcPr>
+            <w:tcW w:w="0" w:type="auto"/>
+            <w:tcBorders>
+              <w:top w:val="nil"/>
+              <w:left w:val="nil"/>
+              <w:bottom w:val="nil"/>
+              <w:right w:val="nil"/>
+            </w:tcBorders>
+            <w:shd w:val="clear" w:color="auto" w:fill="FFFFFF"/>
+            <w:tcMar>
+              <w:top w:w="120" w:type="dxa"/>
+              <w:left w:w="120" w:type="dxa"/>
+              <w:bottom w:w="120" w:type="dxa"/>
+              <w:right w:w="120" w:type="dxa"/>
+            </w:tcMar>
+            <w:vAlign w:val="center"/>
+            <w:hideMark/>
+          </w:tcPr>
+          <w:p>
+            <w:pPr>
+              <w:spacing w:after="0" w:line="240" w:lineRule="auto"/>
+              <w:jc w:val="right"/>
+              <w:rPr>
+                <w:rFonts w:ascii="Helvetica Neue" w:eastAsia="Times New Roman" w:hAnsi="Helvetica Neue" w:cs="Times New Roman"/>
+                <w:color w:val="000000"/>
+                <w:sz w:val="18"/>
+                <w:szCs w:val="18"/>
+                <w:lang w:val="en-IT" w:eastAsia="en-GB"/>
+              </w:rPr>
+            </w:pPr>
+            <w:r>
+              <w:rPr>
+                <w:rFonts w:ascii="Helvetica Neue" w:eastAsia="Times New Roman" w:hAnsi="Helvetica Neue" w:cs="Times New Roman"/>
+                <w:color w:val="000000"/>
+                <w:sz w:val="18"/>
+                <w:szCs w:val="18"/>
+                <w:lang w:val="en-IT" w:eastAsia="en-GB"/>
+              </w:rPr>
+              <w:t>-4.737804</w:t>
+            </w:r>
+          </w:p>
+        </w:tc>
+      </w:tr>
+      <w:tr>
+        <w:tc>
+          <w:tcPr>
+            <w:tcW w:w="0" w:type="auto"/>
+            <w:tcBorders>
+              <w:top w:val="nil"/>
+              <w:left w:val="nil"/>
+              <w:bottom w:val="nil"/>
+              <w:right w:val="nil"/>
+            </w:tcBorders>
+            <w:shd w:val="clear" w:color="auto" w:fill="F5F5F5"/>
+            <w:tcMar>
+              <w:top w:w="120" w:type="dxa"/>
+              <w:left w:w="120" w:type="dxa"/>
+              <w:bottom w:w="120" w:type="dxa"/>
+              <w:right w:w="120" w:type="dxa"/>
+            </w:tcMar>
+            <w:vAlign w:val="center"/>
+            <w:hideMark/>
+          </w:tcPr>
+          <w:p>
+            <w:pPr>
+              <w:spacing w:after="0" w:line="240" w:lineRule="auto"/>
+              <w:jc w:val="right"/>
+              <w:rPr>
+                <w:rFonts w:ascii="Helvetica Neue" w:eastAsia="Times New Roman" w:hAnsi="Helvetica Neue" w:cs="Times New Roman"/>
+                <w:color w:val="000000"/>
+                <w:sz w:val="18"/>
+                <w:szCs w:val="18"/>
+                <w:lang w:val="en-IT" w:eastAsia="en-GB"/>
+              </w:rPr>
+            </w:pPr>
+            <w:r>
+              <w:rPr>
+                <w:rFonts w:ascii="Helvetica Neue" w:eastAsia="Times New Roman" w:hAnsi="Helvetica Neue" w:cs="Times New Roman"/>
+                <w:color w:val="000000"/>
+                <w:sz w:val="18"/>
+                <w:szCs w:val="18"/>
+                <w:lang w:val="en-IT" w:eastAsia="en-GB"/>
+              </w:rPr>
+              <w:t>Eastern Africa</w:t>
+            </w:r>
+          </w:p>
+        </w:tc>
+        <w:tc>
+          <w:tcPr>
+            <w:tcW w:w="0" w:type="auto"/>
+            <w:tcBorders>
+              <w:top w:val="nil"/>
+              <w:left w:val="nil"/>
+              <w:bottom w:val="nil"/>
+              <w:right w:val="nil"/>
+            </w:tcBorders>
+            <w:shd w:val="clear" w:color="auto" w:fill="F5F5F5"/>
+            <w:tcMar>
+              <w:top w:w="120" w:type="dxa"/>
+              <w:left w:w="120" w:type="dxa"/>
+              <w:bottom w:w="120" w:type="dxa"/>
+              <w:right w:w="120" w:type="dxa"/>
+            </w:tcMar>
+            <w:vAlign w:val="center"/>
+            <w:hideMark/>
+          </w:tcPr>
+          <w:p>
+            <w:pPr>
+              <w:spacing w:after="0" w:line="240" w:lineRule="auto"/>
+              <w:jc w:val="right"/>
+              <w:rPr>
+                <w:rFonts w:ascii="Helvetica Neue" w:eastAsia="Times New Roman" w:hAnsi="Helvetica Neue" w:cs="Times New Roman"/>
+                <w:color w:val="000000"/>
+                <w:sz w:val="18"/>
+                <w:szCs w:val="18"/>
+                <w:lang w:val="en-IT" w:eastAsia="en-GB"/>
+              </w:rPr>
+            </w:pPr>
+            <w:r>
+              <w:rPr>
+                <w:rFonts w:ascii="Helvetica Neue" w:eastAsia="Times New Roman" w:hAnsi="Helvetica Neue" w:cs="Times New Roman"/>
+                <w:color w:val="000000"/>
+                <w:sz w:val="18"/>
+                <w:szCs w:val="18"/>
+                <w:lang w:val="en-IT" w:eastAsia="en-GB"/>
+              </w:rPr>
+              <w:t>2.757901</w:t>
+            </w:r>
+          </w:p>
+        </w:tc>
+        <w:tc>
+          <w:tcPr>
+            <w:tcW w:w="0" w:type="auto"/>
+            <w:tcBorders>
+              <w:top w:val="nil"/>
+              <w:left w:val="nil"/>
+              <w:bottom w:val="nil"/>
+              <w:right w:val="nil"/>
+            </w:tcBorders>
+            <w:shd w:val="clear" w:color="auto" w:fill="F5F5F5"/>
+            <w:tcMar>
+              <w:top w:w="120" w:type="dxa"/>
+              <w:left w:w="120" w:type="dxa"/>
+              <w:bottom w:w="120" w:type="dxa"/>
+              <w:right w:w="120" w:type="dxa"/>
+            </w:tcMar>
+            <w:vAlign w:val="center"/>
+            <w:hideMark/>
+          </w:tcPr>
+          <w:p>
+            <w:pPr>
+              <w:spacing w:after="0" w:line="240" w:lineRule="auto"/>
+              <w:jc w:val="right"/>
+              <w:rPr>
+                <w:rFonts w:ascii="Helvetica Neue" w:eastAsia="Times New Roman" w:hAnsi="Helvetica Neue" w:cs="Times New Roman"/>
+                <w:color w:val="000000"/>
+                <w:sz w:val="18"/>
+                <w:szCs w:val="18"/>
+                <w:lang w:val="en-IT" w:eastAsia="en-GB"/>
+              </w:rPr>
+            </w:pPr>
+            <w:r>
+              <w:rPr>
+                <w:rFonts w:ascii="Helvetica Neue" w:eastAsia="Times New Roman" w:hAnsi="Helvetica Neue" w:cs="Times New Roman"/>
+                <w:color w:val="000000"/>
+                <w:sz w:val="18"/>
+                <w:szCs w:val="18"/>
+                <w:lang w:val="en-IT" w:eastAsia="en-GB"/>
+              </w:rPr>
+              <w:t>0.000083</w:t>
+            </w:r>
+          </w:p>
+        </w:tc>
+        <w:tc>
+          <w:tcPr>
+            <w:tcW w:w="0" w:type="auto"/>
+            <w:tcBorders>
+              <w:top w:val="nil"/>
+              <w:left w:val="nil"/>
+              <w:bottom w:val="nil"/>
+              <w:right w:val="nil"/>
+            </w:tcBorders>
+            <w:shd w:val="clear" w:color="auto" w:fill="F5F5F5"/>
+            <w:tcMar>
+              <w:top w:w="120" w:type="dxa"/>
+              <w:left w:w="120" w:type="dxa"/>
+              <w:bottom w:w="120" w:type="dxa"/>
+              <w:right w:w="120" w:type="dxa"/>
+            </w:tcMar>
+            <w:vAlign w:val="center"/>
+            <w:hideMark/>
+          </w:tcPr>
+          <w:p>
+            <w:pPr>
+              <w:spacing w:after="0" w:line="240" w:lineRule="auto"/>
+              <w:jc w:val="right"/>
+              <w:rPr>
+                <w:rFonts w:ascii="Helvetica Neue" w:eastAsia="Times New Roman" w:hAnsi="Helvetica Neue" w:cs="Times New Roman"/>
+                <w:color w:val="000000"/>
+                <w:sz w:val="18"/>
+                <w:szCs w:val="18"/>
+                <w:lang w:val="en-IT" w:eastAsia="en-GB"/>
+              </w:rPr>
+            </w:pPr>
+            <w:r>
+              <w:rPr>
+                <w:rFonts w:ascii="Helvetica Neue" w:eastAsia="Times New Roman" w:hAnsi="Helvetica Neue" w:cs="Times New Roman"/>
+                <w:color w:val="000000"/>
+                <w:sz w:val="18"/>
+                <w:szCs w:val="18"/>
+                <w:lang w:val="en-IT" w:eastAsia="en-GB"/>
+              </w:rPr>
+              <w:t>***</w:t>
+            </w:r>
+          </w:p>
+        </w:tc>
+        <w:tc>
+          <w:tcPr>
+            <w:tcW w:w="0" w:type="auto"/>
+            <w:tcBorders>
+              <w:top w:val="nil"/>
+              <w:left w:val="nil"/>
+              <w:bottom w:val="nil"/>
+              <w:right w:val="nil"/>
+            </w:tcBorders>
+            <w:shd w:val="clear" w:color="auto" w:fill="F5F5F5"/>
+            <w:tcMar>
+              <w:top w:w="120" w:type="dxa"/>
+              <w:left w:w="120" w:type="dxa"/>
+              <w:bottom w:w="120" w:type="dxa"/>
+              <w:right w:w="120" w:type="dxa"/>
+            </w:tcMar>
+            <w:vAlign w:val="center"/>
+            <w:hideMark/>
+          </w:tcPr>
+          <w:p>
+            <w:pPr>
+              <w:spacing w:after="0" w:line="240" w:lineRule="auto"/>
+              <w:jc w:val="right"/>
+              <w:rPr>
+                <w:rFonts w:ascii="Helvetica Neue" w:eastAsia="Times New Roman" w:hAnsi="Helvetica Neue" w:cs="Times New Roman"/>
+                <w:color w:val="000000"/>
+                <w:sz w:val="18"/>
+                <w:szCs w:val="18"/>
+                <w:lang w:val="en-IT" w:eastAsia="en-GB"/>
+              </w:rPr>
+            </w:pPr>
+            <w:r>
+              <w:rPr>
+                <w:rFonts w:ascii="Helvetica Neue" w:eastAsia="Times New Roman" w:hAnsi="Helvetica Neue" w:cs="Times New Roman"/>
+                <w:color w:val="000000"/>
+                <w:sz w:val="18"/>
+                <w:szCs w:val="18"/>
+                <w:lang w:val="en-IT" w:eastAsia="en-GB"/>
+              </w:rPr>
+              <w:t>increasing</w:t>
+            </w:r>
+          </w:p>
+        </w:tc>
+        <w:tc>
+          <w:tcPr>
+            <w:tcW w:w="0" w:type="auto"/>
+            <w:tcBorders>
+              <w:top w:val="nil"/>
+              <w:left w:val="nil"/>
+              <w:bottom w:val="nil"/>
+              <w:right w:val="nil"/>
+            </w:tcBorders>
+            <w:shd w:val="clear" w:color="auto" w:fill="F5F5F5"/>
+            <w:tcMar>
+              <w:top w:w="120" w:type="dxa"/>
+              <w:left w:w="120" w:type="dxa"/>
+              <w:bottom w:w="120" w:type="dxa"/>
+              <w:right w:w="120" w:type="dxa"/>
+            </w:tcMar>
+            <w:vAlign w:val="center"/>
+            <w:hideMark/>
+          </w:tcPr>
+          <w:p>
+            <w:pPr>
+              <w:spacing w:after="0" w:line="240" w:lineRule="auto"/>
+              <w:jc w:val="right"/>
+              <w:rPr>
+                <w:rFonts w:ascii="Helvetica Neue" w:eastAsia="Times New Roman" w:hAnsi="Helvetica Neue" w:cs="Times New Roman"/>
+                <w:color w:val="000000"/>
+                <w:sz w:val="18"/>
+                <w:szCs w:val="18"/>
+                <w:lang w:val="en-IT" w:eastAsia="en-GB"/>
+              </w:rPr>
+            </w:pPr>
+            <w:r>
+              <w:rPr>
+                <w:rFonts w:ascii="Helvetica Neue" w:eastAsia="Times New Roman" w:hAnsi="Helvetica Neue" w:cs="Times New Roman"/>
+                <w:color w:val="000000"/>
+                <w:sz w:val="18"/>
+                <w:szCs w:val="18"/>
+                <w:lang w:val="en-IT" w:eastAsia="en-GB"/>
+              </w:rPr>
+              <w:t>-8.075083</w:t>
+            </w:r>
+          </w:p>
+        </w:tc>
+      </w:tr>
+      <w:tr>
+        <w:tc>
+          <w:tcPr>
+            <w:tcW w:w="0" w:type="auto"/>
+            <w:tcBorders>
+              <w:top w:val="nil"/>
+              <w:left w:val="nil"/>
+              <w:bottom w:val="nil"/>
+              <w:right w:val="nil"/>
+            </w:tcBorders>
+            <w:shd w:val="clear" w:color="auto" w:fill="FFFFFF"/>
+            <w:tcMar>
+              <w:top w:w="120" w:type="dxa"/>
+              <w:left w:w="120" w:type="dxa"/>
+              <w:bottom w:w="120" w:type="dxa"/>
+              <w:right w:w="120" w:type="dxa"/>
+            </w:tcMar>
+            <w:vAlign w:val="center"/>
+            <w:hideMark/>
+          </w:tcPr>
+          <w:p>
+            <w:pPr>
+              <w:spacing w:after="0" w:line="240" w:lineRule="auto"/>
+              <w:jc w:val="right"/>
+              <w:rPr>
+                <w:rFonts w:ascii="Helvetica Neue" w:eastAsia="Times New Roman" w:hAnsi="Helvetica Neue" w:cs="Times New Roman"/>
+                <w:color w:val="000000"/>
+                <w:sz w:val="18"/>
+                <w:szCs w:val="18"/>
+                <w:lang w:val="en-IT" w:eastAsia="en-GB"/>
+              </w:rPr>
+            </w:pPr>
+            <w:r>
+              <w:rPr>
+                <w:rFonts w:ascii="Helvetica Neue" w:eastAsia="Times New Roman" w:hAnsi="Helvetica Neue" w:cs="Times New Roman"/>
+                <w:color w:val="000000"/>
+                <w:sz w:val="18"/>
+                <w:szCs w:val="18"/>
+                <w:lang w:val="en-IT" w:eastAsia="en-GB"/>
+              </w:rPr>
+              <w:t>Southern Africa</w:t>
+            </w:r>
+          </w:p>
+        </w:tc>
+        <w:tc>
+          <w:tcPr>
+            <w:tcW w:w="0" w:type="auto"/>
+            <w:tcBorders>
+              <w:top w:val="nil"/>
+              <w:left w:val="nil"/>
+              <w:bottom w:val="nil"/>
+              <w:right w:val="nil"/>
+            </w:tcBorders>
+            <w:shd w:val="clear" w:color="auto" w:fill="FFFFFF"/>
+            <w:tcMar>
+              <w:top w:w="120" w:type="dxa"/>
+              <w:left w:w="120" w:type="dxa"/>
+              <w:bottom w:w="120" w:type="dxa"/>
+              <w:right w:w="120" w:type="dxa"/>
+            </w:tcMar>
+            <w:vAlign w:val="center"/>
+            <w:hideMark/>
+          </w:tcPr>
+          <w:p>
+            <w:pPr>
+              <w:spacing w:after="0" w:line="240" w:lineRule="auto"/>
+              <w:jc w:val="right"/>
+              <w:rPr>
+                <w:rFonts w:ascii="Helvetica Neue" w:eastAsia="Times New Roman" w:hAnsi="Helvetica Neue" w:cs="Times New Roman"/>
+                <w:color w:val="000000"/>
+                <w:sz w:val="18"/>
+                <w:szCs w:val="18"/>
+                <w:lang w:val="en-IT" w:eastAsia="en-GB"/>
+              </w:rPr>
+            </w:pPr>
+            <w:r>
+              <w:rPr>
+                <w:rFonts w:ascii="Helvetica Neue" w:eastAsia="Times New Roman" w:hAnsi="Helvetica Neue" w:cs="Times New Roman"/>
+                <w:color w:val="000000"/>
+                <w:sz w:val="18"/>
+                <w:szCs w:val="18"/>
+                <w:lang w:val="en-IT" w:eastAsia="en-GB"/>
+              </w:rPr>
+              <w:t>4.735507</w:t>
+            </w:r>
+          </w:p>
+        </w:tc>
+        <w:tc>
+          <w:tcPr>
+            <w:tcW w:w="0" w:type="auto"/>
+            <w:tcBorders>
+              <w:top w:val="nil"/>
+              <w:left w:val="nil"/>
+              <w:bottom w:val="nil"/>
+              <w:right w:val="nil"/>
+            </w:tcBorders>
+            <w:shd w:val="clear" w:color="auto" w:fill="FFFFFF"/>
+            <w:tcMar>
+              <w:top w:w="120" w:type="dxa"/>
+              <w:left w:w="120" w:type="dxa"/>
+              <w:bottom w:w="120" w:type="dxa"/>
+              <w:right w:w="120" w:type="dxa"/>
+            </w:tcMar>
+            <w:vAlign w:val="center"/>
+            <w:hideMark/>
+          </w:tcPr>
+          <w:p>
+            <w:pPr>
+              <w:spacing w:after="0" w:line="240" w:lineRule="auto"/>
+              <w:jc w:val="right"/>
+              <w:rPr>
+                <w:rFonts w:ascii="Helvetica Neue" w:eastAsia="Times New Roman" w:hAnsi="Helvetica Neue" w:cs="Times New Roman"/>
+                <w:color w:val="000000"/>
+                <w:sz w:val="18"/>
+                <w:szCs w:val="18"/>
+                <w:lang w:val="en-IT" w:eastAsia="en-GB"/>
+              </w:rPr>
+            </w:pPr>
+            <w:r>
+              <w:rPr>
+                <w:rFonts w:ascii="Helvetica Neue" w:eastAsia="Times New Roman" w:hAnsi="Helvetica Neue" w:cs="Times New Roman"/>
+                <w:color w:val="000000"/>
+                <w:sz w:val="18"/>
+                <w:szCs w:val="18"/>
+                <w:lang w:val="en-IT" w:eastAsia="en-GB"/>
+              </w:rPr>
+              <w:t>0.000172</w:t>
+            </w:r>
+          </w:p>
+        </w:tc>
+        <w:tc>
+          <w:tcPr>
+            <w:tcW w:w="0" w:type="auto"/>
+            <w:tcBorders>
+              <w:top w:val="nil"/>
+              <w:left w:val="nil"/>
+              <w:bottom w:val="nil"/>
+              <w:right w:val="nil"/>
+            </w:tcBorders>
+            <w:shd w:val="clear" w:color="auto" w:fill="FFFFFF"/>
+            <w:tcMar>
+              <w:top w:w="120" w:type="dxa"/>
+              <w:left w:w="120" w:type="dxa"/>
+              <w:bottom w:w="120" w:type="dxa"/>
+              <w:right w:w="120" w:type="dxa"/>
+            </w:tcMar>
+            <w:vAlign w:val="center"/>
+            <w:hideMark/>
+          </w:tcPr>
+          <w:p>
+            <w:pPr>
+              <w:spacing w:after="0" w:line="240" w:lineRule="auto"/>
+              <w:jc w:val="right"/>
+              <w:rPr>
+                <w:rFonts w:ascii="Helvetica Neue" w:eastAsia="Times New Roman" w:hAnsi="Helvetica Neue" w:cs="Times New Roman"/>
+                <w:color w:val="000000"/>
+                <w:sz w:val="18"/>
+                <w:szCs w:val="18"/>
+                <w:lang w:val="en-IT" w:eastAsia="en-GB"/>
+              </w:rPr>
+            </w:pPr>
+            <w:r>
+              <w:rPr>
+                <w:rFonts w:ascii="Helvetica Neue" w:eastAsia="Times New Roman" w:hAnsi="Helvetica Neue" w:cs="Times New Roman"/>
+                <w:color w:val="000000"/>
+                <w:sz w:val="18"/>
+                <w:szCs w:val="18"/>
+                <w:lang w:val="en-IT" w:eastAsia="en-GB"/>
+              </w:rPr>
+              <w:t>***</w:t>
+            </w:r>
+          </w:p>
+        </w:tc>
+        <w:tc>
+          <w:tcPr>
+            <w:tcW w:w="0" w:type="auto"/>
+            <w:tcBorders>
+              <w:top w:val="nil"/>
+              <w:left w:val="nil"/>
+              <w:bottom w:val="nil"/>
+              <w:right w:val="nil"/>
+            </w:tcBorders>
+            <w:shd w:val="clear" w:color="auto" w:fill="FFFFFF"/>
+            <w:tcMar>
+              <w:top w:w="120" w:type="dxa"/>
+              <w:left w:w="120" w:type="dxa"/>
+              <w:bottom w:w="120" w:type="dxa"/>
+              <w:right w:w="120" w:type="dxa"/>
+            </w:tcMar>
+            <w:vAlign w:val="center"/>
+            <w:hideMark/>
+          </w:tcPr>
+          <w:p>
+            <w:pPr>
+              <w:spacing w:after="0" w:line="240" w:lineRule="auto"/>
+              <w:jc w:val="right"/>
+              <w:rPr>
+                <w:rFonts w:ascii="Helvetica Neue" w:eastAsia="Times New Roman" w:hAnsi="Helvetica Neue" w:cs="Times New Roman"/>
+                <w:color w:val="000000"/>
+                <w:sz w:val="18"/>
+                <w:szCs w:val="18"/>
+                <w:lang w:val="en-IT" w:eastAsia="en-GB"/>
+              </w:rPr>
+            </w:pPr>
+            <w:r>
+              <w:rPr>
+                <w:rFonts w:ascii="Helvetica Neue" w:eastAsia="Times New Roman" w:hAnsi="Helvetica Neue" w:cs="Times New Roman"/>
+                <w:color w:val="000000"/>
+                <w:sz w:val="18"/>
+                <w:szCs w:val="18"/>
+                <w:lang w:val="en-IT" w:eastAsia="en-GB"/>
+              </w:rPr>
+              <w:t>increasing</w:t>
+            </w:r>
+          </w:p>
+        </w:tc>
+        <w:tc>
+          <w:tcPr>
+            <w:tcW w:w="0" w:type="auto"/>
+            <w:tcBorders>
+              <w:top w:val="nil"/>
+              <w:left w:val="nil"/>
+              <w:bottom w:val="nil"/>
+              <w:right w:val="nil"/>
+            </w:tcBorders>
+            <w:shd w:val="clear" w:color="auto" w:fill="FFFFFF"/>
+            <w:tcMar>
+              <w:top w:w="120" w:type="dxa"/>
+              <w:left w:w="120" w:type="dxa"/>
+              <w:bottom w:w="120" w:type="dxa"/>
+              <w:right w:w="120" w:type="dxa"/>
+            </w:tcMar>
+            <w:vAlign w:val="center"/>
+            <w:hideMark/>
+          </w:tcPr>
+          <w:p>
+            <w:pPr>
+              <w:spacing w:after="0" w:line="240" w:lineRule="auto"/>
+              <w:jc w:val="right"/>
+              <w:rPr>
+                <w:rFonts w:ascii="Helvetica Neue" w:eastAsia="Times New Roman" w:hAnsi="Helvetica Neue" w:cs="Times New Roman"/>
+                <w:color w:val="000000"/>
+                <w:sz w:val="18"/>
+                <w:szCs w:val="18"/>
+                <w:lang w:val="en-IT" w:eastAsia="en-GB"/>
+              </w:rPr>
+            </w:pPr>
+            <w:r>
+              <w:rPr>
+                <w:rFonts w:ascii="Helvetica Neue" w:eastAsia="Times New Roman" w:hAnsi="Helvetica Neue" w:cs="Times New Roman"/>
+                <w:color w:val="000000"/>
+                <w:sz w:val="18"/>
+                <w:szCs w:val="18"/>
+                <w:lang w:val="en-IT" w:eastAsia="en-GB"/>
+              </w:rPr>
+              <w:t>-14.511617</w:t>
+            </w:r>
+          </w:p>
+        </w:tc>
+      </w:tr>
+      <w:tr>
+        <w:tc>
+          <w:tcPr>
+            <w:tcW w:w="0" w:type="auto"/>
+            <w:tcBorders>
+              <w:top w:val="nil"/>
+              <w:left w:val="nil"/>
+              <w:bottom w:val="nil"/>
+              <w:right w:val="nil"/>
+            </w:tcBorders>
+            <w:shd w:val="clear" w:color="auto" w:fill="F5F5F5"/>
+            <w:tcMar>
+              <w:top w:w="120" w:type="dxa"/>
+              <w:left w:w="120" w:type="dxa"/>
+              <w:bottom w:w="120" w:type="dxa"/>
+              <w:right w:w="120" w:type="dxa"/>
+            </w:tcMar>
+            <w:vAlign w:val="center"/>
+            <w:hideMark/>
+          </w:tcPr>
+          <w:p>
+            <w:pPr>
+              <w:spacing w:after="0" w:line="240" w:lineRule="auto"/>
+              <w:jc w:val="right"/>
+              <w:rPr>
+                <w:rFonts w:ascii="Helvetica Neue" w:eastAsia="Times New Roman" w:hAnsi="Helvetica Neue" w:cs="Times New Roman"/>
+                <w:color w:val="000000"/>
+                <w:sz w:val="18"/>
+                <w:szCs w:val="18"/>
+                <w:lang w:val="en-IT" w:eastAsia="en-GB"/>
+              </w:rPr>
+            </w:pPr>
+            <w:r>
+              <w:rPr>
+                <w:rFonts w:ascii="Helvetica Neue" w:eastAsia="Times New Roman" w:hAnsi="Helvetica Neue" w:cs="Times New Roman"/>
+                <w:color w:val="000000"/>
+                <w:sz w:val="18"/>
+                <w:szCs w:val="18"/>
+                <w:lang w:val="en-IT" w:eastAsia="en-GB"/>
+              </w:rPr>
+              <w:t>Middle Africa</w:t>
+            </w:r>
+          </w:p>
+        </w:tc>
+        <w:tc>
+          <w:tcPr>
+            <w:tcW w:w="0" w:type="auto"/>
+            <w:tcBorders>
+              <w:top w:val="nil"/>
+              <w:left w:val="nil"/>
+              <w:bottom w:val="nil"/>
+              <w:right w:val="nil"/>
+            </w:tcBorders>
+            <w:shd w:val="clear" w:color="auto" w:fill="F5F5F5"/>
+            <w:tcMar>
+              <w:top w:w="120" w:type="dxa"/>
+              <w:left w:w="120" w:type="dxa"/>
+              <w:bottom w:w="120" w:type="dxa"/>
+              <w:right w:w="120" w:type="dxa"/>
+            </w:tcMar>
+            <w:vAlign w:val="center"/>
+            <w:hideMark/>
+          </w:tcPr>
+          <w:p>
+            <w:pPr>
+              <w:spacing w:after="0" w:line="240" w:lineRule="auto"/>
+              <w:jc w:val="right"/>
+              <w:rPr>
+                <w:rFonts w:ascii="Helvetica Neue" w:eastAsia="Times New Roman" w:hAnsi="Helvetica Neue" w:cs="Times New Roman"/>
+                <w:color w:val="000000"/>
+                <w:sz w:val="18"/>
+                <w:szCs w:val="18"/>
+                <w:lang w:val="en-IT" w:eastAsia="en-GB"/>
+              </w:rPr>
+            </w:pPr>
+            <w:r>
+              <w:rPr>
+                <w:rFonts w:ascii="Helvetica Neue" w:eastAsia="Times New Roman" w:hAnsi="Helvetica Neue" w:cs="Times New Roman"/>
+                <w:color w:val="000000"/>
+                <w:sz w:val="18"/>
+                <w:szCs w:val="18"/>
+                <w:lang w:val="en-IT" w:eastAsia="en-GB"/>
+              </w:rPr>
+              <w:t>6.030465</w:t>
+            </w:r>
+          </w:p>
+        </w:tc>
+        <w:tc>
+          <w:tcPr>
+            <w:tcW w:w="0" w:type="auto"/>
+            <w:tcBorders>
+              <w:top w:val="nil"/>
+              <w:left w:val="nil"/>
+              <w:bottom w:val="nil"/>
+              <w:right w:val="nil"/>
+            </w:tcBorders>
+            <w:shd w:val="clear" w:color="auto" w:fill="F5F5F5"/>
+            <w:tcMar>
+              <w:top w:w="120" w:type="dxa"/>
+              <w:left w:w="120" w:type="dxa"/>
+              <w:bottom w:w="120" w:type="dxa"/>
+              <w:right w:w="120" w:type="dxa"/>
+            </w:tcMar>
+            <w:vAlign w:val="center"/>
+            <w:hideMark/>
+          </w:tcPr>
+          <w:p>
+            <w:pPr>
+              <w:spacing w:after="0" w:line="240" w:lineRule="auto"/>
+              <w:jc w:val="right"/>
+              <w:rPr>
+                <w:rFonts w:ascii="Helvetica Neue" w:eastAsia="Times New Roman" w:hAnsi="Helvetica Neue" w:cs="Times New Roman"/>
+                <w:color w:val="000000"/>
+                <w:sz w:val="18"/>
+                <w:szCs w:val="18"/>
+                <w:lang w:val="en-IT" w:eastAsia="en-GB"/>
+              </w:rPr>
+            </w:pPr>
+            <w:r>
+              <w:rPr>
+                <w:rFonts w:ascii="Helvetica Neue" w:eastAsia="Times New Roman" w:hAnsi="Helvetica Neue" w:cs="Times New Roman"/>
+                <w:color w:val="000000"/>
+                <w:sz w:val="18"/>
+                <w:szCs w:val="18"/>
+                <w:lang w:val="en-IT" w:eastAsia="en-GB"/>
+              </w:rPr>
+              <w:t>0.000083</w:t>
+            </w:r>
+          </w:p>
+        </w:tc>
+        <w:tc>
+          <w:tcPr>
+            <w:tcW w:w="0" w:type="auto"/>
+            <w:tcBorders>
+              <w:top w:val="nil"/>
+              <w:left w:val="nil"/>
+              <w:bottom w:val="nil"/>
+              <w:right w:val="nil"/>
+            </w:tcBorders>
+            <w:shd w:val="clear" w:color="auto" w:fill="F5F5F5"/>
+            <w:tcMar>
+              <w:top w:w="120" w:type="dxa"/>
+              <w:left w:w="120" w:type="dxa"/>
+              <w:bottom w:w="120" w:type="dxa"/>
+              <w:right w:w="120" w:type="dxa"/>
+            </w:tcMar>
+            <w:vAlign w:val="center"/>
+            <w:hideMark/>
+          </w:tcPr>
+          <w:p>
+            <w:pPr>
+              <w:spacing w:after="0" w:line="240" w:lineRule="auto"/>
+              <w:jc w:val="right"/>
+              <w:rPr>
+                <w:rFonts w:ascii="Helvetica Neue" w:eastAsia="Times New Roman" w:hAnsi="Helvetica Neue" w:cs="Times New Roman"/>
+                <w:color w:val="000000"/>
+                <w:sz w:val="18"/>
+                <w:szCs w:val="18"/>
+                <w:lang w:val="en-IT" w:eastAsia="en-GB"/>
+              </w:rPr>
+            </w:pPr>
+            <w:r>
+              <w:rPr>
+                <w:rFonts w:ascii="Helvetica Neue" w:eastAsia="Times New Roman" w:hAnsi="Helvetica Neue" w:cs="Times New Roman"/>
+                <w:color w:val="000000"/>
+                <w:sz w:val="18"/>
+                <w:szCs w:val="18"/>
+                <w:lang w:val="en-IT" w:eastAsia="en-GB"/>
+              </w:rPr>
+              <w:t>***</w:t>
+            </w:r>
+          </w:p>
+        </w:tc>
+        <w:tc>
+          <w:tcPr>
+            <w:tcW w:w="0" w:type="auto"/>
+            <w:tcBorders>
+              <w:top w:val="nil"/>
+              <w:left w:val="nil"/>
+              <w:bottom w:val="nil"/>
+              <w:right w:val="nil"/>
+            </w:tcBorders>
+            <w:shd w:val="clear" w:color="auto" w:fill="F5F5F5"/>
+            <w:tcMar>
+              <w:top w:w="120" w:type="dxa"/>
+              <w:left w:w="120" w:type="dxa"/>
+              <w:bottom w:w="120" w:type="dxa"/>
+              <w:right w:w="120" w:type="dxa"/>
+            </w:tcMar>
+            <w:vAlign w:val="center"/>
+            <w:hideMark/>
+          </w:tcPr>
+          <w:p>
+            <w:pPr>
+              <w:spacing w:after="0" w:line="240" w:lineRule="auto"/>
+              <w:jc w:val="right"/>
+              <w:rPr>
+                <w:rFonts w:ascii="Helvetica Neue" w:eastAsia="Times New Roman" w:hAnsi="Helvetica Neue" w:cs="Times New Roman"/>
+                <w:color w:val="000000"/>
+                <w:sz w:val="18"/>
+                <w:szCs w:val="18"/>
+                <w:lang w:val="en-IT" w:eastAsia="en-GB"/>
+              </w:rPr>
+            </w:pPr>
+            <w:r>
+              <w:rPr>
+                <w:rFonts w:ascii="Helvetica Neue" w:eastAsia="Times New Roman" w:hAnsi="Helvetica Neue" w:cs="Times New Roman"/>
+                <w:color w:val="000000"/>
+                <w:sz w:val="18"/>
+                <w:szCs w:val="18"/>
+                <w:lang w:val="en-IT" w:eastAsia="en-GB"/>
+              </w:rPr>
+              <w:t>increasing</w:t>
+            </w:r>
+          </w:p>
+        </w:tc>
+        <w:tc>
+          <w:tcPr>
+            <w:tcW w:w="0" w:type="auto"/>
+            <w:tcBorders>
+              <w:top w:val="nil"/>
+              <w:left w:val="nil"/>
+              <w:bottom w:val="nil"/>
+              <w:right w:val="nil"/>
+            </w:tcBorders>
+            <w:shd w:val="clear" w:color="auto" w:fill="F5F5F5"/>
+            <w:tcMar>
+              <w:top w:w="120" w:type="dxa"/>
+              <w:left w:w="120" w:type="dxa"/>
+              <w:bottom w:w="120" w:type="dxa"/>
+              <w:right w:w="120" w:type="dxa"/>
+            </w:tcMar>
+            <w:vAlign w:val="center"/>
+            <w:hideMark/>
+          </w:tcPr>
+          <w:p>
+            <w:pPr>
+              <w:spacing w:after="0" w:line="240" w:lineRule="auto"/>
+              <w:jc w:val="right"/>
+              <w:rPr>
+                <w:rFonts w:ascii="Helvetica Neue" w:eastAsia="Times New Roman" w:hAnsi="Helvetica Neue" w:cs="Times New Roman"/>
+                <w:color w:val="000000"/>
+                <w:sz w:val="18"/>
+                <w:szCs w:val="18"/>
+                <w:lang w:val="en-IT" w:eastAsia="en-GB"/>
+              </w:rPr>
+            </w:pPr>
+            <w:r>
+              <w:rPr>
+                <w:rFonts w:ascii="Helvetica Neue" w:eastAsia="Times New Roman" w:hAnsi="Helvetica Neue" w:cs="Times New Roman"/>
+                <w:color w:val="000000"/>
+                <w:sz w:val="18"/>
+                <w:szCs w:val="18"/>
+                <w:lang w:val="en-IT" w:eastAsia="en-GB"/>
+              </w:rPr>
+              <w:t>-3.629375</w:t>
+            </w:r>
+          </w:p>
+        </w:tc>
+      </w:tr>
+    </w:tbl>
+    <w:p>
+      <w:pPr>
+        <w:pStyle w:val="mainText"/>
+        <w:rPr>
+          <w:color w:val="000000" w:themeColor="text1"/>
+          <w:lang w:val="en-GB"/>
         </w:rPr>
       </w:pPr>
     </w:p>
     <w:p>
       <w:pPr>
+        <w:pStyle w:val="mainText"/>
+        <w:rPr>
+          <w:rFonts w:eastAsia="Times New Roman"/>
+          <w:lang w:val="en-IT" w:eastAsia="en-GB"/>
+        </w:rPr>
+      </w:pPr>
+      <w:r>
+        <w:rPr>
+          <w:rStyle w:val="Strong"/>
+        </w:rPr>
+        <w:t>Regions with Increasing Proportional FPP:</w:t>
+      </w:r>
+      <w:r>
+        <w:t xml:space="preserve"> Middle Africa shows the strongest positive trend (slope: 6.03, p &lt; 0.001), indicating that an increasing share of the total population is living near forests despite overall population growth. Similar significant increases are observed in Southern Africa (4.74, p &lt; 0.001), Eastern Africa (2.76, p &lt; 0.001), Western Africa (2.45, p &lt; 0.001), </w:t>
+      </w:r>
+      <w:r>
+        <w:lastRenderedPageBreak/>
+        <w:t>Northern Africa (1.55, p &lt; 0.001), and South America (0.96, p &lt; 0.001). These trends suggest that in African regions and South America, human settlement is increasingly concentrated near forest areas relative to other parts of these regions. This could reflect:</w:t>
+      </w:r>
+    </w:p>
+    <w:p>
+      <w:pPr>
+        <w:pStyle w:val="mainText"/>
+        <w:numPr>
+          <w:ilvl w:val="0"/>
+          <w:numId w:val="7"/>
+        </w:numPr>
+      </w:pPr>
+      <w:r>
+        <w:t>Rural-to-forest migration patterns</w:t>
+      </w:r>
+    </w:p>
+    <w:p>
+      <w:pPr>
+        <w:pStyle w:val="mainText"/>
+        <w:numPr>
+          <w:ilvl w:val="0"/>
+          <w:numId w:val="7"/>
+        </w:numPr>
+      </w:pPr>
+      <w:r>
+        <w:t xml:space="preserve">Higher population growth rates in forest-proximate areas compared to other </w:t>
+      </w:r>
+      <w:proofErr w:type="gramStart"/>
+      <w:r>
+        <w:t>areas</w:t>
+      </w:r>
+      <w:proofErr w:type="gramEnd"/>
+    </w:p>
+    <w:p>
+      <w:pPr>
+        <w:pStyle w:val="mainText"/>
+        <w:numPr>
+          <w:ilvl w:val="0"/>
+          <w:numId w:val="7"/>
+        </w:numPr>
+      </w:pPr>
+      <w:r>
+        <w:t xml:space="preserve">Development expanding toward forest </w:t>
+      </w:r>
+      <w:proofErr w:type="gramStart"/>
+      <w:r>
+        <w:t>frontiers</w:t>
+      </w:r>
+      <w:proofErr w:type="gramEnd"/>
+    </w:p>
+    <w:p>
+      <w:pPr>
+        <w:pStyle w:val="mainText"/>
+        <w:numPr>
+          <w:ilvl w:val="0"/>
+          <w:numId w:val="7"/>
+        </w:numPr>
+      </w:pPr>
+      <w:r>
+        <w:t xml:space="preserve">Limited opportunities in non-forest areas driving people toward forest </w:t>
+      </w:r>
+      <w:proofErr w:type="gramStart"/>
+      <w:r>
+        <w:t>resources</w:t>
+      </w:r>
+      <w:proofErr w:type="gramEnd"/>
+    </w:p>
+    <w:p>
+      <w:pPr>
+        <w:pStyle w:val="mainText"/>
+      </w:pPr>
+      <w:r>
+        <w:rPr>
+          <w:rStyle w:val="Strong"/>
+        </w:rPr>
+        <w:t>Regions with Decreasing Proportional FPP:</w:t>
+      </w:r>
+      <w:r>
+        <w:t xml:space="preserve"> Central Asia exhibits the steepest decline (slope: -7.60, p &lt; 0.01), followed by Northern Europe (-5.26, p &lt; 0.01) and Southern Europe (-3.01, p &lt; 0.01). All European regions show significant decreases in the proportion of their populations living near forests. This pattern likely reflects:</w:t>
+      </w:r>
+    </w:p>
+    <w:p>
+      <w:pPr>
+        <w:pStyle w:val="mainText"/>
+        <w:numPr>
+          <w:ilvl w:val="0"/>
+          <w:numId w:val="6"/>
+        </w:numPr>
+      </w:pPr>
+      <w:r>
+        <w:t xml:space="preserve">Urbanization trends drawing populations away from rural forest </w:t>
+      </w:r>
+      <w:proofErr w:type="gramStart"/>
+      <w:r>
+        <w:t>areas</w:t>
+      </w:r>
+      <w:proofErr w:type="gramEnd"/>
+    </w:p>
+    <w:p>
+      <w:pPr>
+        <w:pStyle w:val="mainText"/>
+        <w:numPr>
+          <w:ilvl w:val="0"/>
+          <w:numId w:val="6"/>
+        </w:numPr>
+      </w:pPr>
+      <w:r>
+        <w:t xml:space="preserve">Development concentrated in non-forest </w:t>
+      </w:r>
+      <w:proofErr w:type="gramStart"/>
+      <w:r>
+        <w:t>regions</w:t>
+      </w:r>
+      <w:proofErr w:type="gramEnd"/>
+    </w:p>
+    <w:p>
+      <w:pPr>
+        <w:pStyle w:val="mainText"/>
+        <w:numPr>
+          <w:ilvl w:val="0"/>
+          <w:numId w:val="6"/>
+        </w:numPr>
+      </w:pPr>
+      <w:r>
+        <w:t xml:space="preserve">Possible protective policies limiting new settlement near </w:t>
+      </w:r>
+      <w:proofErr w:type="gramStart"/>
+      <w:r>
+        <w:t>forests</w:t>
+      </w:r>
+      <w:proofErr w:type="gramEnd"/>
+    </w:p>
+    <w:p>
+      <w:pPr>
+        <w:pStyle w:val="mainText"/>
+        <w:numPr>
+          <w:ilvl w:val="0"/>
+          <w:numId w:val="6"/>
+        </w:numPr>
+      </w:pPr>
+      <w:r>
+        <w:t>Economic transitions away from forest-dependent activities</w:t>
+      </w:r>
+    </w:p>
+    <w:p>
+      <w:pPr>
+        <w:pStyle w:val="mainText"/>
+      </w:pPr>
+      <w:r>
+        <w:rPr>
+          <w:rStyle w:val="Strong"/>
+        </w:rPr>
+        <w:t>Contrasting with FAP Results:</w:t>
+      </w:r>
+      <w:r>
+        <w:t xml:space="preserve"> When comparing these FPP trends with the previously discussed FAP (Forest Area per Person) patterns, we see interesting relationships:</w:t>
+      </w:r>
+    </w:p>
+    <w:p>
+      <w:pPr>
+        <w:pStyle w:val="mainText"/>
+      </w:pPr>
+      <w:r>
+        <w:rPr>
+          <w:rStyle w:val="Strong"/>
+        </w:rPr>
+        <w:t>Inverse Relationships</w:t>
+      </w:r>
+      <w:r>
+        <w:t>: Many African regions show decreasing FAP but increasing proportional FPP, suggesting that while total forest per person is declining, the distribution of population is shifting toward forest areas. This could intensify pressures on remaining forests.</w:t>
+      </w:r>
+    </w:p>
+    <w:p>
+      <w:pPr>
+        <w:pStyle w:val="mainText"/>
+      </w:pPr>
+      <w:r>
+        <w:rPr>
+          <w:rStyle w:val="Strong"/>
+        </w:rPr>
+        <w:t>European Exceptionalism</w:t>
+      </w:r>
+      <w:r>
+        <w:t>: Southern Europe showed increasing FAP but decreasing proportional FPP, indicating that despite growing forest area per person, people are moving away from forest proximity. This spatial reorganization may reflect post-agricultural land abandonment and forest regrowth occurring away from current human settlements.</w:t>
+      </w:r>
+    </w:p>
+    <w:p>
+      <w:pPr>
+        <w:pStyle w:val="mainText"/>
+      </w:pPr>
+      <w:r>
+        <w:rPr>
+          <w:rStyle w:val="Strong"/>
+        </w:rPr>
+        <w:lastRenderedPageBreak/>
+        <w:t>Double Pressure Regions</w:t>
+      </w:r>
+      <w:r>
+        <w:t>: Regions like South-Eastern Asia show decreasing trends in both metrics, suggesting both overall forest resource decline per person and shifting settlement patterns away from forests.</w:t>
+      </w:r>
+    </w:p>
+    <w:p>
+      <w:pPr>
+        <w:pStyle w:val="mainText"/>
+      </w:pPr>
+      <w:r>
+        <w:t>These contrasting patterns highlight the complex spatial reorganization occurring between human populations and forest resources globally. The increasing proportion of people living near forests in African regions, despite overall declines in forest area per person, may present both conservation challenges and opportunities for community-based forest management approaches.</w:t>
+      </w:r>
+    </w:p>
+    <w:p>
+      <w:pPr>
+        <w:pStyle w:val="mainText"/>
+      </w:pPr>
+      <w:r>
+        <w:t>Meanwhile, the decreasing proportion of forest-proximate people in more developed regions may reflect broader socioeconomic transitions, with implications for maintaining cultural and economic connections to forest ecosystems.</w:t>
+      </w:r>
+    </w:p>
+    <w:p>
+      <w:pPr>
         <w:pStyle w:val="Heading2"/>
-        <w:rPr>
-          <w:lang w:val="en-US"/>
-        </w:rPr>
+        <w:jc w:val="center"/>
       </w:pPr>
+      <w:r>
+        <w:rPr>
+          <w:noProof/>
+        </w:rPr>
+        <w:drawing>
+          <wp:inline distT="0" distB="0" distL="0" distR="0" wp14:anchorId="687EE3EC" wp14:editId="27F20CAF">
+            <wp:extent cx="3094264" cy="3027289"/>
+            <wp:effectExtent l="0" t="0" r="5080" b="0"/>
+            <wp:docPr id="1685816505" name="Picture 2"/>
+            <wp:cNvGraphicFramePr>
+              <a:graphicFrameLocks xmlns:a="http://schemas.openxmlformats.org/drawingml/2006/main" noChangeAspect="1"/>
+            </wp:cNvGraphicFramePr>
+            <a:graphic xmlns:a="http://schemas.openxmlformats.org/drawingml/2006/main">
+              <a:graphicData uri="http://schemas.openxmlformats.org/drawingml/2006/picture">
+                <pic:pic xmlns:pic="http://schemas.openxmlformats.org/drawingml/2006/picture">
+                  <pic:nvPicPr>
+                    <pic:cNvPr id="1685816505" name="Picture 1685816505"/>
+                    <pic:cNvPicPr/>
+                  </pic:nvPicPr>
+                  <pic:blipFill>
+                    <a:blip r:embed="rId20">
+                      <a:extLst>
+                        <a:ext uri="{28A0092B-C50C-407E-A947-70E740481C1C}">
+                          <a14:useLocalDpi xmlns:a14="http://schemas.microsoft.com/office/drawing/2010/main" val="0"/>
+                        </a:ext>
+                      </a:extLst>
+                    </a:blip>
+                    <a:stretch>
+                      <a:fillRect/>
+                    </a:stretch>
+                  </pic:blipFill>
+                  <pic:spPr>
+                    <a:xfrm>
+                      <a:off x="0" y="0"/>
+                      <a:ext cx="3099691" cy="3032598"/>
+                    </a:xfrm>
+                    <a:prstGeom prst="rect">
+                      <a:avLst/>
+                    </a:prstGeom>
+                  </pic:spPr>
+                </pic:pic>
+              </a:graphicData>
+            </a:graphic>
+          </wp:inline>
+        </w:drawing>
+      </w:r>
+    </w:p>
+    <w:p>
+      <w:pPr>
+        <w:pStyle w:val="Heading2"/>
+      </w:pPr>
+      <w:r>
+        <w:rPr>
+          <w:rStyle w:val="captionTitleChar"/>
+          <w:rFonts w:ascii="Aptos" w:eastAsia="Aptos" w:hAnsi="Aptos" w:cs="Aptos"/>
+        </w:rPr>
+        <w:t xml:space="preserve">Figure </w:t>
+      </w:r>
+      <w:r>
+        <w:rPr>
+          <w:rStyle w:val="captionTitleChar"/>
+        </w:rPr>
+        <w:t>S</w:t>
+      </w:r>
+      <w:r>
+        <w:rPr>
+          <w:rStyle w:val="captionTitleChar"/>
+        </w:rPr>
+        <w:t>10</w:t>
+      </w:r>
+      <w:r>
+        <w:rPr>
+          <w:rStyle w:val="captionTitleChar"/>
+          <w:rFonts w:ascii="Aptos" w:eastAsia="Aptos" w:hAnsi="Aptos" w:cs="Aptos"/>
+        </w:rPr>
+        <w:t>.</w:t>
+      </w:r>
+      <w:r>
+        <w:rPr>
+          <w:rStyle w:val="captionTitleChar"/>
+          <w:rFonts w:ascii="Aptos" w:eastAsia="Aptos" w:hAnsi="Aptos" w:cs="Aptos"/>
+        </w:rPr>
+        <w:t xml:space="preserve"> Correlation between Sen’s slope </w:t>
+      </w:r>
+      <w:r>
+        <w:rPr>
+          <w:rStyle w:val="captionTitleChar"/>
+          <w:rFonts w:ascii="Aptos" w:eastAsia="Aptos" w:hAnsi="Aptos" w:cs="Aptos"/>
+        </w:rPr>
+        <w:t>analysis</w:t>
+      </w:r>
+      <w:r>
+        <w:rPr>
+          <w:rStyle w:val="captionTitleChar"/>
+          <w:rFonts w:ascii="Aptos" w:eastAsia="Aptos" w:hAnsi="Aptos" w:cs="Aptos"/>
+        </w:rPr>
+        <w:t xml:space="preserve"> and relative change.</w:t>
+      </w:r>
     </w:p>
     <w:p>
       <w:pPr>
@@ -7781,6 +12909,7 @@
           <w:noProof/>
           <w:lang w:val="en-GB" w:eastAsia="en-GB"/>
         </w:rPr>
+        <w:lastRenderedPageBreak/>
         <w:drawing>
           <wp:inline distT="0" distB="0" distL="0" distR="0" wp14:anchorId="1FD89E9B" wp14:editId="5449683D">
             <wp:extent cx="2952750" cy="2952750"/>
@@ -7797,7 +12926,7 @@
                     <pic:cNvPicPr/>
                   </pic:nvPicPr>
                   <pic:blipFill>
-                    <a:blip r:embed="rId19" cstate="print">
+                    <a:blip r:embed="rId21" cstate="print">
                       <a:extLst>
                         <a:ext uri="{28A0092B-C50C-407E-A947-70E740481C1C}">
                           <a14:useLocalDpi xmlns:a14="http://schemas.microsoft.com/office/drawing/2010/main" val="0"/>
@@ -7892,7 +13021,6 @@
           <w:noProof/>
           <w:lang w:val="en-GB" w:eastAsia="en-GB"/>
         </w:rPr>
-        <w:lastRenderedPageBreak/>
         <w:drawing>
           <wp:inline distT="0" distB="0" distL="0" distR="0" wp14:anchorId="1F30D463" wp14:editId="2F50A6D8">
             <wp:extent cx="1888907" cy="1620000"/>
@@ -7909,7 +13037,7 @@
                     <pic:cNvPicPr/>
                   </pic:nvPicPr>
                   <pic:blipFill>
-                    <a:blip r:embed="rId20">
+                    <a:blip r:embed="rId22">
                       <a:extLst>
                         <a:ext uri="{28A0092B-C50C-407E-A947-70E740481C1C}">
                           <a14:useLocalDpi xmlns:a14="http://schemas.microsoft.com/office/drawing/2010/main" val="0"/>
@@ -7956,7 +13084,7 @@
                     <pic:cNvPicPr/>
                   </pic:nvPicPr>
                   <pic:blipFill>
-                    <a:blip r:embed="rId21">
+                    <a:blip r:embed="rId23">
                       <a:extLst>
                         <a:ext uri="{28A0092B-C50C-407E-A947-70E740481C1C}">
                           <a14:useLocalDpi xmlns:a14="http://schemas.microsoft.com/office/drawing/2010/main" val="0"/>
@@ -8003,7 +13131,7 @@
                     <pic:cNvPicPr/>
                   </pic:nvPicPr>
                   <pic:blipFill>
-                    <a:blip r:embed="rId22">
+                    <a:blip r:embed="rId24">
                       <a:extLst>
                         <a:ext uri="{28A0092B-C50C-407E-A947-70E740481C1C}">
                           <a14:useLocalDpi xmlns:a14="http://schemas.microsoft.com/office/drawing/2010/main" val="0"/>
@@ -8484,7 +13612,11 @@
         <w:t>0.96</w:t>
       </w:r>
       <w:r>
-        <w:t xml:space="preserve">. The </w:t>
+        <w:t xml:space="preserve">. </w:t>
+      </w:r>
+      <w:r>
+        <w:lastRenderedPageBreak/>
+        <w:t xml:space="preserve">The </w:t>
       </w:r>
       <w:proofErr w:type="spellStart"/>
       <w:r>
@@ -8594,7 +13726,6 @@
           <w:noProof/>
           <w:lang w:val="en-GB" w:eastAsia="en-GB"/>
         </w:rPr>
-        <w:lastRenderedPageBreak/>
         <w:drawing>
           <wp:inline distT="0" distB="0" distL="0" distR="0" wp14:anchorId="240BF843" wp14:editId="7A3FE4CC">
             <wp:extent cx="5943600" cy="2162175"/>
@@ -8611,7 +13742,7 @@
                     <pic:cNvPicPr/>
                   </pic:nvPicPr>
                   <pic:blipFill>
-                    <a:blip r:embed="rId23" cstate="print">
+                    <a:blip r:embed="rId25" cstate="print">
                       <a:extLst>
                         <a:ext uri="{28A0092B-C50C-407E-A947-70E740481C1C}">
                           <a14:useLocalDpi xmlns:a14="http://schemas.microsoft.com/office/drawing/2010/main" val="0"/>
@@ -8668,6 +13799,7 @@
           <w:noProof/>
           <w:lang w:val="en-GB" w:eastAsia="en-GB"/>
         </w:rPr>
+        <w:lastRenderedPageBreak/>
         <w:drawing>
           <wp:inline distT="0" distB="0" distL="0" distR="0" wp14:anchorId="00396ABD" wp14:editId="35C07541">
             <wp:extent cx="5943600" cy="1628775"/>
@@ -8684,7 +13816,7 @@
                     <pic:cNvPicPr/>
                   </pic:nvPicPr>
                   <pic:blipFill>
-                    <a:blip r:embed="rId24" cstate="print">
+                    <a:blip r:embed="rId26" cstate="print">
                       <a:extLst>
                         <a:ext uri="{28A0092B-C50C-407E-A947-70E740481C1C}">
                           <a14:useLocalDpi xmlns:a14="http://schemas.microsoft.com/office/drawing/2010/main" val="0"/>
@@ -8765,7 +13897,7 @@
                     <pic:cNvPicPr/>
                   </pic:nvPicPr>
                   <pic:blipFill>
-                    <a:blip r:embed="rId25" cstate="print">
+                    <a:blip r:embed="rId27" cstate="print">
                       <a:extLst>
                         <a:ext uri="{28A0092B-C50C-407E-A947-70E740481C1C}">
                           <a14:useLocalDpi xmlns:a14="http://schemas.microsoft.com/office/drawing/2010/main" val="0"/>
@@ -8843,7 +13975,6 @@
           <w:sz w:val="22"/>
           <w:szCs w:val="22"/>
         </w:rPr>
-        <w:lastRenderedPageBreak/>
         <w:drawing>
           <wp:inline distT="0" distB="0" distL="0" distR="0" wp14:anchorId="135AF0ED" wp14:editId="29AE294B">
             <wp:extent cx="4222679" cy="1836144"/>
@@ -8860,7 +13991,7 @@
                     <pic:cNvPicPr/>
                   </pic:nvPicPr>
                   <pic:blipFill>
-                    <a:blip r:embed="rId26" cstate="print">
+                    <a:blip r:embed="rId28" cstate="print">
                       <a:extLst>
                         <a:ext uri="{28A0092B-C50C-407E-A947-70E740481C1C}">
                           <a14:useLocalDpi xmlns:a14="http://schemas.microsoft.com/office/drawing/2010/main" val="0"/>
@@ -9371,7 +14502,7 @@
                     <pic:cNvPicPr/>
                   </pic:nvPicPr>
                   <pic:blipFill>
-                    <a:blip r:embed="rId27">
+                    <a:blip r:embed="rId29">
                       <a:extLst>
                         <a:ext uri="{28A0092B-C50C-407E-A947-70E740481C1C}">
                           <a14:useLocalDpi xmlns:a14="http://schemas.microsoft.com/office/drawing/2010/main" val="0"/>
@@ -9432,6 +14563,769 @@
     </w:sectPr>
   </w:body>
 </w:document>
+</file>
+
+<file path=word/numbering.xml><?xml version="1.0" encoding="utf-8"?>
+<w:numbering xmlns:wpc="http://schemas.microsoft.com/office/word/2010/wordprocessingCanvas" xmlns:cx="http://schemas.microsoft.com/office/drawing/2014/chartex" xmlns:cx1="http://schemas.microsoft.com/office/drawing/2015/9/8/chartex" xmlns:cx2="http://schemas.microsoft.com/office/drawing/2015/10/21/chartex" xmlns:cx3="http://schemas.microsoft.com/office/drawing/2016/5/9/chartex" xmlns:cx4="http://schemas.microsoft.com/office/drawing/2016/5/10/chartex" xmlns:cx5="http://schemas.microsoft.com/office/drawing/2016/5/11/chartex" xmlns:cx6="http://schemas.microsoft.com/office/drawing/2016/5/12/chartex" xmlns:cx7="http://schemas.microsoft.com/office/drawing/2016/5/13/chartex" xmlns:cx8="http://schemas.microsoft.com/office/drawing/2016/5/14/chartex" xmlns:mc="http://schemas.openxmlformats.org/markup-compatibility/2006" xmlns:aink="http://schemas.microsoft.com/office/drawing/2016/ink" xmlns:am3d="http://schemas.microsoft.com/office/drawing/2017/model3d" xmlns:o="urn:schemas-microsoft-com:office:office" xmlns:oel="http://schemas.microsoft.com/office/2019/extlst" xmlns:r="http://schemas.openxmlformats.org/officeDocument/2006/relationships" xmlns:m="http://schemas.openxmlformats.org/officeDocument/2006/math" xmlns:v="urn:schemas-microsoft-com:vml" xmlns:wp14="http://schemas.microsoft.com/office/word/2010/wordprocessingDrawing" xmlns:wp="http://schemas.openxmlformats.org/drawingml/2006/wordprocessingDrawing" xmlns:w10="urn:schemas-microsoft-com:office:word" xmlns:w="http://schemas.openxmlformats.org/wordprocessingml/2006/main" xmlns:w14="http://schemas.microsoft.com/office/word/2010/wordml" xmlns:w15="http://schemas.microsoft.com/office/word/2012/wordml" xmlns:w16cex="http://schemas.microsoft.com/office/word/2018/wordml/cex" xmlns:w16cid="http://schemas.microsoft.com/office/word/2016/wordml/cid" xmlns:w16="http://schemas.microsoft.com/office/word/2018/wordml" xmlns:w16sdtdh="http://schemas.microsoft.com/office/word/2020/wordml/sdtdatahash" xmlns:w16se="http://schemas.microsoft.com/office/word/2015/wordml/symex" xmlns:wpg="http://schemas.microsoft.com/office/word/2010/wordprocessingGroup" xmlns:wpi="http://schemas.microsoft.com/office/word/2010/wordprocessingInk" xmlns:wne="http://schemas.microsoft.com/office/word/2006/wordml" xmlns:wps="http://schemas.microsoft.com/office/word/2010/wordprocessingShape" mc:Ignorable="w14 w15 w16se w16cid w16 w16cex w16sdtdh wp14">
+  <w:abstractNum w:abstractNumId="0" w15:restartNumberingAfterBreak="0">
+    <w:nsid w:val="24C01C59"/>
+    <w:multiLevelType w:val="multilevel"/>
+    <w:tmpl w:val="5A04AC60"/>
+    <w:lvl w:ilvl="0">
+      <w:start w:val="1"/>
+      <w:numFmt w:val="decimal"/>
+      <w:lvlText w:val="%1."/>
+      <w:lvlJc w:val="left"/>
+      <w:pPr>
+        <w:tabs>
+          <w:tab w:val="num" w:pos="720"/>
+        </w:tabs>
+        <w:ind w:left="720" w:hanging="360"/>
+      </w:pPr>
+    </w:lvl>
+    <w:lvl w:ilvl="1" w:tentative="1">
+      <w:start w:val="1"/>
+      <w:numFmt w:val="decimal"/>
+      <w:lvlText w:val="%2."/>
+      <w:lvlJc w:val="left"/>
+      <w:pPr>
+        <w:tabs>
+          <w:tab w:val="num" w:pos="1440"/>
+        </w:tabs>
+        <w:ind w:left="1440" w:hanging="360"/>
+      </w:pPr>
+    </w:lvl>
+    <w:lvl w:ilvl="2" w:tentative="1">
+      <w:start w:val="1"/>
+      <w:numFmt w:val="decimal"/>
+      <w:lvlText w:val="%3."/>
+      <w:lvlJc w:val="left"/>
+      <w:pPr>
+        <w:tabs>
+          <w:tab w:val="num" w:pos="2160"/>
+        </w:tabs>
+        <w:ind w:left="2160" w:hanging="360"/>
+      </w:pPr>
+    </w:lvl>
+    <w:lvl w:ilvl="3" w:tentative="1">
+      <w:start w:val="1"/>
+      <w:numFmt w:val="decimal"/>
+      <w:lvlText w:val="%4."/>
+      <w:lvlJc w:val="left"/>
+      <w:pPr>
+        <w:tabs>
+          <w:tab w:val="num" w:pos="2880"/>
+        </w:tabs>
+        <w:ind w:left="2880" w:hanging="360"/>
+      </w:pPr>
+    </w:lvl>
+    <w:lvl w:ilvl="4" w:tentative="1">
+      <w:start w:val="1"/>
+      <w:numFmt w:val="decimal"/>
+      <w:lvlText w:val="%5."/>
+      <w:lvlJc w:val="left"/>
+      <w:pPr>
+        <w:tabs>
+          <w:tab w:val="num" w:pos="3600"/>
+        </w:tabs>
+        <w:ind w:left="3600" w:hanging="360"/>
+      </w:pPr>
+    </w:lvl>
+    <w:lvl w:ilvl="5" w:tentative="1">
+      <w:start w:val="1"/>
+      <w:numFmt w:val="decimal"/>
+      <w:lvlText w:val="%6."/>
+      <w:lvlJc w:val="left"/>
+      <w:pPr>
+        <w:tabs>
+          <w:tab w:val="num" w:pos="4320"/>
+        </w:tabs>
+        <w:ind w:left="4320" w:hanging="360"/>
+      </w:pPr>
+    </w:lvl>
+    <w:lvl w:ilvl="6" w:tentative="1">
+      <w:start w:val="1"/>
+      <w:numFmt w:val="decimal"/>
+      <w:lvlText w:val="%7."/>
+      <w:lvlJc w:val="left"/>
+      <w:pPr>
+        <w:tabs>
+          <w:tab w:val="num" w:pos="5040"/>
+        </w:tabs>
+        <w:ind w:left="5040" w:hanging="360"/>
+      </w:pPr>
+    </w:lvl>
+    <w:lvl w:ilvl="7" w:tentative="1">
+      <w:start w:val="1"/>
+      <w:numFmt w:val="decimal"/>
+      <w:lvlText w:val="%8."/>
+      <w:lvlJc w:val="left"/>
+      <w:pPr>
+        <w:tabs>
+          <w:tab w:val="num" w:pos="5760"/>
+        </w:tabs>
+        <w:ind w:left="5760" w:hanging="360"/>
+      </w:pPr>
+    </w:lvl>
+    <w:lvl w:ilvl="8" w:tentative="1">
+      <w:start w:val="1"/>
+      <w:numFmt w:val="decimal"/>
+      <w:lvlText w:val="%9."/>
+      <w:lvlJc w:val="left"/>
+      <w:pPr>
+        <w:tabs>
+          <w:tab w:val="num" w:pos="6480"/>
+        </w:tabs>
+        <w:ind w:left="6480" w:hanging="360"/>
+      </w:pPr>
+    </w:lvl>
+  </w:abstractNum>
+  <w:abstractNum w:abstractNumId="1" w15:restartNumberingAfterBreak="0">
+    <w:nsid w:val="2F83662A"/>
+    <w:multiLevelType w:val="hybridMultilevel"/>
+    <w:tmpl w:val="6ABAE23A"/>
+    <w:lvl w:ilvl="0" w:tplc="0809000F">
+      <w:start w:val="1"/>
+      <w:numFmt w:val="decimal"/>
+      <w:lvlText w:val="%1."/>
+      <w:lvlJc w:val="left"/>
+      <w:pPr>
+        <w:ind w:left="720" w:hanging="360"/>
+      </w:pPr>
+    </w:lvl>
+    <w:lvl w:ilvl="1" w:tplc="08090019" w:tentative="1">
+      <w:start w:val="1"/>
+      <w:numFmt w:val="lowerLetter"/>
+      <w:lvlText w:val="%2."/>
+      <w:lvlJc w:val="left"/>
+      <w:pPr>
+        <w:ind w:left="1440" w:hanging="360"/>
+      </w:pPr>
+    </w:lvl>
+    <w:lvl w:ilvl="2" w:tplc="0809001B" w:tentative="1">
+      <w:start w:val="1"/>
+      <w:numFmt w:val="lowerRoman"/>
+      <w:lvlText w:val="%3."/>
+      <w:lvlJc w:val="right"/>
+      <w:pPr>
+        <w:ind w:left="2160" w:hanging="180"/>
+      </w:pPr>
+    </w:lvl>
+    <w:lvl w:ilvl="3" w:tplc="0809000F" w:tentative="1">
+      <w:start w:val="1"/>
+      <w:numFmt w:val="decimal"/>
+      <w:lvlText w:val="%4."/>
+      <w:lvlJc w:val="left"/>
+      <w:pPr>
+        <w:ind w:left="2880" w:hanging="360"/>
+      </w:pPr>
+    </w:lvl>
+    <w:lvl w:ilvl="4" w:tplc="08090019" w:tentative="1">
+      <w:start w:val="1"/>
+      <w:numFmt w:val="lowerLetter"/>
+      <w:lvlText w:val="%5."/>
+      <w:lvlJc w:val="left"/>
+      <w:pPr>
+        <w:ind w:left="3600" w:hanging="360"/>
+      </w:pPr>
+    </w:lvl>
+    <w:lvl w:ilvl="5" w:tplc="0809001B" w:tentative="1">
+      <w:start w:val="1"/>
+      <w:numFmt w:val="lowerRoman"/>
+      <w:lvlText w:val="%6."/>
+      <w:lvlJc w:val="right"/>
+      <w:pPr>
+        <w:ind w:left="4320" w:hanging="180"/>
+      </w:pPr>
+    </w:lvl>
+    <w:lvl w:ilvl="6" w:tplc="0809000F" w:tentative="1">
+      <w:start w:val="1"/>
+      <w:numFmt w:val="decimal"/>
+      <w:lvlText w:val="%7."/>
+      <w:lvlJc w:val="left"/>
+      <w:pPr>
+        <w:ind w:left="5040" w:hanging="360"/>
+      </w:pPr>
+    </w:lvl>
+    <w:lvl w:ilvl="7" w:tplc="08090019" w:tentative="1">
+      <w:start w:val="1"/>
+      <w:numFmt w:val="lowerLetter"/>
+      <w:lvlText w:val="%8."/>
+      <w:lvlJc w:val="left"/>
+      <w:pPr>
+        <w:ind w:left="5760" w:hanging="360"/>
+      </w:pPr>
+    </w:lvl>
+    <w:lvl w:ilvl="8" w:tplc="0809001B" w:tentative="1">
+      <w:start w:val="1"/>
+      <w:numFmt w:val="lowerRoman"/>
+      <w:lvlText w:val="%9."/>
+      <w:lvlJc w:val="right"/>
+      <w:pPr>
+        <w:ind w:left="6480" w:hanging="180"/>
+      </w:pPr>
+    </w:lvl>
+  </w:abstractNum>
+  <w:abstractNum w:abstractNumId="2" w15:restartNumberingAfterBreak="0">
+    <w:nsid w:val="396811EC"/>
+    <w:multiLevelType w:val="multilevel"/>
+    <w:tmpl w:val="7B7CD618"/>
+    <w:lvl w:ilvl="0">
+      <w:start w:val="1"/>
+      <w:numFmt w:val="decimal"/>
+      <w:lvlText w:val="%1."/>
+      <w:lvlJc w:val="left"/>
+      <w:pPr>
+        <w:tabs>
+          <w:tab w:val="num" w:pos="720"/>
+        </w:tabs>
+        <w:ind w:left="720" w:hanging="360"/>
+      </w:pPr>
+    </w:lvl>
+    <w:lvl w:ilvl="1" w:tentative="1">
+      <w:start w:val="1"/>
+      <w:numFmt w:val="decimal"/>
+      <w:lvlText w:val="%2."/>
+      <w:lvlJc w:val="left"/>
+      <w:pPr>
+        <w:tabs>
+          <w:tab w:val="num" w:pos="1440"/>
+        </w:tabs>
+        <w:ind w:left="1440" w:hanging="360"/>
+      </w:pPr>
+    </w:lvl>
+    <w:lvl w:ilvl="2" w:tentative="1">
+      <w:start w:val="1"/>
+      <w:numFmt w:val="decimal"/>
+      <w:lvlText w:val="%3."/>
+      <w:lvlJc w:val="left"/>
+      <w:pPr>
+        <w:tabs>
+          <w:tab w:val="num" w:pos="2160"/>
+        </w:tabs>
+        <w:ind w:left="2160" w:hanging="360"/>
+      </w:pPr>
+    </w:lvl>
+    <w:lvl w:ilvl="3" w:tentative="1">
+      <w:start w:val="1"/>
+      <w:numFmt w:val="decimal"/>
+      <w:lvlText w:val="%4."/>
+      <w:lvlJc w:val="left"/>
+      <w:pPr>
+        <w:tabs>
+          <w:tab w:val="num" w:pos="2880"/>
+        </w:tabs>
+        <w:ind w:left="2880" w:hanging="360"/>
+      </w:pPr>
+    </w:lvl>
+    <w:lvl w:ilvl="4" w:tentative="1">
+      <w:start w:val="1"/>
+      <w:numFmt w:val="decimal"/>
+      <w:lvlText w:val="%5."/>
+      <w:lvlJc w:val="left"/>
+      <w:pPr>
+        <w:tabs>
+          <w:tab w:val="num" w:pos="3600"/>
+        </w:tabs>
+        <w:ind w:left="3600" w:hanging="360"/>
+      </w:pPr>
+    </w:lvl>
+    <w:lvl w:ilvl="5" w:tentative="1">
+      <w:start w:val="1"/>
+      <w:numFmt w:val="decimal"/>
+      <w:lvlText w:val="%6."/>
+      <w:lvlJc w:val="left"/>
+      <w:pPr>
+        <w:tabs>
+          <w:tab w:val="num" w:pos="4320"/>
+        </w:tabs>
+        <w:ind w:left="4320" w:hanging="360"/>
+      </w:pPr>
+    </w:lvl>
+    <w:lvl w:ilvl="6" w:tentative="1">
+      <w:start w:val="1"/>
+      <w:numFmt w:val="decimal"/>
+      <w:lvlText w:val="%7."/>
+      <w:lvlJc w:val="left"/>
+      <w:pPr>
+        <w:tabs>
+          <w:tab w:val="num" w:pos="5040"/>
+        </w:tabs>
+        <w:ind w:left="5040" w:hanging="360"/>
+      </w:pPr>
+    </w:lvl>
+    <w:lvl w:ilvl="7" w:tentative="1">
+      <w:start w:val="1"/>
+      <w:numFmt w:val="decimal"/>
+      <w:lvlText w:val="%8."/>
+      <w:lvlJc w:val="left"/>
+      <w:pPr>
+        <w:tabs>
+          <w:tab w:val="num" w:pos="5760"/>
+        </w:tabs>
+        <w:ind w:left="5760" w:hanging="360"/>
+      </w:pPr>
+    </w:lvl>
+    <w:lvl w:ilvl="8" w:tentative="1">
+      <w:start w:val="1"/>
+      <w:numFmt w:val="decimal"/>
+      <w:lvlText w:val="%9."/>
+      <w:lvlJc w:val="left"/>
+      <w:pPr>
+        <w:tabs>
+          <w:tab w:val="num" w:pos="6480"/>
+        </w:tabs>
+        <w:ind w:left="6480" w:hanging="360"/>
+      </w:pPr>
+    </w:lvl>
+  </w:abstractNum>
+  <w:abstractNum w:abstractNumId="3" w15:restartNumberingAfterBreak="0">
+    <w:nsid w:val="3B643D85"/>
+    <w:multiLevelType w:val="multilevel"/>
+    <w:tmpl w:val="C466F15C"/>
+    <w:lvl w:ilvl="0">
+      <w:start w:val="1"/>
+      <w:numFmt w:val="decimal"/>
+      <w:lvlText w:val="%1."/>
+      <w:lvlJc w:val="left"/>
+      <w:pPr>
+        <w:tabs>
+          <w:tab w:val="num" w:pos="720"/>
+        </w:tabs>
+        <w:ind w:left="720" w:hanging="360"/>
+      </w:pPr>
+    </w:lvl>
+    <w:lvl w:ilvl="1" w:tentative="1">
+      <w:start w:val="1"/>
+      <w:numFmt w:val="decimal"/>
+      <w:lvlText w:val="%2."/>
+      <w:lvlJc w:val="left"/>
+      <w:pPr>
+        <w:tabs>
+          <w:tab w:val="num" w:pos="1440"/>
+        </w:tabs>
+        <w:ind w:left="1440" w:hanging="360"/>
+      </w:pPr>
+    </w:lvl>
+    <w:lvl w:ilvl="2" w:tentative="1">
+      <w:start w:val="1"/>
+      <w:numFmt w:val="decimal"/>
+      <w:lvlText w:val="%3."/>
+      <w:lvlJc w:val="left"/>
+      <w:pPr>
+        <w:tabs>
+          <w:tab w:val="num" w:pos="2160"/>
+        </w:tabs>
+        <w:ind w:left="2160" w:hanging="360"/>
+      </w:pPr>
+    </w:lvl>
+    <w:lvl w:ilvl="3" w:tentative="1">
+      <w:start w:val="1"/>
+      <w:numFmt w:val="decimal"/>
+      <w:lvlText w:val="%4."/>
+      <w:lvlJc w:val="left"/>
+      <w:pPr>
+        <w:tabs>
+          <w:tab w:val="num" w:pos="2880"/>
+        </w:tabs>
+        <w:ind w:left="2880" w:hanging="360"/>
+      </w:pPr>
+    </w:lvl>
+    <w:lvl w:ilvl="4" w:tentative="1">
+      <w:start w:val="1"/>
+      <w:numFmt w:val="decimal"/>
+      <w:lvlText w:val="%5."/>
+      <w:lvlJc w:val="left"/>
+      <w:pPr>
+        <w:tabs>
+          <w:tab w:val="num" w:pos="3600"/>
+        </w:tabs>
+        <w:ind w:left="3600" w:hanging="360"/>
+      </w:pPr>
+    </w:lvl>
+    <w:lvl w:ilvl="5" w:tentative="1">
+      <w:start w:val="1"/>
+      <w:numFmt w:val="decimal"/>
+      <w:lvlText w:val="%6."/>
+      <w:lvlJc w:val="left"/>
+      <w:pPr>
+        <w:tabs>
+          <w:tab w:val="num" w:pos="4320"/>
+        </w:tabs>
+        <w:ind w:left="4320" w:hanging="360"/>
+      </w:pPr>
+    </w:lvl>
+    <w:lvl w:ilvl="6" w:tentative="1">
+      <w:start w:val="1"/>
+      <w:numFmt w:val="decimal"/>
+      <w:lvlText w:val="%7."/>
+      <w:lvlJc w:val="left"/>
+      <w:pPr>
+        <w:tabs>
+          <w:tab w:val="num" w:pos="5040"/>
+        </w:tabs>
+        <w:ind w:left="5040" w:hanging="360"/>
+      </w:pPr>
+    </w:lvl>
+    <w:lvl w:ilvl="7" w:tentative="1">
+      <w:start w:val="1"/>
+      <w:numFmt w:val="decimal"/>
+      <w:lvlText w:val="%8."/>
+      <w:lvlJc w:val="left"/>
+      <w:pPr>
+        <w:tabs>
+          <w:tab w:val="num" w:pos="5760"/>
+        </w:tabs>
+        <w:ind w:left="5760" w:hanging="360"/>
+      </w:pPr>
+    </w:lvl>
+    <w:lvl w:ilvl="8" w:tentative="1">
+      <w:start w:val="1"/>
+      <w:numFmt w:val="decimal"/>
+      <w:lvlText w:val="%9."/>
+      <w:lvlJc w:val="left"/>
+      <w:pPr>
+        <w:tabs>
+          <w:tab w:val="num" w:pos="6480"/>
+        </w:tabs>
+        <w:ind w:left="6480" w:hanging="360"/>
+      </w:pPr>
+    </w:lvl>
+  </w:abstractNum>
+  <w:abstractNum w:abstractNumId="4" w15:restartNumberingAfterBreak="0">
+    <w:nsid w:val="60B01241"/>
+    <w:multiLevelType w:val="hybridMultilevel"/>
+    <w:tmpl w:val="FF46EA66"/>
+    <w:lvl w:ilvl="0" w:tplc="0809000F">
+      <w:start w:val="1"/>
+      <w:numFmt w:val="decimal"/>
+      <w:lvlText w:val="%1."/>
+      <w:lvlJc w:val="left"/>
+      <w:pPr>
+        <w:ind w:left="720" w:hanging="360"/>
+      </w:pPr>
+    </w:lvl>
+    <w:lvl w:ilvl="1" w:tplc="08090019" w:tentative="1">
+      <w:start w:val="1"/>
+      <w:numFmt w:val="lowerLetter"/>
+      <w:lvlText w:val="%2."/>
+      <w:lvlJc w:val="left"/>
+      <w:pPr>
+        <w:ind w:left="1440" w:hanging="360"/>
+      </w:pPr>
+    </w:lvl>
+    <w:lvl w:ilvl="2" w:tplc="0809001B" w:tentative="1">
+      <w:start w:val="1"/>
+      <w:numFmt w:val="lowerRoman"/>
+      <w:lvlText w:val="%3."/>
+      <w:lvlJc w:val="right"/>
+      <w:pPr>
+        <w:ind w:left="2160" w:hanging="180"/>
+      </w:pPr>
+    </w:lvl>
+    <w:lvl w:ilvl="3" w:tplc="0809000F" w:tentative="1">
+      <w:start w:val="1"/>
+      <w:numFmt w:val="decimal"/>
+      <w:lvlText w:val="%4."/>
+      <w:lvlJc w:val="left"/>
+      <w:pPr>
+        <w:ind w:left="2880" w:hanging="360"/>
+      </w:pPr>
+    </w:lvl>
+    <w:lvl w:ilvl="4" w:tplc="08090019" w:tentative="1">
+      <w:start w:val="1"/>
+      <w:numFmt w:val="lowerLetter"/>
+      <w:lvlText w:val="%5."/>
+      <w:lvlJc w:val="left"/>
+      <w:pPr>
+        <w:ind w:left="3600" w:hanging="360"/>
+      </w:pPr>
+    </w:lvl>
+    <w:lvl w:ilvl="5" w:tplc="0809001B" w:tentative="1">
+      <w:start w:val="1"/>
+      <w:numFmt w:val="lowerRoman"/>
+      <w:lvlText w:val="%6."/>
+      <w:lvlJc w:val="right"/>
+      <w:pPr>
+        <w:ind w:left="4320" w:hanging="180"/>
+      </w:pPr>
+    </w:lvl>
+    <w:lvl w:ilvl="6" w:tplc="0809000F" w:tentative="1">
+      <w:start w:val="1"/>
+      <w:numFmt w:val="decimal"/>
+      <w:lvlText w:val="%7."/>
+      <w:lvlJc w:val="left"/>
+      <w:pPr>
+        <w:ind w:left="5040" w:hanging="360"/>
+      </w:pPr>
+    </w:lvl>
+    <w:lvl w:ilvl="7" w:tplc="08090019" w:tentative="1">
+      <w:start w:val="1"/>
+      <w:numFmt w:val="lowerLetter"/>
+      <w:lvlText w:val="%8."/>
+      <w:lvlJc w:val="left"/>
+      <w:pPr>
+        <w:ind w:left="5760" w:hanging="360"/>
+      </w:pPr>
+    </w:lvl>
+    <w:lvl w:ilvl="8" w:tplc="0809001B" w:tentative="1">
+      <w:start w:val="1"/>
+      <w:numFmt w:val="lowerRoman"/>
+      <w:lvlText w:val="%9."/>
+      <w:lvlJc w:val="right"/>
+      <w:pPr>
+        <w:ind w:left="6480" w:hanging="180"/>
+      </w:pPr>
+    </w:lvl>
+  </w:abstractNum>
+  <w:abstractNum w:abstractNumId="5" w15:restartNumberingAfterBreak="0">
+    <w:nsid w:val="6EF73C71"/>
+    <w:multiLevelType w:val="multilevel"/>
+    <w:tmpl w:val="07E08404"/>
+    <w:lvl w:ilvl="0">
+      <w:start w:val="1"/>
+      <w:numFmt w:val="decimal"/>
+      <w:lvlText w:val="%1."/>
+      <w:lvlJc w:val="left"/>
+      <w:pPr>
+        <w:tabs>
+          <w:tab w:val="num" w:pos="720"/>
+        </w:tabs>
+        <w:ind w:left="720" w:hanging="360"/>
+      </w:pPr>
+    </w:lvl>
+    <w:lvl w:ilvl="1" w:tentative="1">
+      <w:start w:val="1"/>
+      <w:numFmt w:val="decimal"/>
+      <w:lvlText w:val="%2."/>
+      <w:lvlJc w:val="left"/>
+      <w:pPr>
+        <w:tabs>
+          <w:tab w:val="num" w:pos="1440"/>
+        </w:tabs>
+        <w:ind w:left="1440" w:hanging="360"/>
+      </w:pPr>
+    </w:lvl>
+    <w:lvl w:ilvl="2" w:tentative="1">
+      <w:start w:val="1"/>
+      <w:numFmt w:val="decimal"/>
+      <w:lvlText w:val="%3."/>
+      <w:lvlJc w:val="left"/>
+      <w:pPr>
+        <w:tabs>
+          <w:tab w:val="num" w:pos="2160"/>
+        </w:tabs>
+        <w:ind w:left="2160" w:hanging="360"/>
+      </w:pPr>
+    </w:lvl>
+    <w:lvl w:ilvl="3" w:tentative="1">
+      <w:start w:val="1"/>
+      <w:numFmt w:val="decimal"/>
+      <w:lvlText w:val="%4."/>
+      <w:lvlJc w:val="left"/>
+      <w:pPr>
+        <w:tabs>
+          <w:tab w:val="num" w:pos="2880"/>
+        </w:tabs>
+        <w:ind w:left="2880" w:hanging="360"/>
+      </w:pPr>
+    </w:lvl>
+    <w:lvl w:ilvl="4" w:tentative="1">
+      <w:start w:val="1"/>
+      <w:numFmt w:val="decimal"/>
+      <w:lvlText w:val="%5."/>
+      <w:lvlJc w:val="left"/>
+      <w:pPr>
+        <w:tabs>
+          <w:tab w:val="num" w:pos="3600"/>
+        </w:tabs>
+        <w:ind w:left="3600" w:hanging="360"/>
+      </w:pPr>
+    </w:lvl>
+    <w:lvl w:ilvl="5" w:tentative="1">
+      <w:start w:val="1"/>
+      <w:numFmt w:val="decimal"/>
+      <w:lvlText w:val="%6."/>
+      <w:lvlJc w:val="left"/>
+      <w:pPr>
+        <w:tabs>
+          <w:tab w:val="num" w:pos="4320"/>
+        </w:tabs>
+        <w:ind w:left="4320" w:hanging="360"/>
+      </w:pPr>
+    </w:lvl>
+    <w:lvl w:ilvl="6" w:tentative="1">
+      <w:start w:val="1"/>
+      <w:numFmt w:val="decimal"/>
+      <w:lvlText w:val="%7."/>
+      <w:lvlJc w:val="left"/>
+      <w:pPr>
+        <w:tabs>
+          <w:tab w:val="num" w:pos="5040"/>
+        </w:tabs>
+        <w:ind w:left="5040" w:hanging="360"/>
+      </w:pPr>
+    </w:lvl>
+    <w:lvl w:ilvl="7" w:tentative="1">
+      <w:start w:val="1"/>
+      <w:numFmt w:val="decimal"/>
+      <w:lvlText w:val="%8."/>
+      <w:lvlJc w:val="left"/>
+      <w:pPr>
+        <w:tabs>
+          <w:tab w:val="num" w:pos="5760"/>
+        </w:tabs>
+        <w:ind w:left="5760" w:hanging="360"/>
+      </w:pPr>
+    </w:lvl>
+    <w:lvl w:ilvl="8" w:tentative="1">
+      <w:start w:val="1"/>
+      <w:numFmt w:val="decimal"/>
+      <w:lvlText w:val="%9."/>
+      <w:lvlJc w:val="left"/>
+      <w:pPr>
+        <w:tabs>
+          <w:tab w:val="num" w:pos="6480"/>
+        </w:tabs>
+        <w:ind w:left="6480" w:hanging="360"/>
+      </w:pPr>
+    </w:lvl>
+  </w:abstractNum>
+  <w:abstractNum w:abstractNumId="6" w15:restartNumberingAfterBreak="0">
+    <w:nsid w:val="6FE316B5"/>
+    <w:multiLevelType w:val="hybridMultilevel"/>
+    <w:tmpl w:val="8942342C"/>
+    <w:lvl w:ilvl="0" w:tplc="08090001">
+      <w:start w:val="1"/>
+      <w:numFmt w:val="bullet"/>
+      <w:lvlText w:val=""/>
+      <w:lvlJc w:val="left"/>
+      <w:pPr>
+        <w:ind w:left="720" w:hanging="360"/>
+      </w:pPr>
+      <w:rPr>
+        <w:rFonts w:ascii="Symbol" w:hAnsi="Symbol" w:hint="default"/>
+      </w:rPr>
+    </w:lvl>
+    <w:lvl w:ilvl="1" w:tplc="08090003" w:tentative="1">
+      <w:start w:val="1"/>
+      <w:numFmt w:val="bullet"/>
+      <w:lvlText w:val="o"/>
+      <w:lvlJc w:val="left"/>
+      <w:pPr>
+        <w:ind w:left="1440" w:hanging="360"/>
+      </w:pPr>
+      <w:rPr>
+        <w:rFonts w:ascii="Courier New" w:hAnsi="Courier New" w:cs="Courier New" w:hint="default"/>
+      </w:rPr>
+    </w:lvl>
+    <w:lvl w:ilvl="2" w:tplc="08090005" w:tentative="1">
+      <w:start w:val="1"/>
+      <w:numFmt w:val="bullet"/>
+      <w:lvlText w:val=""/>
+      <w:lvlJc w:val="left"/>
+      <w:pPr>
+        <w:ind w:left="2160" w:hanging="360"/>
+      </w:pPr>
+      <w:rPr>
+        <w:rFonts w:ascii="Wingdings" w:hAnsi="Wingdings" w:hint="default"/>
+      </w:rPr>
+    </w:lvl>
+    <w:lvl w:ilvl="3" w:tplc="08090001" w:tentative="1">
+      <w:start w:val="1"/>
+      <w:numFmt w:val="bullet"/>
+      <w:lvlText w:val=""/>
+      <w:lvlJc w:val="left"/>
+      <w:pPr>
+        <w:ind w:left="2880" w:hanging="360"/>
+      </w:pPr>
+      <w:rPr>
+        <w:rFonts w:ascii="Symbol" w:hAnsi="Symbol" w:hint="default"/>
+      </w:rPr>
+    </w:lvl>
+    <w:lvl w:ilvl="4" w:tplc="08090003" w:tentative="1">
+      <w:start w:val="1"/>
+      <w:numFmt w:val="bullet"/>
+      <w:lvlText w:val="o"/>
+      <w:lvlJc w:val="left"/>
+      <w:pPr>
+        <w:ind w:left="3600" w:hanging="360"/>
+      </w:pPr>
+      <w:rPr>
+        <w:rFonts w:ascii="Courier New" w:hAnsi="Courier New" w:cs="Courier New" w:hint="default"/>
+      </w:rPr>
+    </w:lvl>
+    <w:lvl w:ilvl="5" w:tplc="08090005" w:tentative="1">
+      <w:start w:val="1"/>
+      <w:numFmt w:val="bullet"/>
+      <w:lvlText w:val=""/>
+      <w:lvlJc w:val="left"/>
+      <w:pPr>
+        <w:ind w:left="4320" w:hanging="360"/>
+      </w:pPr>
+      <w:rPr>
+        <w:rFonts w:ascii="Wingdings" w:hAnsi="Wingdings" w:hint="default"/>
+      </w:rPr>
+    </w:lvl>
+    <w:lvl w:ilvl="6" w:tplc="08090001" w:tentative="1">
+      <w:start w:val="1"/>
+      <w:numFmt w:val="bullet"/>
+      <w:lvlText w:val=""/>
+      <w:lvlJc w:val="left"/>
+      <w:pPr>
+        <w:ind w:left="5040" w:hanging="360"/>
+      </w:pPr>
+      <w:rPr>
+        <w:rFonts w:ascii="Symbol" w:hAnsi="Symbol" w:hint="default"/>
+      </w:rPr>
+    </w:lvl>
+    <w:lvl w:ilvl="7" w:tplc="08090003" w:tentative="1">
+      <w:start w:val="1"/>
+      <w:numFmt w:val="bullet"/>
+      <w:lvlText w:val="o"/>
+      <w:lvlJc w:val="left"/>
+      <w:pPr>
+        <w:ind w:left="5760" w:hanging="360"/>
+      </w:pPr>
+      <w:rPr>
+        <w:rFonts w:ascii="Courier New" w:hAnsi="Courier New" w:cs="Courier New" w:hint="default"/>
+      </w:rPr>
+    </w:lvl>
+    <w:lvl w:ilvl="8" w:tplc="08090005" w:tentative="1">
+      <w:start w:val="1"/>
+      <w:numFmt w:val="bullet"/>
+      <w:lvlText w:val=""/>
+      <w:lvlJc w:val="left"/>
+      <w:pPr>
+        <w:ind w:left="6480" w:hanging="360"/>
+      </w:pPr>
+      <w:rPr>
+        <w:rFonts w:ascii="Wingdings" w:hAnsi="Wingdings" w:hint="default"/>
+      </w:rPr>
+    </w:lvl>
+  </w:abstractNum>
+  <w:num w:numId="1" w16cid:durableId="2071150885">
+    <w:abstractNumId w:val="5"/>
+  </w:num>
+  <w:num w:numId="2" w16cid:durableId="1506749818">
+    <w:abstractNumId w:val="6"/>
+  </w:num>
+  <w:num w:numId="3" w16cid:durableId="13238586">
+    <w:abstractNumId w:val="3"/>
+  </w:num>
+  <w:num w:numId="4" w16cid:durableId="1995446557">
+    <w:abstractNumId w:val="2"/>
+  </w:num>
+  <w:num w:numId="5" w16cid:durableId="1088623535">
+    <w:abstractNumId w:val="0"/>
+  </w:num>
+  <w:num w:numId="6" w16cid:durableId="1937320746">
+    <w:abstractNumId w:val="1"/>
+  </w:num>
+  <w:num w:numId="7" w16cid:durableId="1694726297">
+    <w:abstractNumId w:val="4"/>
+  </w:num>
+</w:numbering>
 </file>
 
 <file path=word/styles.xml><?xml version="1.0" encoding="utf-8"?>
@@ -10574,6 +16468,41 @@
       <w:szCs w:val="18"/>
     </w:rPr>
   </w:style>
+  <w:style w:type="paragraph" w:customStyle="1" w:styleId="whitespace-pre-wrap">
+    <w:name w:val="whitespace-pre-wrap"/>
+    <w:basedOn w:val="Normal"/>
+    <w:rsid w:val="009328F2"/>
+    <w:pPr>
+      <w:spacing w:before="100" w:beforeAutospacing="1" w:after="100" w:afterAutospacing="1" w:line="240" w:lineRule="auto"/>
+    </w:pPr>
+    <w:rPr>
+      <w:rFonts w:eastAsia="Times New Roman" w:cs="Times New Roman"/>
+      <w:lang w:val="en-IT" w:eastAsia="en-GB"/>
+    </w:rPr>
+  </w:style>
+  <w:style w:type="character" w:styleId="Strong">
+    <w:name w:val="Strong"/>
+    <w:basedOn w:val="DefaultParagraphFont"/>
+    <w:uiPriority w:val="22"/>
+    <w:qFormat/>
+    <w:rsid w:val="009328F2"/>
+    <w:rPr>
+      <w:b/>
+      <w:bCs/>
+    </w:rPr>
+  </w:style>
+  <w:style w:type="paragraph" w:customStyle="1" w:styleId="whitespace-normal">
+    <w:name w:val="whitespace-normal"/>
+    <w:basedOn w:val="Normal"/>
+    <w:rsid w:val="009328F2"/>
+    <w:pPr>
+      <w:spacing w:before="100" w:beforeAutospacing="1" w:after="100" w:afterAutospacing="1" w:line="240" w:lineRule="auto"/>
+    </w:pPr>
+    <w:rPr>
+      <w:rFonts w:eastAsia="Times New Roman" w:cs="Times New Roman"/>
+      <w:lang w:val="en-IT" w:eastAsia="en-GB"/>
+    </w:rPr>
+  </w:style>
 </w:styles>
 </file>
 
@@ -10873,26 +16802,6 @@
 </file>
 
 <file path=customXml/item1.xml><?xml version="1.0" encoding="utf-8"?>
-<p:properties xmlns:p="http://schemas.microsoft.com/office/2006/metadata/properties" xmlns:xsi="http://www.w3.org/2001/XMLSchema-instance" xmlns:pc="http://schemas.microsoft.com/office/infopath/2007/PartnerControls">
-  <documentManagement>
-    <lcf76f155ced4ddcb4097134ff3c332f xmlns="a4c6cd38-953d-409e-8266-a7703513a0a4">
-      <Terms xmlns="http://schemas.microsoft.com/office/infopath/2007/PartnerControls"/>
-    </lcf76f155ced4ddcb4097134ff3c332f>
-    <TaxCatchAll xmlns="64638040-35f6-4905-b21f-4e31af5e1fb5" xsi:nil="true"/>
-  </documentManagement>
-</p:properties>
-</file>
-
-<file path=customXml/item2.xml><?xml version="1.0" encoding="utf-8"?>
-<?mso-contentType ?>
-<FormTemplates xmlns="http://schemas.microsoft.com/sharepoint/v3/contenttype/forms">
-  <Display>DocumentLibraryForm</Display>
-  <Edit>DocumentLibraryForm</Edit>
-  <New>DocumentLibraryForm</New>
-</FormTemplates>
-</file>
-
-<file path=customXml/item3.xml><?xml version="1.0" encoding="utf-8"?>
 <ct:contentTypeSchema xmlns:ct="http://schemas.microsoft.com/office/2006/metadata/contentType" xmlns:ma="http://schemas.microsoft.com/office/2006/metadata/properties/metaAttributes" ct:_="" ma:_="" ma:contentTypeName="Document" ma:contentTypeID="0x0101003F53AE254540994BBD772E5BCBE11F29" ma:contentTypeVersion="16" ma:contentTypeDescription="Create a new document." ma:contentTypeScope="" ma:versionID="5a5de201eada4eea745b55c392b03e85">
   <xsd:schema xmlns:xsd="http://www.w3.org/2001/XMLSchema" xmlns:xs="http://www.w3.org/2001/XMLSchema" xmlns:p="http://schemas.microsoft.com/office/2006/metadata/properties" xmlns:ns2="a4c6cd38-953d-409e-8266-a7703513a0a4" xmlns:ns3="64638040-35f6-4905-b21f-4e31af5e1fb5" targetNamespace="http://schemas.microsoft.com/office/2006/metadata/properties" ma:root="true" ma:fieldsID="83b59134683360c98d9fbad4d89d0370" ns2:_="" ns3:_="">
     <xsd:import namespace="a4c6cd38-953d-409e-8266-a7703513a0a4"/>
@@ -11135,26 +17044,27 @@
 </ct:contentTypeSchema>
 </file>
 
-<file path=customXml/itemProps1.xml><?xml version="1.0" encoding="utf-8"?>
-<ds:datastoreItem xmlns:ds="http://schemas.openxmlformats.org/officeDocument/2006/customXml" ds:itemID="{EAED6BB4-5EDA-4563-8B6B-22D18829630D}">
-  <ds:schemaRefs>
-    <ds:schemaRef ds:uri="http://schemas.microsoft.com/office/2006/metadata/properties"/>
-    <ds:schemaRef ds:uri="http://schemas.microsoft.com/office/infopath/2007/PartnerControls"/>
-    <ds:schemaRef ds:uri="a4c6cd38-953d-409e-8266-a7703513a0a4"/>
-    <ds:schemaRef ds:uri="64638040-35f6-4905-b21f-4e31af5e1fb5"/>
-  </ds:schemaRefs>
-</ds:datastoreItem>
+<file path=customXml/item2.xml><?xml version="1.0" encoding="utf-8"?>
+<?mso-contentType ?>
+<FormTemplates xmlns="http://schemas.microsoft.com/sharepoint/v3/contenttype/forms">
+  <Display>DocumentLibraryForm</Display>
+  <Edit>DocumentLibraryForm</Edit>
+  <New>DocumentLibraryForm</New>
+</FormTemplates>
 </file>
 
-<file path=customXml/itemProps2.xml><?xml version="1.0" encoding="utf-8"?>
-<ds:datastoreItem xmlns:ds="http://schemas.openxmlformats.org/officeDocument/2006/customXml" ds:itemID="{AE0E6D8D-FE49-4186-93FE-236303310401}">
-  <ds:schemaRefs>
-    <ds:schemaRef ds:uri="http://schemas.microsoft.com/sharepoint/v3/contenttype/forms"/>
-  </ds:schemaRefs>
-</ds:datastoreItem>
+<file path=customXml/item3.xml><?xml version="1.0" encoding="utf-8"?>
+<p:properties xmlns:p="http://schemas.microsoft.com/office/2006/metadata/properties" xmlns:xsi="http://www.w3.org/2001/XMLSchema-instance" xmlns:pc="http://schemas.microsoft.com/office/infopath/2007/PartnerControls">
+  <documentManagement>
+    <lcf76f155ced4ddcb4097134ff3c332f xmlns="a4c6cd38-953d-409e-8266-a7703513a0a4">
+      <Terms xmlns="http://schemas.microsoft.com/office/infopath/2007/PartnerControls"/>
+    </lcf76f155ced4ddcb4097134ff3c332f>
+    <TaxCatchAll xmlns="64638040-35f6-4905-b21f-4e31af5e1fb5" xsi:nil="true"/>
+  </documentManagement>
+</p:properties>
 </file>
 
-<file path=customXml/itemProps3.xml><?xml version="1.0" encoding="utf-8"?>
+<file path=customXml/itemProps1.xml><?xml version="1.0" encoding="utf-8"?>
 <ds:datastoreItem xmlns:ds="http://schemas.openxmlformats.org/officeDocument/2006/customXml" ds:itemID="{BA9E5A92-F0D0-4BA4-999C-F8F2CCEE2FD2}">
   <ds:schemaRefs>
     <ds:schemaRef ds:uri="http://schemas.microsoft.com/office/2006/metadata/contentType"/>
@@ -11171,4 +17081,23 @@
     <ds:schemaRef ds:uri="http://schemas.microsoft.com/internal/obd"/>
   </ds:schemaRefs>
 </ds:datastoreItem>
+</file>
+
+<file path=customXml/itemProps2.xml><?xml version="1.0" encoding="utf-8"?>
+<ds:datastoreItem xmlns:ds="http://schemas.openxmlformats.org/officeDocument/2006/customXml" ds:itemID="{AE0E6D8D-FE49-4186-93FE-236303310401}">
+  <ds:schemaRefs>
+    <ds:schemaRef ds:uri="http://schemas.microsoft.com/sharepoint/v3/contenttype/forms"/>
+  </ds:schemaRefs>
+</ds:datastoreItem>
+</file>
+
+<file path=customXml/itemProps3.xml><?xml version="1.0" encoding="utf-8"?>
+<ds:datastoreItem xmlns:ds="http://schemas.openxmlformats.org/officeDocument/2006/customXml" ds:itemID="{EAED6BB4-5EDA-4563-8B6B-22D18829630D}">
+  <ds:schemaRefs>
+    <ds:schemaRef ds:uri="http://schemas.microsoft.com/office/2006/metadata/properties"/>
+    <ds:schemaRef ds:uri="http://schemas.microsoft.com/office/infopath/2007/PartnerControls"/>
+    <ds:schemaRef ds:uri="a4c6cd38-953d-409e-8266-a7703513a0a4"/>
+    <ds:schemaRef ds:uri="64638040-35f6-4905-b21f-4e31af5e1fb5"/>
+  </ds:schemaRefs>
+</ds:datastoreItem>
 </file>
--- a/Paper/FHN_SupplementaryInformation.docx
+++ b/Paper/FHN_SupplementaryInformation.docx
@@ -7703,84 +7703,13 @@
         <w:pStyle w:val="mainText"/>
       </w:pPr>
       <w:r>
-        <w:t>The Sen's slope analysis for</w:t>
-      </w:r>
-      <w:r>
-        <w:t xml:space="preserve"> relative value of the</w:t>
-      </w:r>
-      <w:r>
-        <w:t xml:space="preserve"> Forest Proximate People</w:t>
-      </w:r>
-      <w:r>
-        <w:t xml:space="preserve"> (</w:t>
-      </w:r>
-      <m:oMath>
-        <m:acc>
-          <m:accPr>
-            <m:chr m:val="̅"/>
-            <m:ctrlPr>
-              <w:rPr>
-                <w:rFonts w:ascii="Cambria Math" w:eastAsia="Times New Roman" w:hAnsi="Cambria Math" w:cs="Times New Roman"/>
-                <w:i/>
-                <w:color w:val="000000" w:themeColor="text1"/>
-                <w:lang w:val="en-GB"/>
-              </w:rPr>
-            </m:ctrlPr>
-          </m:accPr>
-          <m:e>
-            <m:r>
-              <w:rPr>
-                <w:rFonts w:ascii="Cambria Math" w:eastAsia="Times New Roman" w:hAnsi="Cambria Math" w:cs="Times New Roman"/>
-                <w:color w:val="000000" w:themeColor="text1"/>
-                <w:lang w:val="en-GB"/>
-              </w:rPr>
-              <m:t>FPP</m:t>
-            </m:r>
-          </m:e>
-        </m:acc>
-      </m:oMath>
-      <w:r>
-        <w:t>)</w:t>
-      </w:r>
-      <w:r>
-        <w:t xml:space="preserve"> reveals an interesting pattern that contrasts with the FAP results. While FAP predominantly showed decreasing trends globally, </w:t>
-      </w:r>
-      <m:oMath>
-        <m:acc>
-          <m:accPr>
-            <m:chr m:val="̅"/>
-            <m:ctrlPr>
-              <w:rPr>
-                <w:rFonts w:ascii="Cambria Math" w:eastAsia="Times New Roman" w:hAnsi="Cambria Math" w:cs="Times New Roman"/>
-                <w:i/>
-                <w:color w:val="000000" w:themeColor="text1"/>
-                <w:lang w:val="en-GB"/>
-              </w:rPr>
-            </m:ctrlPr>
-          </m:accPr>
-          <m:e>
-            <m:r>
-              <w:rPr>
-                <w:rFonts w:ascii="Cambria Math" w:eastAsia="Times New Roman" w:hAnsi="Cambria Math" w:cs="Times New Roman"/>
-                <w:color w:val="000000" w:themeColor="text1"/>
-                <w:lang w:val="en-GB"/>
-              </w:rPr>
-              <m:t>FPP</m:t>
-            </m:r>
-          </m:e>
-        </m:acc>
-      </m:oMath>
+        <w:t>Our Sen's slope analysis of Forest Proximate People (FPP) as a proportion of total regional population reveals distinct geographical patterns that complement our FAP findings</w:t>
+      </w:r>
       <w:r>
         <w:t xml:space="preserve"> </w:t>
       </w:r>
       <w:r>
-        <w:t>demonstrates a more balanced distribution of increasing and decreasing trends across regions</w:t>
-      </w:r>
-      <w:r>
-        <w:t xml:space="preserve"> as shown in Table S2 and Figure S10</w:t>
-      </w:r>
-      <w:r>
-        <w:t>.</w:t>
+        <w:t>as shown in Table S2 and Figure S10.</w:t>
       </w:r>
     </w:p>
     <w:p>
@@ -7806,7 +7735,7 @@
       </w:tblPr>
       <w:tblGrid>
         <w:gridCol w:w="1791"/>
-        <w:gridCol w:w="1061"/>
+        <w:gridCol w:w="1091"/>
         <w:gridCol w:w="1293"/>
         <w:gridCol w:w="741"/>
         <w:gridCol w:w="1127"/>
@@ -8093,7 +8022,7 @@
                 <w:szCs w:val="18"/>
                 <w:lang w:val="en-IT" w:eastAsia="en-GB"/>
               </w:rPr>
-              <w:t>Central Asia</w:t>
+              <w:t>Middle Africa</w:t>
             </w:r>
           </w:p>
         </w:tc>
@@ -8136,7 +8065,7 @@
                 <w:szCs w:val="18"/>
                 <w:lang w:val="en-IT" w:eastAsia="en-GB"/>
               </w:rPr>
-              <w:t>-7.599013</w:t>
+              <w:t>-4.002006</w:t>
             </w:r>
           </w:p>
         </w:tc>
@@ -8179,7 +8108,7 @@
                 <w:szCs w:val="18"/>
                 <w:lang w:val="en-IT" w:eastAsia="en-GB"/>
               </w:rPr>
-              <w:t>0.001282</w:t>
+              <w:t>0.000083</w:t>
             </w:r>
           </w:p>
         </w:tc>
@@ -8222,7 +8151,7 @@
                 <w:szCs w:val="18"/>
                 <w:lang w:val="en-IT" w:eastAsia="en-GB"/>
               </w:rPr>
-              <w:t>**</w:t>
+              <w:t>***</w:t>
             </w:r>
           </w:p>
         </w:tc>
@@ -8308,7 +8237,7 @@
                 <w:szCs w:val="18"/>
                 <w:lang w:val="en-IT" w:eastAsia="en-GB"/>
               </w:rPr>
-              <w:t>19.719384</w:t>
+              <w:t>-1.299908</w:t>
             </w:r>
           </w:p>
         </w:tc>
@@ -8353,7 +8282,7 @@
                 <w:szCs w:val="18"/>
                 <w:lang w:val="en-IT" w:eastAsia="en-GB"/>
               </w:rPr>
-              <w:t>Northern Europe</w:t>
+              <w:t>Southern Africa</w:t>
             </w:r>
           </w:p>
         </w:tc>
@@ -8396,7 +8325,7 @@
                 <w:szCs w:val="18"/>
                 <w:lang w:val="en-IT" w:eastAsia="en-GB"/>
               </w:rPr>
-              <w:t>-5.258033</w:t>
+              <w:t>-3.255300</w:t>
             </w:r>
           </w:p>
         </w:tc>
@@ -8439,7 +8368,7 @@
                 <w:szCs w:val="18"/>
                 <w:lang w:val="en-IT" w:eastAsia="en-GB"/>
               </w:rPr>
-              <w:t>0.007290</w:t>
+              <w:t>0.000172</w:t>
             </w:r>
           </w:p>
         </w:tc>
@@ -8482,7 +8411,7 @@
                 <w:szCs w:val="18"/>
                 <w:lang w:val="en-IT" w:eastAsia="en-GB"/>
               </w:rPr>
-              <w:t>**</w:t>
+              <w:t>***</w:t>
             </w:r>
           </w:p>
         </w:tc>
@@ -8568,7 +8497,7 @@
                 <w:szCs w:val="18"/>
                 <w:lang w:val="en-IT" w:eastAsia="en-GB"/>
               </w:rPr>
-              <w:t>-3.778365</w:t>
+              <w:t>8.392878</w:t>
             </w:r>
           </w:p>
         </w:tc>
@@ -8613,7 +8542,7 @@
                 <w:szCs w:val="18"/>
                 <w:lang w:val="en-IT" w:eastAsia="en-GB"/>
               </w:rPr>
-              <w:t>Southern Europe</w:t>
+              <w:t>Eastern Africa</w:t>
             </w:r>
           </w:p>
         </w:tc>
@@ -8656,7 +8585,7 @@
                 <w:szCs w:val="18"/>
                 <w:lang w:val="en-IT" w:eastAsia="en-GB"/>
               </w:rPr>
-              <w:t>-3.012171</w:t>
+              <w:t>-2.370563</w:t>
             </w:r>
           </w:p>
         </w:tc>
@@ -8699,7 +8628,7 @@
                 <w:szCs w:val="18"/>
                 <w:lang w:val="en-IT" w:eastAsia="en-GB"/>
               </w:rPr>
-              <w:t>0.002358</w:t>
+              <w:t>0.000083</w:t>
             </w:r>
           </w:p>
         </w:tc>
@@ -8742,7 +8671,7 @@
                 <w:szCs w:val="18"/>
                 <w:lang w:val="en-IT" w:eastAsia="en-GB"/>
               </w:rPr>
-              <w:t>**</w:t>
+              <w:t>***</w:t>
             </w:r>
           </w:p>
         </w:tc>
@@ -8828,7 +8757,7 @@
                 <w:szCs w:val="18"/>
                 <w:lang w:val="en-IT" w:eastAsia="en-GB"/>
               </w:rPr>
-              <w:t>-9.432222</w:t>
+              <w:t>6.425011</w:t>
             </w:r>
           </w:p>
         </w:tc>
@@ -8873,7 +8802,7 @@
                 <w:szCs w:val="18"/>
                 <w:lang w:val="en-IT" w:eastAsia="en-GB"/>
               </w:rPr>
-              <w:t>Western Europe</w:t>
+              <w:t>Western Africa</w:t>
             </w:r>
           </w:p>
         </w:tc>
@@ -8916,7 +8845,7 @@
                 <w:szCs w:val="18"/>
                 <w:lang w:val="en-IT" w:eastAsia="en-GB"/>
               </w:rPr>
-              <w:t>-1.833798</w:t>
+              <w:t>-2.224639</w:t>
             </w:r>
           </w:p>
         </w:tc>
@@ -9088,7 +9017,7 @@
                 <w:szCs w:val="18"/>
                 <w:lang w:val="en-IT" w:eastAsia="en-GB"/>
               </w:rPr>
-              <w:t>-0.795706</w:t>
+              <w:t>4.784478</w:t>
             </w:r>
           </w:p>
         </w:tc>
@@ -9133,7 +9062,7 @@
                 <w:szCs w:val="18"/>
                 <w:lang w:val="en-IT" w:eastAsia="en-GB"/>
               </w:rPr>
-              <w:t>Eastern Europe</w:t>
+              <w:t>Northern Africa</w:t>
             </w:r>
           </w:p>
         </w:tc>
@@ -9176,7 +9105,7 @@
                 <w:szCs w:val="18"/>
                 <w:lang w:val="en-IT" w:eastAsia="en-GB"/>
               </w:rPr>
-              <w:t>-1.594417</w:t>
+              <w:t>-1.063717</w:t>
             </w:r>
           </w:p>
         </w:tc>
@@ -9348,7 +9277,7 @@
                 <w:szCs w:val="18"/>
                 <w:lang w:val="en-IT" w:eastAsia="en-GB"/>
               </w:rPr>
-              <w:t>1.321956</w:t>
+              <w:t>2.882460</w:t>
             </w:r>
           </w:p>
         </w:tc>
@@ -9393,7 +9322,7 @@
                 <w:szCs w:val="18"/>
                 <w:lang w:val="en-IT" w:eastAsia="en-GB"/>
               </w:rPr>
-              <w:t>South-Eastern Asia</w:t>
+              <w:t>Western Asia</w:t>
             </w:r>
           </w:p>
         </w:tc>
@@ -9436,7 +9365,7 @@
                 <w:szCs w:val="18"/>
                 <w:lang w:val="en-IT" w:eastAsia="en-GB"/>
               </w:rPr>
-              <w:t>-1.076599</w:t>
+              <w:t>-0.946154</w:t>
             </w:r>
           </w:p>
         </w:tc>
@@ -9479,7 +9408,7 @@
                 <w:szCs w:val="18"/>
                 <w:lang w:val="en-IT" w:eastAsia="en-GB"/>
               </w:rPr>
-              <w:t>0.004208</w:t>
+              <w:t>0.107405</w:t>
             </w:r>
           </w:p>
         </w:tc>
@@ -9522,7 +9451,7 @@
                 <w:szCs w:val="18"/>
                 <w:lang w:val="en-IT" w:eastAsia="en-GB"/>
               </w:rPr>
-              <w:t>**</w:t>
+              <w:t>ns</w:t>
             </w:r>
           </w:p>
         </w:tc>
@@ -9565,7 +9494,7 @@
                 <w:szCs w:val="18"/>
                 <w:lang w:val="en-IT" w:eastAsia="en-GB"/>
               </w:rPr>
-              <w:t>decreasing</w:t>
+              <w:t>no trend</w:t>
             </w:r>
           </w:p>
         </w:tc>
@@ -9608,7 +9537,7 @@
                 <w:szCs w:val="18"/>
                 <w:lang w:val="en-IT" w:eastAsia="en-GB"/>
               </w:rPr>
-              <w:t>2.827581</w:t>
+              <w:t>5.071726</w:t>
             </w:r>
           </w:p>
         </w:tc>
@@ -9653,7 +9582,7 @@
                 <w:szCs w:val="18"/>
                 <w:lang w:val="en-IT" w:eastAsia="en-GB"/>
               </w:rPr>
-              <w:t>Northern America</w:t>
+              <w:t>South America</w:t>
             </w:r>
           </w:p>
         </w:tc>
@@ -9696,7 +9625,7 @@
                 <w:szCs w:val="18"/>
                 <w:lang w:val="en-IT" w:eastAsia="en-GB"/>
               </w:rPr>
-              <w:t>-0.814215</w:t>
+              <w:t>-0.757252</w:t>
             </w:r>
           </w:p>
         </w:tc>
@@ -9739,7 +9668,7 @@
                 <w:szCs w:val="18"/>
                 <w:lang w:val="en-IT" w:eastAsia="en-GB"/>
               </w:rPr>
-              <w:t>0.012266</w:t>
+              <w:t>0.000347</w:t>
             </w:r>
           </w:p>
         </w:tc>
@@ -9782,7 +9711,7 @@
                 <w:szCs w:val="18"/>
                 <w:lang w:val="en-IT" w:eastAsia="en-GB"/>
               </w:rPr>
-              <w:t>*</w:t>
+              <w:t>***</w:t>
             </w:r>
           </w:p>
         </w:tc>
@@ -9868,7 +9797,7 @@
                 <w:szCs w:val="18"/>
                 <w:lang w:val="en-IT" w:eastAsia="en-GB"/>
               </w:rPr>
-              <w:t>2.923167</w:t>
+              <w:t>0.412692</w:t>
             </w:r>
           </w:p>
         </w:tc>
@@ -9913,7 +9842,7 @@
                 <w:szCs w:val="18"/>
                 <w:lang w:val="en-IT" w:eastAsia="en-GB"/>
               </w:rPr>
-              <w:t>Eastern Asia</w:t>
+              <w:t>Southern Asia</w:t>
             </w:r>
           </w:p>
         </w:tc>
@@ -9956,7 +9885,7 @@
                 <w:szCs w:val="18"/>
                 <w:lang w:val="en-IT" w:eastAsia="en-GB"/>
               </w:rPr>
-              <w:t>-0.612592</w:t>
+              <w:t>-0.175789</w:t>
             </w:r>
           </w:p>
         </w:tc>
@@ -9999,7 +9928,7 @@
                 <w:szCs w:val="18"/>
                 <w:lang w:val="en-IT" w:eastAsia="en-GB"/>
               </w:rPr>
-              <w:t>0.000677</w:t>
+              <w:t>0.858028</w:t>
             </w:r>
           </w:p>
         </w:tc>
@@ -10042,7 +9971,7 @@
                 <w:szCs w:val="18"/>
                 <w:lang w:val="en-IT" w:eastAsia="en-GB"/>
               </w:rPr>
-              <w:t>***</w:t>
+              <w:t>ns</w:t>
             </w:r>
           </w:p>
         </w:tc>
@@ -10085,7 +10014,7 @@
                 <w:szCs w:val="18"/>
                 <w:lang w:val="en-IT" w:eastAsia="en-GB"/>
               </w:rPr>
-              <w:t>decreasing</w:t>
+              <w:t>no trend</w:t>
             </w:r>
           </w:p>
         </w:tc>
@@ -10128,7 +10057,7 @@
                 <w:szCs w:val="18"/>
                 <w:lang w:val="en-IT" w:eastAsia="en-GB"/>
               </w:rPr>
-              <w:t>1.719082</w:t>
+              <w:t>12.432647</w:t>
             </w:r>
           </w:p>
         </w:tc>
@@ -10216,7 +10145,7 @@
                 <w:szCs w:val="18"/>
                 <w:lang w:val="en-IT" w:eastAsia="en-GB"/>
               </w:rPr>
-              <w:t>-0.371021</w:t>
+              <w:t>0.425313</w:t>
             </w:r>
           </w:p>
         </w:tc>
@@ -10259,7 +10188,7 @@
                 <w:szCs w:val="18"/>
                 <w:lang w:val="en-IT" w:eastAsia="en-GB"/>
               </w:rPr>
-              <w:t>0.002358</w:t>
+              <w:t>0.004208</w:t>
             </w:r>
           </w:p>
         </w:tc>
@@ -10345,7 +10274,7 @@
                 <w:szCs w:val="18"/>
                 <w:lang w:val="en-IT" w:eastAsia="en-GB"/>
               </w:rPr>
-              <w:t>decreasing</w:t>
+              <w:t>increasing</w:t>
             </w:r>
           </w:p>
         </w:tc>
@@ -10388,7 +10317,7 @@
                 <w:szCs w:val="18"/>
                 <w:lang w:val="en-IT" w:eastAsia="en-GB"/>
               </w:rPr>
-              <w:t>0.216210</w:t>
+              <w:t>-0.257212</w:t>
             </w:r>
           </w:p>
         </w:tc>
@@ -10433,7 +10362,7 @@
                 <w:szCs w:val="18"/>
                 <w:lang w:val="en-IT" w:eastAsia="en-GB"/>
               </w:rPr>
-              <w:t>Southern Asia</w:t>
+              <w:t>Eastern Asia</w:t>
             </w:r>
           </w:p>
         </w:tc>
@@ -10476,7 +10405,7 @@
                 <w:szCs w:val="18"/>
                 <w:lang w:val="en-IT" w:eastAsia="en-GB"/>
               </w:rPr>
-              <w:t>-0.037347</w:t>
+              <w:t>0.614578</w:t>
             </w:r>
           </w:p>
         </w:tc>
@@ -10519,7 +10448,7 @@
                 <w:szCs w:val="18"/>
                 <w:lang w:val="en-IT" w:eastAsia="en-GB"/>
               </w:rPr>
-              <w:t>1.000000</w:t>
+              <w:t>0.000677</w:t>
             </w:r>
           </w:p>
         </w:tc>
@@ -10562,7 +10491,7 @@
                 <w:szCs w:val="18"/>
                 <w:lang w:val="en-IT" w:eastAsia="en-GB"/>
               </w:rPr>
-              <w:t>ns</w:t>
+              <w:t>***</w:t>
             </w:r>
           </w:p>
         </w:tc>
@@ -10605,7 +10534,7 @@
                 <w:szCs w:val="18"/>
                 <w:lang w:val="en-IT" w:eastAsia="en-GB"/>
               </w:rPr>
-              <w:t>no trend</w:t>
+              <w:t>increasing</w:t>
             </w:r>
           </w:p>
         </w:tc>
@@ -10648,7 +10577,7 @@
                 <w:szCs w:val="18"/>
                 <w:lang w:val="en-IT" w:eastAsia="en-GB"/>
               </w:rPr>
-              <w:t>-11.232901</w:t>
+              <w:t>-1.872601</w:t>
             </w:r>
           </w:p>
         </w:tc>
@@ -10693,7 +10622,7 @@
                 <w:szCs w:val="18"/>
                 <w:lang w:val="en-IT" w:eastAsia="en-GB"/>
               </w:rPr>
-              <w:t>South America</w:t>
+              <w:t>Northern America</w:t>
             </w:r>
           </w:p>
         </w:tc>
@@ -10736,7 +10665,7 @@
                 <w:szCs w:val="18"/>
                 <w:lang w:val="en-IT" w:eastAsia="en-GB"/>
               </w:rPr>
-              <w:t>0.958835</w:t>
+              <w:t>0.840848</w:t>
             </w:r>
           </w:p>
         </w:tc>
@@ -10779,7 +10708,7 @@
                 <w:szCs w:val="18"/>
                 <w:lang w:val="en-IT" w:eastAsia="en-GB"/>
               </w:rPr>
-              <w:t>0.000172</w:t>
+              <w:t>0.007290</w:t>
             </w:r>
           </w:p>
         </w:tc>
@@ -10822,7 +10751,7 @@
                 <w:szCs w:val="18"/>
                 <w:lang w:val="en-IT" w:eastAsia="en-GB"/>
               </w:rPr>
-              <w:t>***</w:t>
+              <w:t>**</w:t>
             </w:r>
           </w:p>
         </w:tc>
@@ -10908,7 +10837,7 @@
                 <w:szCs w:val="18"/>
                 <w:lang w:val="en-IT" w:eastAsia="en-GB"/>
               </w:rPr>
-              <w:t>-0.272217</w:t>
+              <w:t>-2.955139</w:t>
             </w:r>
           </w:p>
         </w:tc>
@@ -10953,7 +10882,7 @@
                 <w:szCs w:val="18"/>
                 <w:lang w:val="en-IT" w:eastAsia="en-GB"/>
               </w:rPr>
-              <w:t>Western Asia</w:t>
+              <w:t>South-Eastern Asia</w:t>
             </w:r>
           </w:p>
         </w:tc>
@@ -10996,7 +10925,7 @@
                 <w:szCs w:val="18"/>
                 <w:lang w:val="en-IT" w:eastAsia="en-GB"/>
               </w:rPr>
-              <w:t>1.007546</w:t>
+              <w:t>1.241103</w:t>
             </w:r>
           </w:p>
         </w:tc>
@@ -11039,7 +10968,7 @@
                 <w:szCs w:val="18"/>
                 <w:lang w:val="en-IT" w:eastAsia="en-GB"/>
               </w:rPr>
-              <w:t>0.107405</w:t>
+              <w:t>0.004208</w:t>
             </w:r>
           </w:p>
         </w:tc>
@@ -11082,7 +11011,7 @@
                 <w:szCs w:val="18"/>
                 <w:lang w:val="en-IT" w:eastAsia="en-GB"/>
               </w:rPr>
-              <w:t>ns</w:t>
+              <w:t>**</w:t>
             </w:r>
           </w:p>
         </w:tc>
@@ -11125,7 +11054,7 @@
                 <w:szCs w:val="18"/>
                 <w:lang w:val="en-IT" w:eastAsia="en-GB"/>
               </w:rPr>
-              <w:t>no trend</w:t>
+              <w:t>increasing</w:t>
             </w:r>
           </w:p>
         </w:tc>
@@ -11168,7 +11097,7 @@
                 <w:szCs w:val="18"/>
                 <w:lang w:val="en-IT" w:eastAsia="en-GB"/>
               </w:rPr>
-              <w:t>-5.607878</w:t>
+              <w:t>-4.266031</w:t>
             </w:r>
           </w:p>
         </w:tc>
@@ -11213,7 +11142,7 @@
                 <w:szCs w:val="18"/>
                 <w:lang w:val="en-IT" w:eastAsia="en-GB"/>
               </w:rPr>
-              <w:t>Northern Africa</w:t>
+              <w:t>Eastern Europe</w:t>
             </w:r>
           </w:p>
         </w:tc>
@@ -11256,7 +11185,7 @@
                 <w:szCs w:val="18"/>
                 <w:lang w:val="en-IT" w:eastAsia="en-GB"/>
               </w:rPr>
-              <w:t>1.552416</w:t>
+              <w:t>1.666695</w:t>
             </w:r>
           </w:p>
         </w:tc>
@@ -11428,7 +11357,7 @@
                 <w:szCs w:val="18"/>
                 <w:lang w:val="en-IT" w:eastAsia="en-GB"/>
               </w:rPr>
-              <w:t>-3.778106</w:t>
+              <w:t>-1.459188</w:t>
             </w:r>
           </w:p>
         </w:tc>
@@ -11473,7 +11402,7 @@
                 <w:szCs w:val="18"/>
                 <w:lang w:val="en-IT" w:eastAsia="en-GB"/>
               </w:rPr>
-              <w:t>Western Africa</w:t>
+              <w:t>Western Europe</w:t>
             </w:r>
           </w:p>
         </w:tc>
@@ -11516,7 +11445,7 @@
                 <w:szCs w:val="18"/>
                 <w:lang w:val="en-IT" w:eastAsia="en-GB"/>
               </w:rPr>
-              <w:t>2.447760</w:t>
+              <w:t>2.234722</w:t>
             </w:r>
           </w:p>
         </w:tc>
@@ -11688,7 +11617,7 @@
                 <w:szCs w:val="18"/>
                 <w:lang w:val="en-IT" w:eastAsia="en-GB"/>
               </w:rPr>
-              <w:t>-4.737804</w:t>
+              <w:t>-0.047398</w:t>
             </w:r>
           </w:p>
         </w:tc>
@@ -11733,7 +11662,7 @@
                 <w:szCs w:val="18"/>
                 <w:lang w:val="en-IT" w:eastAsia="en-GB"/>
               </w:rPr>
-              <w:t>Eastern Africa</w:t>
+              <w:t>Southern Europe</w:t>
             </w:r>
           </w:p>
         </w:tc>
@@ -11776,7 +11705,7 @@
                 <w:szCs w:val="18"/>
                 <w:lang w:val="en-IT" w:eastAsia="en-GB"/>
               </w:rPr>
-              <w:t>2.757901</w:t>
+              <w:t>4.218458</w:t>
             </w:r>
           </w:p>
         </w:tc>
@@ -11819,7 +11748,7 @@
                 <w:szCs w:val="18"/>
                 <w:lang w:val="en-IT" w:eastAsia="en-GB"/>
               </w:rPr>
-              <w:t>0.000083</w:t>
+              <w:t>0.000347</w:t>
             </w:r>
           </w:p>
         </w:tc>
@@ -11948,7 +11877,7 @@
                 <w:szCs w:val="18"/>
                 <w:lang w:val="en-IT" w:eastAsia="en-GB"/>
               </w:rPr>
-              <w:t>-8.075083</w:t>
+              <w:t>11.507343</w:t>
             </w:r>
           </w:p>
         </w:tc>
@@ -11993,7 +11922,7 @@
                 <w:szCs w:val="18"/>
                 <w:lang w:val="en-IT" w:eastAsia="en-GB"/>
               </w:rPr>
-              <w:t>Southern Africa</w:t>
+              <w:t>Northern Europe</w:t>
             </w:r>
           </w:p>
         </w:tc>
@@ -12036,7 +11965,7 @@
                 <w:szCs w:val="18"/>
                 <w:lang w:val="en-IT" w:eastAsia="en-GB"/>
               </w:rPr>
-              <w:t>4.735507</w:t>
+              <w:t>7.455097</w:t>
             </w:r>
           </w:p>
         </w:tc>
@@ -12079,7 +12008,7 @@
                 <w:szCs w:val="18"/>
                 <w:lang w:val="en-IT" w:eastAsia="en-GB"/>
               </w:rPr>
-              <w:t>0.000172</w:t>
+              <w:t>0.007290</w:t>
             </w:r>
           </w:p>
         </w:tc>
@@ -12122,7 +12051,7 @@
                 <w:szCs w:val="18"/>
                 <w:lang w:val="en-IT" w:eastAsia="en-GB"/>
               </w:rPr>
-              <w:t>***</w:t>
+              <w:t>**</w:t>
             </w:r>
           </w:p>
         </w:tc>
@@ -12208,7 +12137,7 @@
                 <w:szCs w:val="18"/>
                 <w:lang w:val="en-IT" w:eastAsia="en-GB"/>
               </w:rPr>
-              <w:t>-14.511617</w:t>
+              <w:t>3.389340</w:t>
             </w:r>
           </w:p>
         </w:tc>
@@ -12253,7 +12182,7 @@
                 <w:szCs w:val="18"/>
                 <w:lang w:val="en-IT" w:eastAsia="en-GB"/>
               </w:rPr>
-              <w:t>Middle Africa</w:t>
+              <w:t>Central Asia</w:t>
             </w:r>
           </w:p>
         </w:tc>
@@ -12296,7 +12225,7 @@
                 <w:szCs w:val="18"/>
                 <w:lang w:val="en-IT" w:eastAsia="en-GB"/>
               </w:rPr>
-              <w:t>6.030465</w:t>
+              <w:t>16.967780</w:t>
             </w:r>
           </w:p>
         </w:tc>
@@ -12339,7 +12268,7 @@
                 <w:szCs w:val="18"/>
                 <w:lang w:val="en-IT" w:eastAsia="en-GB"/>
               </w:rPr>
-              <w:t>0.000083</w:t>
+              <w:t>0.000677</w:t>
             </w:r>
           </w:p>
         </w:tc>
@@ -12468,7 +12397,7 @@
                 <w:szCs w:val="18"/>
                 <w:lang w:val="en-IT" w:eastAsia="en-GB"/>
               </w:rPr>
-              <w:t>-3.629375</w:t>
+              <w:t>-55.761889</w:t>
             </w:r>
           </w:p>
         </w:tc>
@@ -12486,237 +12415,19 @@
     <w:p>
       <w:pPr>
         <w:pStyle w:val="mainText"/>
-        <w:rPr>
-          <w:rFonts w:eastAsia="Times New Roman"/>
-          <w:lang w:val="en-IT" w:eastAsia="en-GB"/>
-        </w:rPr>
       </w:pPr>
       <w:r>
-        <w:rPr>
-          <w:rStyle w:val="Strong"/>
-        </w:rPr>
-        <w:t>Regions with Increasing Proportional FPP:</w:t>
-      </w:r>
-      <w:r>
-        <w:t xml:space="preserve"> Middle Africa shows the strongest positive trend (slope: 6.03, p &lt; 0.001), indicating that an increasing share of the total population is living near forests despite overall population growth. Similar significant increases are observed in Southern Africa (4.74, p &lt; 0.001), Eastern Africa (2.76, p &lt; 0.001), Western Africa (2.45, p &lt; 0.001), </w:t>
+        <w:t xml:space="preserve">African regions and South America demonstrate significant decreases in the proportion of their populations living near forests (Middle Africa: -4.00, Southern Africa: -3.26, Eastern Africa: -2.37, Western Africa: -2.22, Northern Africa: -1.06, and South America: -0.76, all statistically significant at p &lt; 0.001). This decreasing concentration of people near forests occurs alongside the overall decline in forest area per person (FAP) in these same regions. In contrast, all </w:t>
       </w:r>
       <w:r>
         <w:lastRenderedPageBreak/>
-        <w:t>Northern Africa (1.55, p &lt; 0.001), and South America (0.96, p &lt; 0.001). These trends suggest that in African regions and South America, human settlement is increasingly concentrated near forest areas relative to other parts of these regions. This could reflect:</w:t>
-      </w:r>
-    </w:p>
-    <w:p>
-      <w:pPr>
-        <w:pStyle w:val="mainText"/>
-        <w:numPr>
-          <w:ilvl w:val="0"/>
-          <w:numId w:val="7"/>
-        </w:numPr>
-      </w:pPr>
-      <w:r>
-        <w:t>Rural-to-forest migration patterns</w:t>
-      </w:r>
-    </w:p>
-    <w:p>
-      <w:pPr>
-        <w:pStyle w:val="mainText"/>
-        <w:numPr>
-          <w:ilvl w:val="0"/>
-          <w:numId w:val="7"/>
-        </w:numPr>
-      </w:pPr>
-      <w:r>
-        <w:t xml:space="preserve">Higher population growth rates in forest-proximate areas compared to other </w:t>
-      </w:r>
-      <w:proofErr w:type="gramStart"/>
-      <w:r>
-        <w:t>areas</w:t>
-      </w:r>
-      <w:proofErr w:type="gramEnd"/>
-    </w:p>
-    <w:p>
-      <w:pPr>
-        <w:pStyle w:val="mainText"/>
-        <w:numPr>
-          <w:ilvl w:val="0"/>
-          <w:numId w:val="7"/>
-        </w:numPr>
-      </w:pPr>
-      <w:r>
-        <w:t xml:space="preserve">Development expanding toward forest </w:t>
-      </w:r>
-      <w:proofErr w:type="gramStart"/>
-      <w:r>
-        <w:t>frontiers</w:t>
-      </w:r>
-      <w:proofErr w:type="gramEnd"/>
-    </w:p>
-    <w:p>
-      <w:pPr>
-        <w:pStyle w:val="mainText"/>
-        <w:numPr>
-          <w:ilvl w:val="0"/>
-          <w:numId w:val="7"/>
-        </w:numPr>
-      </w:pPr>
-      <w:r>
-        <w:t xml:space="preserve">Limited opportunities in non-forest areas driving people toward forest </w:t>
-      </w:r>
-      <w:proofErr w:type="gramStart"/>
-      <w:r>
-        <w:t>resources</w:t>
-      </w:r>
-      <w:proofErr w:type="gramEnd"/>
+        <w:t xml:space="preserve">European regions along with Central Asia show significant increases in the proportion of forest-proximate populations (Central Asia: 16.97, Northern Europe: 7.46, Southern Europe: 4.22, Western Europe: 2.23, Eastern Europe: 1.67, all p &lt; 0.01), indicating a spatial reorganization where populations are becoming more concentrated near forest areas. </w:t>
+      </w:r>
     </w:p>
     <w:p>
       <w:pPr>
         <w:pStyle w:val="mainText"/>
       </w:pPr>
-      <w:r>
-        <w:rPr>
-          <w:rStyle w:val="Strong"/>
-        </w:rPr>
-        <w:t>Regions with Decreasing Proportional FPP:</w:t>
-      </w:r>
-      <w:r>
-        <w:t xml:space="preserve"> Central Asia exhibits the steepest decline (slope: -7.60, p &lt; 0.01), followed by Northern Europe (-5.26, p &lt; 0.01) and Southern Europe (-3.01, p &lt; 0.01). All European regions show significant decreases in the proportion of their populations living near forests. This pattern likely reflects:</w:t>
-      </w:r>
-    </w:p>
-    <w:p>
-      <w:pPr>
-        <w:pStyle w:val="mainText"/>
-        <w:numPr>
-          <w:ilvl w:val="0"/>
-          <w:numId w:val="6"/>
-        </w:numPr>
-      </w:pPr>
-      <w:r>
-        <w:t xml:space="preserve">Urbanization trends drawing populations away from rural forest </w:t>
-      </w:r>
-      <w:proofErr w:type="gramStart"/>
-      <w:r>
-        <w:t>areas</w:t>
-      </w:r>
-      <w:proofErr w:type="gramEnd"/>
-    </w:p>
-    <w:p>
-      <w:pPr>
-        <w:pStyle w:val="mainText"/>
-        <w:numPr>
-          <w:ilvl w:val="0"/>
-          <w:numId w:val="6"/>
-        </w:numPr>
-      </w:pPr>
-      <w:r>
-        <w:t xml:space="preserve">Development concentrated in non-forest </w:t>
-      </w:r>
-      <w:proofErr w:type="gramStart"/>
-      <w:r>
-        <w:t>regions</w:t>
-      </w:r>
-      <w:proofErr w:type="gramEnd"/>
-    </w:p>
-    <w:p>
-      <w:pPr>
-        <w:pStyle w:val="mainText"/>
-        <w:numPr>
-          <w:ilvl w:val="0"/>
-          <w:numId w:val="6"/>
-        </w:numPr>
-      </w:pPr>
-      <w:r>
-        <w:t xml:space="preserve">Possible protective policies limiting new settlement near </w:t>
-      </w:r>
-      <w:proofErr w:type="gramStart"/>
-      <w:r>
-        <w:t>forests</w:t>
-      </w:r>
-      <w:proofErr w:type="gramEnd"/>
-    </w:p>
-    <w:p>
-      <w:pPr>
-        <w:pStyle w:val="mainText"/>
-        <w:numPr>
-          <w:ilvl w:val="0"/>
-          <w:numId w:val="6"/>
-        </w:numPr>
-      </w:pPr>
-      <w:r>
-        <w:t>Economic transitions away from forest-dependent activities</w:t>
-      </w:r>
-    </w:p>
-    <w:p>
-      <w:pPr>
-        <w:pStyle w:val="mainText"/>
-      </w:pPr>
-      <w:r>
-        <w:rPr>
-          <w:rStyle w:val="Strong"/>
-        </w:rPr>
-        <w:t>Contrasting with FAP Results:</w:t>
-      </w:r>
-      <w:r>
-        <w:t xml:space="preserve"> When comparing these FPP trends with the previously discussed FAP (Forest Area per Person) patterns, we see interesting relationships:</w:t>
-      </w:r>
-    </w:p>
-    <w:p>
-      <w:pPr>
-        <w:pStyle w:val="mainText"/>
-      </w:pPr>
-      <w:r>
-        <w:rPr>
-          <w:rStyle w:val="Strong"/>
-        </w:rPr>
-        <w:t>Inverse Relationships</w:t>
-      </w:r>
-      <w:r>
-        <w:t>: Many African regions show decreasing FAP but increasing proportional FPP, suggesting that while total forest per person is declining, the distribution of population is shifting toward forest areas. This could intensify pressures on remaining forests.</w:t>
-      </w:r>
-    </w:p>
-    <w:p>
-      <w:pPr>
-        <w:pStyle w:val="mainText"/>
-      </w:pPr>
-      <w:r>
-        <w:rPr>
-          <w:rStyle w:val="Strong"/>
-        </w:rPr>
-        <w:t>European Exceptionalism</w:t>
-      </w:r>
-      <w:r>
-        <w:t>: Southern Europe showed increasing FAP but decreasing proportional FPP, indicating that despite growing forest area per person, people are moving away from forest proximity. This spatial reorganization may reflect post-agricultural land abandonment and forest regrowth occurring away from current human settlements.</w:t>
-      </w:r>
-    </w:p>
-    <w:p>
-      <w:pPr>
-        <w:pStyle w:val="mainText"/>
-      </w:pPr>
-      <w:r>
-        <w:rPr>
-          <w:rStyle w:val="Strong"/>
-        </w:rPr>
-        <w:lastRenderedPageBreak/>
-        <w:t>Double Pressure Regions</w:t>
-      </w:r>
-      <w:r>
-        <w:t>: Regions like South-Eastern Asia show decreasing trends in both metrics, suggesting both overall forest resource decline per person and shifting settlement patterns away from forests.</w:t>
-      </w:r>
-    </w:p>
-    <w:p>
-      <w:pPr>
-        <w:pStyle w:val="mainText"/>
-      </w:pPr>
-      <w:r>
-        <w:t>These contrasting patterns highlight the complex spatial reorganization occurring between human populations and forest resources globally. The increasing proportion of people living near forests in African regions, despite overall declines in forest area per person, may present both conservation challenges and opportunities for community-based forest management approaches.</w:t>
-      </w:r>
-    </w:p>
-    <w:p>
-      <w:pPr>
-        <w:pStyle w:val="mainText"/>
-      </w:pPr>
-      <w:r>
-        <w:t>Meanwhile, the decreasing proportion of forest-proximate people in more developed regions may reflect broader socioeconomic transitions, with implications for maintaining cultural and economic connections to forest ecosystems.</w:t>
-      </w:r>
     </w:p>
     <w:p>
       <w:pPr>
@@ -12728,7 +12439,7 @@
           <w:noProof/>
         </w:rPr>
         <w:drawing>
-          <wp:inline distT="0" distB="0" distL="0" distR="0" wp14:anchorId="687EE3EC" wp14:editId="27F20CAF">
+          <wp:inline distT="0" distB="0" distL="0" distR="0" wp14:anchorId="2FD231B6" wp14:editId="2DC9E3E4">
             <wp:extent cx="3094264" cy="3027289"/>
             <wp:effectExtent l="0" t="0" r="5080" b="0"/>
             <wp:docPr id="1685816505" name="Picture 2"/>
@@ -12773,53 +12484,129 @@
     <w:p>
       <w:pPr>
         <w:pStyle w:val="Heading2"/>
-      </w:pPr>
-      <w:r>
         <w:rPr>
           <w:rStyle w:val="captionTitleChar"/>
           <w:rFonts w:ascii="Aptos" w:eastAsia="Aptos" w:hAnsi="Aptos" w:cs="Aptos"/>
         </w:rPr>
-        <w:t xml:space="preserve">Figure </w:t>
-      </w:r>
-      <w:r>
-        <w:rPr>
-          <w:rStyle w:val="captionTitleChar"/>
-        </w:rPr>
-        <w:t>S</w:t>
-      </w:r>
-      <w:r>
-        <w:rPr>
-          <w:rStyle w:val="captionTitleChar"/>
-        </w:rPr>
-        <w:t>10</w:t>
-      </w:r>
+      </w:pPr>
       <w:r>
         <w:rPr>
           <w:rStyle w:val="captionTitleChar"/>
           <w:rFonts w:ascii="Aptos" w:eastAsia="Aptos" w:hAnsi="Aptos" w:cs="Aptos"/>
         </w:rPr>
-        <w:t>.</w:t>
+        <w:t xml:space="preserve">Figure </w:t>
+      </w:r>
+      <w:r>
+        <w:rPr>
+          <w:rStyle w:val="captionTitleChar"/>
+        </w:rPr>
+        <w:t>S</w:t>
+      </w:r>
+      <w:r>
+        <w:rPr>
+          <w:rStyle w:val="captionTitleChar"/>
+        </w:rPr>
+        <w:t>10</w:t>
       </w:r>
       <w:r>
         <w:rPr>
           <w:rStyle w:val="captionTitleChar"/>
           <w:rFonts w:ascii="Aptos" w:eastAsia="Aptos" w:hAnsi="Aptos" w:cs="Aptos"/>
         </w:rPr>
-        <w:t xml:space="preserve"> Correlation between Sen’s slope </w:t>
+        <w:t>.</w:t>
       </w:r>
       <w:r>
         <w:rPr>
           <w:rStyle w:val="captionTitleChar"/>
           <w:rFonts w:ascii="Aptos" w:eastAsia="Aptos" w:hAnsi="Aptos" w:cs="Aptos"/>
         </w:rPr>
-        <w:t>analysis</w:t>
-      </w:r>
-      <w:r>
-        <w:rPr>
-          <w:rStyle w:val="captionTitleChar"/>
-          <w:rFonts w:ascii="Aptos" w:eastAsia="Aptos" w:hAnsi="Aptos" w:cs="Aptos"/>
-        </w:rPr>
-        <w:t xml:space="preserve"> and relative change.</w:t>
+        <w:t xml:space="preserve"> Correlation between Sen’s slope analysis and relative change.</w:t>
+      </w:r>
+    </w:p>
+    <w:p>
+      <w:pPr>
+        <w:rPr>
+          <w:lang w:val="en-GB"/>
+        </w:rPr>
+      </w:pPr>
+    </w:p>
+    <w:p>
+      <w:pPr>
+        <w:pStyle w:val="mainText"/>
+      </w:pPr>
+      <w:r>
+        <w:t>This dichotomy suggests fundamentally different human-forest dynamics across global regions. In Africa and South America, the decreasing proportion of people living near forests while overall forest resources per person decline may indicate both diminishing forest accessibility and continued deforestation. Conversely, the European pattern of increasing or stable FAP coupled with increasing proportional FPP suggests a growing integration of forest proximity into settlement patterns, potentially reflecting forest regeneration near population centers, increased valuation of forest amenities, or more effective forest conservation near human settlements. These contrasting trends highlight the complex interplay between demographic changes, development patterns, and forest resources across different socioeconomic contexts.</w:t>
+      </w:r>
+      <w:r>
+        <w:t xml:space="preserve"> </w:t>
+      </w:r>
+      <w:proofErr w:type="gramStart"/>
+      <w:r>
+        <w:t>The</w:t>
+      </w:r>
+      <w:proofErr w:type="gramEnd"/>
+      <w:r>
+        <w:t xml:space="preserve"> Sen's slope analysis for relative value of the Forest Proximate People (</w:t>
+      </w:r>
+      <m:oMath>
+        <m:acc>
+          <m:accPr>
+            <m:chr m:val="̅"/>
+            <m:ctrlPr>
+              <w:rPr>
+                <w:rFonts w:ascii="Cambria Math" w:eastAsia="Times New Roman" w:hAnsi="Cambria Math" w:cs="Times New Roman"/>
+                <w:i/>
+                <w:color w:val="000000" w:themeColor="text1"/>
+                <w:lang w:val="en-GB"/>
+              </w:rPr>
+            </m:ctrlPr>
+          </m:accPr>
+          <m:e>
+            <m:r>
+              <w:rPr>
+                <w:rFonts w:ascii="Cambria Math" w:eastAsia="Times New Roman" w:hAnsi="Cambria Math" w:cs="Times New Roman"/>
+                <w:color w:val="000000" w:themeColor="text1"/>
+                <w:lang w:val="en-GB"/>
+              </w:rPr>
+              <m:t>FPP</m:t>
+            </m:r>
+          </m:e>
+        </m:acc>
+      </m:oMath>
+      <w:r>
+        <w:t xml:space="preserve">) reveals an interesting pattern that contrasts with the FAP results. While FAP predominantly showed decreasing trends </w:t>
+      </w:r>
+      <w:r>
+        <w:lastRenderedPageBreak/>
+        <w:t xml:space="preserve">globally, </w:t>
+      </w:r>
+      <m:oMath>
+        <m:acc>
+          <m:accPr>
+            <m:chr m:val="̅"/>
+            <m:ctrlPr>
+              <w:rPr>
+                <w:rFonts w:ascii="Cambria Math" w:eastAsia="Times New Roman" w:hAnsi="Cambria Math" w:cs="Times New Roman"/>
+                <w:i/>
+                <w:color w:val="000000" w:themeColor="text1"/>
+                <w:lang w:val="en-GB"/>
+              </w:rPr>
+            </m:ctrlPr>
+          </m:accPr>
+          <m:e>
+            <m:r>
+              <w:rPr>
+                <w:rFonts w:ascii="Cambria Math" w:eastAsia="Times New Roman" w:hAnsi="Cambria Math" w:cs="Times New Roman"/>
+                <w:color w:val="000000" w:themeColor="text1"/>
+                <w:lang w:val="en-GB"/>
+              </w:rPr>
+              <m:t>FPP</m:t>
+            </m:r>
+          </m:e>
+        </m:acc>
+      </m:oMath>
+      <w:r>
+        <w:t xml:space="preserve"> demonstrates a more balanced distribution of increasing and decreasing trends across </w:t>
       </w:r>
     </w:p>
     <w:p>
@@ -12909,7 +12696,6 @@
           <w:noProof/>
           <w:lang w:val="en-GB" w:eastAsia="en-GB"/>
         </w:rPr>
-        <w:lastRenderedPageBreak/>
         <w:drawing>
           <wp:inline distT="0" distB="0" distL="0" distR="0" wp14:anchorId="1FD89E9B" wp14:editId="5449683D">
             <wp:extent cx="2952750" cy="2952750"/>
@@ -13021,6 +12807,7 @@
           <w:noProof/>
           <w:lang w:val="en-GB" w:eastAsia="en-GB"/>
         </w:rPr>
+        <w:lastRenderedPageBreak/>
         <w:drawing>
           <wp:inline distT="0" distB="0" distL="0" distR="0" wp14:anchorId="1F30D463" wp14:editId="2F50A6D8">
             <wp:extent cx="1888907" cy="1620000"/>
@@ -13612,11 +13399,7 @@
         <w:t>0.96</w:t>
       </w:r>
       <w:r>
-        <w:t xml:space="preserve">. </w:t>
-      </w:r>
-      <w:r>
-        <w:lastRenderedPageBreak/>
-        <w:t xml:space="preserve">The </w:t>
+        <w:t xml:space="preserve">. The </w:t>
       </w:r>
       <w:proofErr w:type="spellStart"/>
       <w:r>
@@ -13726,6 +13509,7 @@
           <w:noProof/>
           <w:lang w:val="en-GB" w:eastAsia="en-GB"/>
         </w:rPr>
+        <w:lastRenderedPageBreak/>
         <w:drawing>
           <wp:inline distT="0" distB="0" distL="0" distR="0" wp14:anchorId="240BF843" wp14:editId="7A3FE4CC">
             <wp:extent cx="5943600" cy="2162175"/>
@@ -13799,7 +13583,6 @@
           <w:noProof/>
           <w:lang w:val="en-GB" w:eastAsia="en-GB"/>
         </w:rPr>
-        <w:lastRenderedPageBreak/>
         <w:drawing>
           <wp:inline distT="0" distB="0" distL="0" distR="0" wp14:anchorId="00396ABD" wp14:editId="35C07541">
             <wp:extent cx="5943600" cy="1628775"/>
@@ -13975,6 +13758,7 @@
           <w:sz w:val="22"/>
           <w:szCs w:val="22"/>
         </w:rPr>
+        <w:lastRenderedPageBreak/>
         <w:drawing>
           <wp:inline distT="0" distB="0" distL="0" distR="0" wp14:anchorId="135AF0ED" wp14:editId="29AE294B">
             <wp:extent cx="4222679" cy="1836144"/>

--- a/Paper/FHN_SupplementaryInformation.docx
+++ b/Paper/FHN_SupplementaryInformation.docx
@@ -12616,12 +12616,130 @@
           <w:lang w:val="en-US"/>
         </w:rPr>
       </w:pPr>
+      <w:r>
+        <w:rPr>
+          <w:noProof/>
+          <w:lang w:val="en-US"/>
+        </w:rPr>
+        <w:drawing>
+          <wp:inline distT="0" distB="0" distL="0" distR="0" wp14:anchorId="44F7D690" wp14:editId="33EFF11E">
+            <wp:extent cx="5943600" cy="5943600"/>
+            <wp:effectExtent l="0" t="0" r="0" b="0"/>
+            <wp:docPr id="525444807" name="Picture 5"/>
+            <wp:cNvGraphicFramePr>
+              <a:graphicFrameLocks xmlns:a="http://schemas.openxmlformats.org/drawingml/2006/main" noChangeAspect="1"/>
+            </wp:cNvGraphicFramePr>
+            <a:graphic xmlns:a="http://schemas.openxmlformats.org/drawingml/2006/main">
+              <a:graphicData uri="http://schemas.openxmlformats.org/drawingml/2006/picture">
+                <pic:pic xmlns:pic="http://schemas.openxmlformats.org/drawingml/2006/picture">
+                  <pic:nvPicPr>
+                    <pic:cNvPr id="525444807" name="Picture 525444807"/>
+                    <pic:cNvPicPr/>
+                  </pic:nvPicPr>
+                  <pic:blipFill>
+                    <a:blip r:embed="rId21" cstate="print">
+                      <a:extLst>
+                        <a:ext uri="{28A0092B-C50C-407E-A947-70E740481C1C}">
+                          <a14:useLocalDpi xmlns:a14="http://schemas.microsoft.com/office/drawing/2010/main" val="0"/>
+                        </a:ext>
+                      </a:extLst>
+                    </a:blip>
+                    <a:stretch>
+                      <a:fillRect/>
+                    </a:stretch>
+                  </pic:blipFill>
+                  <pic:spPr>
+                    <a:xfrm>
+                      <a:off x="0" y="0"/>
+                      <a:ext cx="5943600" cy="5943600"/>
+                    </a:xfrm>
+                    <a:prstGeom prst="rect">
+                      <a:avLst/>
+                    </a:prstGeom>
+                  </pic:spPr>
+                </pic:pic>
+              </a:graphicData>
+            </a:graphic>
+          </wp:inline>
+        </w:drawing>
+      </w:r>
+    </w:p>
+    <w:p>
+      <w:pPr>
+        <w:rPr>
+          <w:rStyle w:val="captionTitleChar"/>
+        </w:rPr>
+      </w:pPr>
+      <w:r>
+        <w:rPr>
+          <w:rStyle w:val="captionTitleChar"/>
+        </w:rPr>
+        <w:t>Figure S</w:t>
+      </w:r>
+      <w:r>
+        <w:rPr>
+          <w:rStyle w:val="captionTitleChar"/>
+        </w:rPr>
+        <w:t>11.</w:t>
+      </w:r>
+      <w:r>
+        <w:rPr>
+          <w:rStyle w:val="captionTitleChar"/>
+        </w:rPr>
+        <w:t xml:space="preserve"> </w:t>
+      </w:r>
+      <w:r>
+        <w:rPr>
+          <w:rStyle w:val="captionTitleChar"/>
+        </w:rPr>
+        <w:t>Temporal patterns of F</w:t>
+      </w:r>
+      <w:r>
+        <w:rPr>
+          <w:rStyle w:val="captionTitleChar"/>
+        </w:rPr>
+        <w:t>P</w:t>
+      </w:r>
+      <w:r>
+        <w:rPr>
+          <w:rStyle w:val="captionTitleChar"/>
+        </w:rPr>
+        <w:t xml:space="preserve">P for different </w:t>
+      </w:r>
+      <w:proofErr w:type="spellStart"/>
+      <w:r>
+        <w:rPr>
+          <w:rStyle w:val="captionTitleChar"/>
+        </w:rPr>
+        <w:t>macroregions</w:t>
+      </w:r>
+      <w:proofErr w:type="spellEnd"/>
+      <w:r>
+        <w:rPr>
+          <w:rStyle w:val="captionTitleChar"/>
+        </w:rPr>
+        <w:t xml:space="preserve"> and continents. We show stable patterns without significant turning points.</w:t>
+      </w:r>
     </w:p>
     <w:p>
       <w:pPr>
         <w:pStyle w:val="Heading2"/>
         <w:rPr>
           <w:lang w:val="en-US"/>
+        </w:rPr>
+      </w:pPr>
+    </w:p>
+    <w:p>
+      <w:pPr>
+        <w:rPr>
+          <w:lang w:eastAsia="en-US"/>
+        </w:rPr>
+      </w:pPr>
+    </w:p>
+    <w:p>
+      <w:pPr>
+        <w:rPr>
+          <w:lang w:eastAsia="en-US"/>
         </w:rPr>
       </w:pPr>
     </w:p>
@@ -12633,6 +12751,7 @@
         <w:rPr>
           <w:lang w:val="en-US"/>
         </w:rPr>
+        <w:lastRenderedPageBreak/>
         <w:t xml:space="preserve">S4. </w:t>
       </w:r>
       <w:r>
@@ -12712,7 +12831,7 @@
                     <pic:cNvPicPr/>
                   </pic:nvPicPr>
                   <pic:blipFill>
-                    <a:blip r:embed="rId21" cstate="print">
+                    <a:blip r:embed="rId22" cstate="print">
                       <a:extLst>
                         <a:ext uri="{28A0092B-C50C-407E-A947-70E740481C1C}">
                           <a14:useLocalDpi xmlns:a14="http://schemas.microsoft.com/office/drawing/2010/main" val="0"/>
@@ -12807,7 +12926,6 @@
           <w:noProof/>
           <w:lang w:val="en-GB" w:eastAsia="en-GB"/>
         </w:rPr>
-        <w:lastRenderedPageBreak/>
         <w:drawing>
           <wp:inline distT="0" distB="0" distL="0" distR="0" wp14:anchorId="1F30D463" wp14:editId="2F50A6D8">
             <wp:extent cx="1888907" cy="1620000"/>
@@ -12821,53 +12939,6 @@
                 <pic:pic xmlns:pic="http://schemas.openxmlformats.org/drawingml/2006/picture">
                   <pic:nvPicPr>
                     <pic:cNvPr id="1653262484" name="Picture 1653262484" descr="A graph showing a number of green squares&#10;&#10;Description automatically generated"/>
-                    <pic:cNvPicPr/>
-                  </pic:nvPicPr>
-                  <pic:blipFill>
-                    <a:blip r:embed="rId22">
-                      <a:extLst>
-                        <a:ext uri="{28A0092B-C50C-407E-A947-70E740481C1C}">
-                          <a14:useLocalDpi xmlns:a14="http://schemas.microsoft.com/office/drawing/2010/main" val="0"/>
-                        </a:ext>
-                      </a:extLst>
-                    </a:blip>
-                    <a:stretch>
-                      <a:fillRect/>
-                    </a:stretch>
-                  </pic:blipFill>
-                  <pic:spPr>
-                    <a:xfrm>
-                      <a:off x="0" y="0"/>
-                      <a:ext cx="1888907" cy="1620000"/>
-                    </a:xfrm>
-                    <a:prstGeom prst="rect">
-                      <a:avLst/>
-                    </a:prstGeom>
-                  </pic:spPr>
-                </pic:pic>
-              </a:graphicData>
-            </a:graphic>
-          </wp:inline>
-        </w:drawing>
-      </w:r>
-      <w:r>
-        <w:rPr>
-          <w:noProof/>
-          <w:lang w:val="en-GB" w:eastAsia="en-GB"/>
-        </w:rPr>
-        <w:drawing>
-          <wp:inline distT="0" distB="0" distL="0" distR="0" wp14:anchorId="441D6DE2" wp14:editId="380D4088">
-            <wp:extent cx="1888907" cy="1620000"/>
-            <wp:effectExtent l="0" t="0" r="0" b="0"/>
-            <wp:docPr id="2049716155" name="Picture 2049716155" descr="A blue squares with white squares&#10;&#10;Description automatically generated"/>
-            <wp:cNvGraphicFramePr>
-              <a:graphicFrameLocks xmlns:a="http://schemas.openxmlformats.org/drawingml/2006/main" noChangeAspect="1"/>
-            </wp:cNvGraphicFramePr>
-            <a:graphic xmlns:a="http://schemas.openxmlformats.org/drawingml/2006/main">
-              <a:graphicData uri="http://schemas.openxmlformats.org/drawingml/2006/picture">
-                <pic:pic xmlns:pic="http://schemas.openxmlformats.org/drawingml/2006/picture">
-                  <pic:nvPicPr>
-                    <pic:cNvPr id="2049716155" name="Picture 2049716155" descr="A blue squares with white squares&#10;&#10;Description automatically generated"/>
                     <pic:cNvPicPr/>
                   </pic:nvPicPr>
                   <pic:blipFill>
@@ -12903,10 +12974,10 @@
           <w:lang w:val="en-GB" w:eastAsia="en-GB"/>
         </w:rPr>
         <w:drawing>
-          <wp:inline distT="0" distB="0" distL="0" distR="0" wp14:anchorId="6F717B8B" wp14:editId="6F9D710A">
+          <wp:inline distT="0" distB="0" distL="0" distR="0" wp14:anchorId="441D6DE2" wp14:editId="380D4088">
             <wp:extent cx="1888907" cy="1620000"/>
             <wp:effectExtent l="0" t="0" r="0" b="0"/>
-            <wp:docPr id="348436468" name="Picture 348436468" descr="A red yellow and black squares&#10;&#10;Description automatically generated"/>
+            <wp:docPr id="2049716155" name="Picture 2049716155" descr="A blue squares with white squares&#10;&#10;Description automatically generated"/>
             <wp:cNvGraphicFramePr>
               <a:graphicFrameLocks xmlns:a="http://schemas.openxmlformats.org/drawingml/2006/main" noChangeAspect="1"/>
             </wp:cNvGraphicFramePr>
@@ -12914,7 +12985,7 @@
               <a:graphicData uri="http://schemas.openxmlformats.org/drawingml/2006/picture">
                 <pic:pic xmlns:pic="http://schemas.openxmlformats.org/drawingml/2006/picture">
                   <pic:nvPicPr>
-                    <pic:cNvPr id="348436468" name="Picture 348436468" descr="A red yellow and black squares&#10;&#10;Description automatically generated"/>
+                    <pic:cNvPr id="2049716155" name="Picture 2049716155" descr="A blue squares with white squares&#10;&#10;Description automatically generated"/>
                     <pic:cNvPicPr/>
                   </pic:nvPicPr>
                   <pic:blipFill>
@@ -12944,6 +13015,53 @@
           </wp:inline>
         </w:drawing>
       </w:r>
+      <w:r>
+        <w:rPr>
+          <w:noProof/>
+          <w:lang w:val="en-GB" w:eastAsia="en-GB"/>
+        </w:rPr>
+        <w:drawing>
+          <wp:inline distT="0" distB="0" distL="0" distR="0" wp14:anchorId="6F717B8B" wp14:editId="6F9D710A">
+            <wp:extent cx="1888907" cy="1620000"/>
+            <wp:effectExtent l="0" t="0" r="0" b="0"/>
+            <wp:docPr id="348436468" name="Picture 348436468" descr="A red yellow and black squares&#10;&#10;Description automatically generated"/>
+            <wp:cNvGraphicFramePr>
+              <a:graphicFrameLocks xmlns:a="http://schemas.openxmlformats.org/drawingml/2006/main" noChangeAspect="1"/>
+            </wp:cNvGraphicFramePr>
+            <a:graphic xmlns:a="http://schemas.openxmlformats.org/drawingml/2006/main">
+              <a:graphicData uri="http://schemas.openxmlformats.org/drawingml/2006/picture">
+                <pic:pic xmlns:pic="http://schemas.openxmlformats.org/drawingml/2006/picture">
+                  <pic:nvPicPr>
+                    <pic:cNvPr id="348436468" name="Picture 348436468" descr="A red yellow and black squares&#10;&#10;Description automatically generated"/>
+                    <pic:cNvPicPr/>
+                  </pic:nvPicPr>
+                  <pic:blipFill>
+                    <a:blip r:embed="rId25">
+                      <a:extLst>
+                        <a:ext uri="{28A0092B-C50C-407E-A947-70E740481C1C}">
+                          <a14:useLocalDpi xmlns:a14="http://schemas.microsoft.com/office/drawing/2010/main" val="0"/>
+                        </a:ext>
+                      </a:extLst>
+                    </a:blip>
+                    <a:stretch>
+                      <a:fillRect/>
+                    </a:stretch>
+                  </pic:blipFill>
+                  <pic:spPr>
+                    <a:xfrm>
+                      <a:off x="0" y="0"/>
+                      <a:ext cx="1888907" cy="1620000"/>
+                    </a:xfrm>
+                    <a:prstGeom prst="rect">
+                      <a:avLst/>
+                    </a:prstGeom>
+                  </pic:spPr>
+                </pic:pic>
+              </a:graphicData>
+            </a:graphic>
+          </wp:inline>
+        </w:drawing>
+      </w:r>
     </w:p>
     <w:p>
       <w:pPr>
@@ -12998,6 +13116,7 @@
         </w:rPr>
       </w:pPr>
       <w:r>
+        <w:lastRenderedPageBreak/>
         <w:t>We define, Forest</w:t>
       </w:r>
       <w:r>
@@ -13509,7 +13628,6 @@
           <w:noProof/>
           <w:lang w:val="en-GB" w:eastAsia="en-GB"/>
         </w:rPr>
-        <w:lastRenderedPageBreak/>
         <w:drawing>
           <wp:inline distT="0" distB="0" distL="0" distR="0" wp14:anchorId="240BF843" wp14:editId="7A3FE4CC">
             <wp:extent cx="5943600" cy="2162175"/>
@@ -13526,7 +13644,7 @@
                     <pic:cNvPicPr/>
                   </pic:nvPicPr>
                   <pic:blipFill>
-                    <a:blip r:embed="rId25" cstate="print">
+                    <a:blip r:embed="rId26" cstate="print">
                       <a:extLst>
                         <a:ext uri="{28A0092B-C50C-407E-A947-70E740481C1C}">
                           <a14:useLocalDpi xmlns:a14="http://schemas.microsoft.com/office/drawing/2010/main" val="0"/>
@@ -13583,6 +13701,7 @@
           <w:noProof/>
           <w:lang w:val="en-GB" w:eastAsia="en-GB"/>
         </w:rPr>
+        <w:lastRenderedPageBreak/>
         <w:drawing>
           <wp:inline distT="0" distB="0" distL="0" distR="0" wp14:anchorId="00396ABD" wp14:editId="35C07541">
             <wp:extent cx="5943600" cy="1628775"/>
@@ -13599,7 +13718,7 @@
                     <pic:cNvPicPr/>
                   </pic:nvPicPr>
                   <pic:blipFill>
-                    <a:blip r:embed="rId26" cstate="print">
+                    <a:blip r:embed="rId27" cstate="print">
                       <a:extLst>
                         <a:ext uri="{28A0092B-C50C-407E-A947-70E740481C1C}">
                           <a14:useLocalDpi xmlns:a14="http://schemas.microsoft.com/office/drawing/2010/main" val="0"/>
@@ -13680,7 +13799,7 @@
                     <pic:cNvPicPr/>
                   </pic:nvPicPr>
                   <pic:blipFill>
-                    <a:blip r:embed="rId27" cstate="print">
+                    <a:blip r:embed="rId28" cstate="print">
                       <a:extLst>
                         <a:ext uri="{28A0092B-C50C-407E-A947-70E740481C1C}">
                           <a14:useLocalDpi xmlns:a14="http://schemas.microsoft.com/office/drawing/2010/main" val="0"/>
@@ -13758,7 +13877,6 @@
           <w:sz w:val="22"/>
           <w:szCs w:val="22"/>
         </w:rPr>
-        <w:lastRenderedPageBreak/>
         <w:drawing>
           <wp:inline distT="0" distB="0" distL="0" distR="0" wp14:anchorId="135AF0ED" wp14:editId="29AE294B">
             <wp:extent cx="4222679" cy="1836144"/>
@@ -13775,7 +13893,7 @@
                     <pic:cNvPicPr/>
                   </pic:nvPicPr>
                   <pic:blipFill>
-                    <a:blip r:embed="rId28" cstate="print">
+                    <a:blip r:embed="rId29" cstate="print">
                       <a:extLst>
                         <a:ext uri="{28A0092B-C50C-407E-A947-70E740481C1C}">
                           <a14:useLocalDpi xmlns:a14="http://schemas.microsoft.com/office/drawing/2010/main" val="0"/>
@@ -14286,7 +14404,7 @@
                     <pic:cNvPicPr/>
                   </pic:nvPicPr>
                   <pic:blipFill>
-                    <a:blip r:embed="rId29">
+                    <a:blip r:embed="rId30">
                       <a:extLst>
                         <a:ext uri="{28A0092B-C50C-407E-A947-70E740481C1C}">
                           <a14:useLocalDpi xmlns:a14="http://schemas.microsoft.com/office/drawing/2010/main" val="0"/>
